--- a/Отчет_Трускалов.docx
+++ b/Отчет_Трускалов.docx
@@ -27,7 +27,7 @@
         <w:pStyle w:val="Normal"/>
         <w:widowControl w:val="false"/>
         <w:spacing w:lineRule="auto" w:line="240"/>
-        <w:ind w:hanging="0"/>
+        <w:ind w:left="0" w:right="0" w:hanging="0"/>
         <w:jc w:val="center"/>
         <w:rPr>
           <w:rFonts w:eastAsia="Times New Roman" w:cs="Times New Roman"/>
@@ -49,7 +49,7 @@
         <w:pStyle w:val="Normal"/>
         <w:widowControl w:val="false"/>
         <w:spacing w:lineRule="auto" w:line="240"/>
-        <w:ind w:hanging="0"/>
+        <w:ind w:left="0" w:right="0" w:hanging="0"/>
         <w:jc w:val="center"/>
         <w:rPr>
           <w:rFonts w:eastAsia="Times New Roman" w:cs="Times New Roman"/>
@@ -71,7 +71,7 @@
         <w:pStyle w:val="Normal"/>
         <w:widowControl w:val="false"/>
         <w:spacing w:lineRule="auto" w:line="240"/>
-        <w:ind w:hanging="0"/>
+        <w:ind w:left="0" w:right="0" w:hanging="0"/>
         <w:jc w:val="center"/>
         <w:rPr>
           <w:rFonts w:eastAsia="Times New Roman" w:cs="Times New Roman"/>
@@ -93,7 +93,7 @@
         <w:pStyle w:val="Normal"/>
         <w:widowControl w:val="false"/>
         <w:spacing w:lineRule="auto" w:line="240"/>
-        <w:ind w:hanging="0"/>
+        <w:ind w:left="0" w:right="0" w:hanging="0"/>
         <w:jc w:val="center"/>
         <w:rPr>
           <w:rFonts w:eastAsia="Times New Roman" w:cs="Times New Roman"/>
@@ -115,7 +115,7 @@
         <w:pStyle w:val="Normal"/>
         <w:widowControl w:val="false"/>
         <w:spacing w:lineRule="auto" w:line="240"/>
-        <w:ind w:firstLine="851"/>
+        <w:ind w:left="0" w:right="0" w:firstLine="851"/>
         <w:rPr>
           <w:rFonts w:eastAsia="Times New Roman" w:cs="Times New Roman"/>
           <w:szCs w:val="20"/>
@@ -135,14 +135,9 @@
         <w:pStyle w:val="Normal"/>
         <w:widowControl w:val="false"/>
         <w:spacing w:lineRule="auto" w:line="240"/>
-        <w:ind w:hanging="0"/>
+        <w:ind w:left="0" w:right="0" w:hanging="0"/>
         <w:jc w:val="center"/>
-        <w:rPr>
-          <w:rFonts w:eastAsia="Times New Roman" w:cs="Times New Roman"/>
-          <w:sz w:val="20"/>
-          <w:szCs w:val="20"/>
-          <w:lang w:eastAsia="ru-RU"/>
-        </w:rPr>
+        <w:rPr/>
       </w:pPr>
       <w:r>
         <w:rPr>
@@ -187,14 +182,9 @@
         <w:pStyle w:val="Normal"/>
         <w:widowControl w:val="false"/>
         <w:spacing w:lineRule="auto" w:line="240"/>
-        <w:ind w:hanging="0"/>
+        <w:ind w:left="0" w:right="0" w:hanging="0"/>
         <w:jc w:val="center"/>
-        <w:rPr>
-          <w:rFonts w:eastAsia="Times New Roman" w:cs="Times New Roman"/>
-          <w:sz w:val="20"/>
-          <w:szCs w:val="20"/>
-          <w:lang w:eastAsia="ru-RU"/>
-        </w:rPr>
+        <w:rPr/>
       </w:pPr>
       <w:r>
         <w:rPr>
@@ -233,7 +223,7 @@
         <w:pStyle w:val="Normal"/>
         <w:widowControl w:val="false"/>
         <w:spacing w:lineRule="auto" w:line="240"/>
-        <w:ind w:hanging="0"/>
+        <w:ind w:left="0" w:right="0" w:hanging="0"/>
         <w:jc w:val="center"/>
         <w:rPr>
           <w:rFonts w:eastAsia="Times New Roman" w:cs="Times New Roman"/>
@@ -256,7 +246,7 @@
         <w:pStyle w:val="Normal"/>
         <w:widowControl w:val="false"/>
         <w:spacing w:lineRule="auto" w:line="240"/>
-        <w:ind w:left="5624" w:hanging="0"/>
+        <w:ind w:left="5624" w:right="0" w:hanging="0"/>
         <w:jc w:val="left"/>
         <w:rPr>
           <w:rFonts w:eastAsia="Times New Roman" w:cs="Times New Roman"/>
@@ -277,7 +267,7 @@
         <w:pStyle w:val="Normal"/>
         <w:widowControl w:val="false"/>
         <w:spacing w:lineRule="auto" w:line="240"/>
-        <w:ind w:left="5624" w:hanging="0"/>
+        <w:ind w:left="5624" w:right="0" w:hanging="0"/>
         <w:jc w:val="left"/>
         <w:rPr>
           <w:rFonts w:eastAsia="Times New Roman" w:cs="Times New Roman"/>
@@ -298,7 +288,7 @@
         <w:pStyle w:val="Normal"/>
         <w:widowControl w:val="false"/>
         <w:spacing w:lineRule="auto" w:line="240"/>
-        <w:ind w:left="5624" w:hanging="0"/>
+        <w:ind w:left="5624" w:right="0" w:hanging="0"/>
         <w:jc w:val="left"/>
         <w:rPr>
           <w:rFonts w:eastAsia="Times New Roman" w:cs="Times New Roman"/>
@@ -351,7 +341,7 @@
         <w:pStyle w:val="Normal"/>
         <w:widowControl w:val="false"/>
         <w:spacing w:lineRule="auto" w:line="240"/>
-        <w:ind w:hanging="0"/>
+        <w:ind w:left="0" w:right="0" w:hanging="0"/>
         <w:jc w:val="center"/>
         <w:rPr>
           <w:rFonts w:eastAsia="Times New Roman" w:cs="Times New Roman"/>
@@ -378,7 +368,7 @@
         <w:pStyle w:val="Normal"/>
         <w:widowControl w:val="false"/>
         <w:spacing w:lineRule="auto" w:line="240"/>
-        <w:ind w:hanging="0"/>
+        <w:ind w:left="0" w:right="0" w:hanging="0"/>
         <w:jc w:val="center"/>
         <w:rPr>
           <w:rFonts w:eastAsia="Times New Roman" w:cs="Times New Roman"/>
@@ -401,7 +391,7 @@
         <w:pStyle w:val="Normal"/>
         <w:widowControl w:val="false"/>
         <w:spacing w:lineRule="auto" w:line="240"/>
-        <w:ind w:hanging="0"/>
+        <w:ind w:left="0" w:right="0" w:hanging="0"/>
         <w:jc w:val="center"/>
         <w:rPr>
           <w:rFonts w:eastAsia="Times New Roman" w:cs="Times New Roman"/>
@@ -442,7 +432,7 @@
         <w:pStyle w:val="Normal"/>
         <w:widowControl w:val="false"/>
         <w:spacing w:lineRule="auto" w:line="240"/>
-        <w:ind w:hanging="0"/>
+        <w:ind w:left="0" w:right="0" w:hanging="0"/>
         <w:jc w:val="center"/>
         <w:rPr>
           <w:rFonts w:eastAsia="Times New Roman" w:cs="Times New Roman"/>
@@ -466,7 +456,7 @@
         <w:pStyle w:val="Normal"/>
         <w:widowControl w:val="false"/>
         <w:spacing w:lineRule="auto" w:line="240"/>
-        <w:ind w:hanging="0"/>
+        <w:ind w:left="0" w:right="0" w:hanging="0"/>
         <w:jc w:val="center"/>
         <w:rPr>
           <w:rFonts w:eastAsia="Times New Roman" w:cs="Times New Roman"/>
@@ -505,7 +495,7 @@
         <w:pStyle w:val="Normal"/>
         <w:widowControl w:val="false"/>
         <w:spacing w:lineRule="auto" w:line="240"/>
-        <w:ind w:hanging="0"/>
+        <w:ind w:left="0" w:right="0" w:hanging="0"/>
         <w:jc w:val="center"/>
         <w:rPr>
           <w:rFonts w:eastAsia="Times New Roman" w:cs="Times New Roman"/>
@@ -529,7 +519,7 @@
         <w:pStyle w:val="Normal"/>
         <w:widowControl w:val="false"/>
         <w:spacing w:lineRule="auto" w:line="240"/>
-        <w:ind w:hanging="0"/>
+        <w:ind w:left="0" w:right="0" w:hanging="0"/>
         <w:jc w:val="center"/>
         <w:rPr>
           <w:rFonts w:eastAsia="Times New Roman" w:cs="Times New Roman"/>
@@ -552,7 +542,7 @@
         <w:pStyle w:val="Normal"/>
         <w:widowControl w:val="false"/>
         <w:spacing w:lineRule="auto" w:line="240"/>
-        <w:ind w:hanging="0"/>
+        <w:ind w:left="0" w:right="0" w:hanging="0"/>
         <w:jc w:val="center"/>
         <w:rPr>
           <w:rFonts w:eastAsia="Times New Roman" w:cs="Times New Roman"/>
@@ -573,7 +563,7 @@
         <w:pStyle w:val="Normal"/>
         <w:widowControl w:val="false"/>
         <w:spacing w:lineRule="auto" w:line="240"/>
-        <w:ind w:hanging="0"/>
+        <w:ind w:left="0" w:right="0" w:hanging="0"/>
         <w:jc w:val="center"/>
         <w:rPr>
           <w:rFonts w:eastAsia="Times New Roman" w:cs="Times New Roman"/>
@@ -594,7 +584,7 @@
         <w:pStyle w:val="Normal"/>
         <w:widowControl w:val="false"/>
         <w:spacing w:lineRule="auto" w:line="240"/>
-        <w:ind w:hanging="0"/>
+        <w:ind w:left="0" w:right="0" w:hanging="0"/>
         <w:jc w:val="center"/>
         <w:rPr>
           <w:rFonts w:eastAsia="Times New Roman" w:cs="Times New Roman"/>
@@ -615,7 +605,7 @@
         <w:pStyle w:val="Normal"/>
         <w:widowControl w:val="false"/>
         <w:spacing w:lineRule="auto" w:line="240"/>
-        <w:ind w:hanging="0"/>
+        <w:ind w:left="0" w:right="0" w:hanging="0"/>
         <w:jc w:val="center"/>
         <w:rPr>
           <w:rFonts w:eastAsia="Times New Roman" w:cs="Times New Roman"/>
@@ -636,7 +626,7 @@
         <w:pStyle w:val="Normal"/>
         <w:widowControl w:val="false"/>
         <w:spacing w:lineRule="auto" w:line="240"/>
-        <w:ind w:hanging="0"/>
+        <w:ind w:left="0" w:right="0" w:hanging="0"/>
         <w:jc w:val="center"/>
         <w:rPr>
           <w:rFonts w:eastAsia="Times New Roman" w:cs="Times New Roman"/>
@@ -657,7 +647,7 @@
         <w:pStyle w:val="Normal"/>
         <w:widowControl w:val="false"/>
         <w:spacing w:lineRule="auto" w:line="240"/>
-        <w:ind w:hanging="0"/>
+        <w:ind w:left="0" w:right="0" w:hanging="0"/>
         <w:jc w:val="center"/>
         <w:rPr>
           <w:rFonts w:eastAsia="Times New Roman" w:cs="Times New Roman"/>
@@ -678,7 +668,7 @@
         <w:pStyle w:val="Normal"/>
         <w:widowControl w:val="false"/>
         <w:spacing w:lineRule="auto" w:line="240"/>
-        <w:ind w:hanging="0"/>
+        <w:ind w:left="0" w:right="0" w:hanging="0"/>
         <w:jc w:val="center"/>
         <w:rPr>
           <w:rFonts w:eastAsia="Times New Roman" w:cs="Times New Roman"/>
@@ -699,7 +689,7 @@
         <w:pStyle w:val="Normal"/>
         <w:widowControl w:val="false"/>
         <w:spacing w:lineRule="auto" w:line="240"/>
-        <w:ind w:hanging="0"/>
+        <w:ind w:left="0" w:right="0" w:hanging="0"/>
         <w:jc w:val="center"/>
         <w:rPr>
           <w:rFonts w:eastAsia="Times New Roman" w:cs="Times New Roman"/>
@@ -720,7 +710,7 @@
         <w:pStyle w:val="Normal"/>
         <w:widowControl w:val="false"/>
         <w:spacing w:lineRule="auto" w:line="240"/>
-        <w:ind w:hanging="0"/>
+        <w:ind w:left="0" w:right="0" w:hanging="0"/>
         <w:jc w:val="center"/>
         <w:rPr>
           <w:rFonts w:eastAsia="Times New Roman" w:cs="Times New Roman"/>
@@ -741,7 +731,7 @@
         <w:pStyle w:val="Normal"/>
         <w:widowControl w:val="false"/>
         <w:spacing w:lineRule="auto" w:line="240"/>
-        <w:ind w:hanging="0"/>
+        <w:ind w:left="0" w:right="0" w:hanging="0"/>
         <w:jc w:val="center"/>
         <w:rPr>
           <w:rFonts w:eastAsia="Times New Roman" w:cs="Times New Roman"/>
@@ -762,7 +752,7 @@
         <w:pStyle w:val="Normal"/>
         <w:widowControl w:val="false"/>
         <w:spacing w:lineRule="auto" w:line="240"/>
-        <w:ind w:hanging="0"/>
+        <w:ind w:left="0" w:right="0" w:hanging="0"/>
         <w:jc w:val="center"/>
         <w:rPr>
           <w:rFonts w:eastAsia="Times New Roman" w:cs="Times New Roman"/>
@@ -783,7 +773,7 @@
         <w:pStyle w:val="Normal"/>
         <w:widowControl w:val="false"/>
         <w:spacing w:lineRule="auto" w:line="240"/>
-        <w:ind w:hanging="0"/>
+        <w:ind w:left="0" w:right="0" w:hanging="0"/>
         <w:jc w:val="center"/>
         <w:rPr>
           <w:rFonts w:eastAsia="Times New Roman" w:cs="Times New Roman"/>
@@ -806,7 +796,7 @@
         <w:pStyle w:val="Normal"/>
         <w:widowControl w:val="false"/>
         <w:spacing w:lineRule="auto" w:line="240"/>
-        <w:ind w:firstLine="851"/>
+        <w:ind w:left="0" w:right="0" w:firstLine="851"/>
         <w:rPr>
           <w:rFonts w:eastAsia="Times New Roman" w:cs="Times New Roman"/>
           <w:szCs w:val="20"/>
@@ -830,13 +820,9 @@
           <w:tab w:val="left" w:pos="704" w:leader="none"/>
         </w:tabs>
         <w:spacing w:lineRule="auto" w:line="240"/>
-        <w:ind w:hanging="0"/>
+        <w:ind w:left="0" w:right="0" w:hanging="0"/>
         <w:jc w:val="left"/>
-        <w:rPr>
-          <w:rFonts w:eastAsia="Times New Roman" w:cs="Times New Roman"/>
-          <w:szCs w:val="28"/>
-          <w:lang w:eastAsia="ru-RU"/>
-        </w:rPr>
+        <w:rPr/>
       </w:pPr>
       <w:r>
         <w:rPr>
@@ -889,13 +875,9 @@
         <w:pStyle w:val="Normal"/>
         <w:widowControl w:val="false"/>
         <w:spacing w:lineRule="auto" w:line="240"/>
-        <w:ind w:left="612" w:hanging="0"/>
+        <w:ind w:left="612" w:right="0" w:hanging="0"/>
         <w:jc w:val="left"/>
-        <w:rPr>
-          <w:rFonts w:eastAsia="Times New Roman" w:cs="Times New Roman"/>
-          <w:szCs w:val="28"/>
-          <w:lang w:eastAsia="ru-RU"/>
-        </w:rPr>
+        <w:rPr/>
       </w:pPr>
       <w:r>
         <w:rPr>
@@ -933,13 +915,9 @@
           <w:tab w:val="left" w:pos="704" w:leader="none"/>
         </w:tabs>
         <w:spacing w:lineRule="auto" w:line="240"/>
-        <w:ind w:hanging="0"/>
+        <w:ind w:left="0" w:right="0" w:hanging="0"/>
         <w:jc w:val="left"/>
-        <w:rPr>
-          <w:rFonts w:eastAsia="Times New Roman" w:cs="Times New Roman"/>
-          <w:szCs w:val="28"/>
-          <w:lang w:eastAsia="ru-RU"/>
-        </w:rPr>
+        <w:rPr/>
       </w:pPr>
       <w:r>
         <w:rPr>
@@ -993,11 +971,12 @@
         <w:pStyle w:val="Normal"/>
         <w:widowControl w:val="false"/>
         <w:spacing w:lineRule="auto" w:line="240"/>
-        <w:ind w:left="612" w:hanging="0"/>
+        <w:ind w:left="612" w:right="0" w:hanging="0"/>
         <w:jc w:val="left"/>
         <w:rPr>
           <w:rFonts w:eastAsia="Times New Roman" w:cs="Times New Roman"/>
-          <w:szCs w:val="28"/>
+          <w:sz w:val="20"/>
+          <w:szCs w:val="20"/>
           <w:lang w:eastAsia="ru-RU"/>
         </w:rPr>
       </w:pPr>
@@ -1025,14 +1004,9 @@
         <w:pStyle w:val="Normal"/>
         <w:widowControl w:val="false"/>
         <w:spacing w:lineRule="auto" w:line="240"/>
-        <w:ind w:hanging="0"/>
+        <w:ind w:left="0" w:right="0" w:hanging="0"/>
         <w:jc w:val="left"/>
-        <w:rPr>
-          <w:rFonts w:eastAsia="Times New Roman" w:cs="Times New Roman"/>
-          <w:szCs w:val="28"/>
-          <w:u w:val="single"/>
-          <w:lang w:eastAsia="ru-RU"/>
-        </w:rPr>
+        <w:rPr/>
       </w:pPr>
       <w:r>
         <w:rPr>
@@ -1105,7 +1079,7 @@
         <w:pStyle w:val="Normal"/>
         <w:widowControl w:val="false"/>
         <w:spacing w:lineRule="auto" w:line="240"/>
-        <w:ind w:hanging="0"/>
+        <w:ind w:left="0" w:right="0" w:hanging="0"/>
         <w:jc w:val="left"/>
         <w:rPr>
           <w:rFonts w:eastAsia="Times New Roman" w:cs="Times New Roman"/>
@@ -1140,7 +1114,7 @@
         <w:pStyle w:val="Normal"/>
         <w:widowControl w:val="false"/>
         <w:spacing w:lineRule="auto" w:line="240"/>
-        <w:ind w:left="612" w:hanging="0"/>
+        <w:ind w:left="612" w:right="0" w:hanging="0"/>
         <w:jc w:val="left"/>
         <w:rPr>
           <w:rFonts w:eastAsia="Times New Roman" w:cs="Times New Roman"/>
@@ -1163,7 +1137,7 @@
         <w:pStyle w:val="Normal"/>
         <w:widowControl w:val="false"/>
         <w:spacing w:lineRule="auto" w:line="240"/>
-        <w:ind w:left="612" w:hanging="0"/>
+        <w:ind w:left="612" w:right="0" w:hanging="0"/>
         <w:jc w:val="left"/>
         <w:rPr>
           <w:rFonts w:eastAsia="Times New Roman" w:cs="Times New Roman"/>
@@ -1186,7 +1160,7 @@
         <w:pStyle w:val="Normal"/>
         <w:widowControl w:val="false"/>
         <w:spacing w:lineRule="auto" w:line="240"/>
-        <w:ind w:hanging="0"/>
+        <w:ind w:left="0" w:right="0" w:hanging="0"/>
         <w:jc w:val="center"/>
         <w:rPr>
           <w:rFonts w:eastAsia="Times New Roman" w:cs="Times New Roman"/>
@@ -1207,7 +1181,7 @@
         <w:pStyle w:val="Normal"/>
         <w:widowControl w:val="false"/>
         <w:spacing w:lineRule="auto" w:line="240"/>
-        <w:ind w:hanging="0"/>
+        <w:ind w:left="0" w:right="0" w:hanging="0"/>
         <w:jc w:val="center"/>
         <w:rPr>
           <w:rFonts w:eastAsia="Times New Roman" w:cs="Times New Roman"/>
@@ -1228,7 +1202,7 @@
         <w:pStyle w:val="Normal"/>
         <w:widowControl w:val="false"/>
         <w:spacing w:lineRule="auto" w:line="240"/>
-        <w:ind w:hanging="0"/>
+        <w:ind w:left="0" w:right="0" w:hanging="0"/>
         <w:jc w:val="center"/>
         <w:rPr>
           <w:rFonts w:eastAsia="Times New Roman" w:cs="Times New Roman"/>
@@ -1249,7 +1223,7 @@
         <w:pStyle w:val="Normal"/>
         <w:widowControl w:val="false"/>
         <w:spacing w:lineRule="auto" w:line="240"/>
-        <w:ind w:hanging="0"/>
+        <w:ind w:left="0" w:right="0" w:hanging="0"/>
         <w:jc w:val="center"/>
         <w:rPr>
           <w:rFonts w:eastAsia="Times New Roman" w:cs="Times New Roman"/>
@@ -1298,29 +1272,23 @@
               <w:tab w:val="clear" w:pos="708"/>
               <w:tab w:val="right" w:pos="9345" w:leader="dot"/>
             </w:tabs>
-            <w:rPr>
-              <w:rFonts w:ascii="Calibri" w:hAnsi="Calibri" w:eastAsia="" w:asciiTheme="minorHAnsi" w:eastAsiaTheme="minorEastAsia" w:hAnsiTheme="minorHAnsi"/>
-              <w:kern w:val="2"/>
-              <w:sz w:val="22"/>
-              <w:lang w:eastAsia="ru-RU"/>
-              <w14:ligatures w14:val="standardContextual"/>
-            </w:rPr>
+            <w:rPr/>
           </w:pPr>
           <w:r>
             <w:fldChar w:fldCharType="begin"/>
           </w:r>
           <w:r>
             <w:rPr>
-              <w:webHidden/>
               <w:rStyle w:val="IndexLink"/>
+              <w:vanish w:val="false"/>
               <w:lang w:bidi="ru-RU"/>
             </w:rPr>
-            <w:instrText xml:space="preserve"> TOC \z \o "1-3" \u \h</w:instrText>
+            <w:instrText xml:space="preserve"> TOC \o "1-3" \h</w:instrText>
           </w:r>
           <w:r>
             <w:rPr>
-              <w:webHidden/>
               <w:rStyle w:val="IndexLink"/>
+              <w:vanish w:val="false"/>
               <w:lang w:bidi="ru-RU"/>
             </w:rPr>
             <w:fldChar w:fldCharType="separate"/>
@@ -1328,12 +1296,14 @@
           <w:hyperlink w:anchor="_Toc178368286">
             <w:r>
               <w:rPr>
-                <w:webHidden/>
                 <w:rStyle w:val="IndexLink"/>
+                <w:vanish w:val="false"/>
                 <w:lang w:bidi="ru-RU"/>
               </w:rPr>
               <w:t>Основная часть</w:t>
             </w:r>
+          </w:hyperlink>
+          <w:hyperlink w:anchor="_Toc178368286">
             <w:r>
               <w:rPr>
                 <w:webHidden/>
@@ -1376,33 +1346,72 @@
               <w:tab w:val="left" w:pos="1540" w:leader="none"/>
               <w:tab w:val="right" w:pos="9345" w:leader="dot"/>
             </w:tabs>
-            <w:rPr>
-              <w:rFonts w:ascii="Calibri" w:hAnsi="Calibri" w:eastAsia="" w:asciiTheme="minorHAnsi" w:eastAsiaTheme="minorEastAsia" w:hAnsiTheme="minorHAnsi"/>
-              <w:kern w:val="2"/>
-              <w:sz w:val="22"/>
-              <w:lang w:eastAsia="ru-RU"/>
-              <w14:ligatures w14:val="standardContextual"/>
-            </w:rPr>
+            <w:rPr/>
           </w:pPr>
           <w:hyperlink w:anchor="_Toc178368287">
             <w:r>
               <w:rPr>
-                <w:webHidden/>
                 <w:rStyle w:val="IndexLink"/>
+                <w:vanish w:val="false"/>
                 <w:lang w:bidi="ru-RU"/>
               </w:rPr>
               <w:t>1.</w:t>
             </w:r>
+          </w:hyperlink>
+          <w:hyperlink w:anchor="_Toc178368287">
+            <w:r>
+              <w:rPr>
+                <w:webHidden/>
+              </w:rPr>
+              <w:fldChar w:fldCharType="begin"/>
+            </w:r>
+            <w:r>
+              <w:rPr>
+                <w:webHidden/>
+              </w:rPr>
+              <w:instrText xml:space="preserve">PAGEREF _Toc178368287 \h</w:instrText>
+            </w:r>
+            <w:r>
+              <w:rPr>
+                <w:webHidden/>
+              </w:rPr>
+              <w:fldChar w:fldCharType="separate"/>
+            </w:r>
             <w:r>
               <w:rPr>
                 <w:rStyle w:val="IndexLink"/>
-                <w:rFonts w:eastAsia="" w:ascii="Calibri" w:hAnsi="Calibri" w:asciiTheme="minorHAnsi" w:eastAsiaTheme="minorEastAsia" w:hAnsiTheme="minorHAnsi"/>
+                <w:rFonts w:ascii="Calibri" w:hAnsi="Calibri"/>
                 <w:kern w:val="2"/>
                 <w:sz w:val="22"/>
                 <w:lang w:eastAsia="ru-RU"/>
-                <w14:ligatures w14:val="standardContextual"/>
               </w:rPr>
               <w:tab/>
+            </w:r>
+            <w:r>
+              <w:rPr>
+                <w:webHidden/>
+              </w:rPr>
+              <w:fldChar w:fldCharType="end"/>
+            </w:r>
+          </w:hyperlink>
+          <w:hyperlink w:anchor="_Toc178368287">
+            <w:r>
+              <w:rPr>
+                <w:webHidden/>
+              </w:rPr>
+              <w:fldChar w:fldCharType="begin"/>
+            </w:r>
+            <w:r>
+              <w:rPr>
+                <w:webHidden/>
+              </w:rPr>
+              <w:instrText xml:space="preserve">PAGEREF _Toc178368287 \h</w:instrText>
+            </w:r>
+            <w:r>
+              <w:rPr>
+                <w:webHidden/>
+              </w:rPr>
+              <w:fldChar w:fldCharType="separate"/>
             </w:r>
             <w:r>
               <w:rPr>
@@ -1411,6 +1420,14 @@
               </w:rPr>
               <w:t>Индивидуальное задание на практику</w:t>
             </w:r>
+            <w:r>
+              <w:rPr>
+                <w:webHidden/>
+              </w:rPr>
+              <w:fldChar w:fldCharType="end"/>
+            </w:r>
+          </w:hyperlink>
+          <w:hyperlink w:anchor="_Toc178368287">
             <w:r>
               <w:rPr>
                 <w:webHidden/>
@@ -1453,33 +1470,72 @@
               <w:tab w:val="left" w:pos="1909" w:leader="none"/>
               <w:tab w:val="right" w:pos="9345" w:leader="dot"/>
             </w:tabs>
-            <w:rPr>
-              <w:rFonts w:ascii="Calibri" w:hAnsi="Calibri" w:eastAsia="" w:asciiTheme="minorHAnsi" w:eastAsiaTheme="minorEastAsia" w:hAnsiTheme="minorHAnsi"/>
-              <w:kern w:val="2"/>
-              <w:sz w:val="22"/>
-              <w:lang w:eastAsia="ru-RU"/>
-              <w14:ligatures w14:val="standardContextual"/>
-            </w:rPr>
+            <w:rPr/>
           </w:pPr>
           <w:hyperlink w:anchor="_Toc178368288">
             <w:r>
               <w:rPr>
-                <w:webHidden/>
                 <w:rStyle w:val="IndexLink"/>
+                <w:vanish w:val="false"/>
                 <w:lang w:bidi="ru-RU"/>
               </w:rPr>
               <w:t>1.1.</w:t>
             </w:r>
+          </w:hyperlink>
+          <w:hyperlink w:anchor="_Toc178368288">
+            <w:r>
+              <w:rPr>
+                <w:webHidden/>
+              </w:rPr>
+              <w:fldChar w:fldCharType="begin"/>
+            </w:r>
+            <w:r>
+              <w:rPr>
+                <w:webHidden/>
+              </w:rPr>
+              <w:instrText xml:space="preserve">PAGEREF _Toc178368288 \h</w:instrText>
+            </w:r>
+            <w:r>
+              <w:rPr>
+                <w:webHidden/>
+              </w:rPr>
+              <w:fldChar w:fldCharType="separate"/>
+            </w:r>
             <w:r>
               <w:rPr>
                 <w:rStyle w:val="IndexLink"/>
-                <w:rFonts w:eastAsia="" w:ascii="Calibri" w:hAnsi="Calibri" w:asciiTheme="minorHAnsi" w:eastAsiaTheme="minorEastAsia" w:hAnsiTheme="minorHAnsi"/>
+                <w:rFonts w:ascii="Calibri" w:hAnsi="Calibri"/>
                 <w:kern w:val="2"/>
                 <w:sz w:val="22"/>
                 <w:lang w:eastAsia="ru-RU"/>
-                <w14:ligatures w14:val="standardContextual"/>
               </w:rPr>
               <w:tab/>
+            </w:r>
+            <w:r>
+              <w:rPr>
+                <w:webHidden/>
+              </w:rPr>
+              <w:fldChar w:fldCharType="end"/>
+            </w:r>
+          </w:hyperlink>
+          <w:hyperlink w:anchor="_Toc178368288">
+            <w:r>
+              <w:rPr>
+                <w:webHidden/>
+              </w:rPr>
+              <w:fldChar w:fldCharType="begin"/>
+            </w:r>
+            <w:r>
+              <w:rPr>
+                <w:webHidden/>
+              </w:rPr>
+              <w:instrText xml:space="preserve">PAGEREF _Toc178368288 \h</w:instrText>
+            </w:r>
+            <w:r>
+              <w:rPr>
+                <w:webHidden/>
+              </w:rPr>
+              <w:fldChar w:fldCharType="separate"/>
             </w:r>
             <w:r>
               <w:rPr>
@@ -1488,6 +1544,14 @@
               </w:rPr>
               <w:t>Работа с окружениями</w:t>
             </w:r>
+            <w:r>
+              <w:rPr>
+                <w:webHidden/>
+              </w:rPr>
+              <w:fldChar w:fldCharType="end"/>
+            </w:r>
+          </w:hyperlink>
+          <w:hyperlink w:anchor="_Toc178368288">
             <w:r>
               <w:rPr>
                 <w:webHidden/>
@@ -1530,33 +1594,72 @@
               <w:tab w:val="left" w:pos="1909" w:leader="none"/>
               <w:tab w:val="right" w:pos="9345" w:leader="dot"/>
             </w:tabs>
-            <w:rPr>
-              <w:rFonts w:ascii="Calibri" w:hAnsi="Calibri" w:eastAsia="" w:asciiTheme="minorHAnsi" w:eastAsiaTheme="minorEastAsia" w:hAnsiTheme="minorHAnsi"/>
-              <w:kern w:val="2"/>
-              <w:sz w:val="22"/>
-              <w:lang w:eastAsia="ru-RU"/>
-              <w14:ligatures w14:val="standardContextual"/>
-            </w:rPr>
+            <w:rPr/>
           </w:pPr>
           <w:hyperlink w:anchor="_Toc178368289">
             <w:r>
               <w:rPr>
-                <w:webHidden/>
                 <w:rStyle w:val="IndexLink"/>
+                <w:vanish w:val="false"/>
                 <w:lang w:bidi="ru-RU"/>
               </w:rPr>
               <w:t>1.2.</w:t>
             </w:r>
+          </w:hyperlink>
+          <w:hyperlink w:anchor="_Toc178368289">
+            <w:r>
+              <w:rPr>
+                <w:webHidden/>
+              </w:rPr>
+              <w:fldChar w:fldCharType="begin"/>
+            </w:r>
+            <w:r>
+              <w:rPr>
+                <w:webHidden/>
+              </w:rPr>
+              <w:instrText xml:space="preserve">PAGEREF _Toc178368289 \h</w:instrText>
+            </w:r>
+            <w:r>
+              <w:rPr>
+                <w:webHidden/>
+              </w:rPr>
+              <w:fldChar w:fldCharType="separate"/>
+            </w:r>
             <w:r>
               <w:rPr>
                 <w:rStyle w:val="IndexLink"/>
-                <w:rFonts w:eastAsia="" w:ascii="Calibri" w:hAnsi="Calibri" w:asciiTheme="minorHAnsi" w:eastAsiaTheme="minorEastAsia" w:hAnsiTheme="minorHAnsi"/>
+                <w:rFonts w:ascii="Calibri" w:hAnsi="Calibri"/>
                 <w:kern w:val="2"/>
                 <w:sz w:val="22"/>
                 <w:lang w:eastAsia="ru-RU"/>
-                <w14:ligatures w14:val="standardContextual"/>
               </w:rPr>
               <w:tab/>
+            </w:r>
+            <w:r>
+              <w:rPr>
+                <w:webHidden/>
+              </w:rPr>
+              <w:fldChar w:fldCharType="end"/>
+            </w:r>
+          </w:hyperlink>
+          <w:hyperlink w:anchor="_Toc178368289">
+            <w:r>
+              <w:rPr>
+                <w:webHidden/>
+              </w:rPr>
+              <w:fldChar w:fldCharType="begin"/>
+            </w:r>
+            <w:r>
+              <w:rPr>
+                <w:webHidden/>
+              </w:rPr>
+              <w:instrText xml:space="preserve">PAGEREF _Toc178368289 \h</w:instrText>
+            </w:r>
+            <w:r>
+              <w:rPr>
+                <w:webHidden/>
+              </w:rPr>
+              <w:fldChar w:fldCharType="separate"/>
             </w:r>
             <w:r>
               <w:rPr>
@@ -1565,6 +1668,14 @@
               </w:rPr>
               <w:t>Разработка приложения в окружении</w:t>
             </w:r>
+            <w:r>
+              <w:rPr>
+                <w:webHidden/>
+              </w:rPr>
+              <w:fldChar w:fldCharType="end"/>
+            </w:r>
+          </w:hyperlink>
+          <w:hyperlink w:anchor="_Toc178368289">
             <w:r>
               <w:rPr>
                 <w:webHidden/>
@@ -1607,33 +1718,72 @@
               <w:tab w:val="left" w:pos="1540" w:leader="none"/>
               <w:tab w:val="right" w:pos="9345" w:leader="dot"/>
             </w:tabs>
-            <w:rPr>
-              <w:rFonts w:ascii="Calibri" w:hAnsi="Calibri" w:eastAsia="" w:asciiTheme="minorHAnsi" w:eastAsiaTheme="minorEastAsia" w:hAnsiTheme="minorHAnsi"/>
-              <w:kern w:val="2"/>
-              <w:sz w:val="22"/>
-              <w:lang w:eastAsia="ru-RU"/>
-              <w14:ligatures w14:val="standardContextual"/>
-            </w:rPr>
+            <w:rPr/>
           </w:pPr>
           <w:hyperlink w:anchor="_Toc178368290">
             <w:r>
               <w:rPr>
-                <w:webHidden/>
                 <w:rStyle w:val="IndexLink"/>
+                <w:vanish w:val="false"/>
                 <w:lang w:bidi="ru-RU"/>
               </w:rPr>
               <w:t>2.</w:t>
             </w:r>
+          </w:hyperlink>
+          <w:hyperlink w:anchor="_Toc178368290">
+            <w:r>
+              <w:rPr>
+                <w:webHidden/>
+              </w:rPr>
+              <w:fldChar w:fldCharType="begin"/>
+            </w:r>
+            <w:r>
+              <w:rPr>
+                <w:webHidden/>
+              </w:rPr>
+              <w:instrText xml:space="preserve">PAGEREF _Toc178368290 \h</w:instrText>
+            </w:r>
+            <w:r>
+              <w:rPr>
+                <w:webHidden/>
+              </w:rPr>
+              <w:fldChar w:fldCharType="separate"/>
+            </w:r>
             <w:r>
               <w:rPr>
                 <w:rStyle w:val="IndexLink"/>
-                <w:rFonts w:eastAsia="" w:ascii="Calibri" w:hAnsi="Calibri" w:asciiTheme="minorHAnsi" w:eastAsiaTheme="minorEastAsia" w:hAnsiTheme="minorHAnsi"/>
+                <w:rFonts w:ascii="Calibri" w:hAnsi="Calibri"/>
                 <w:kern w:val="2"/>
                 <w:sz w:val="22"/>
                 <w:lang w:eastAsia="ru-RU"/>
-                <w14:ligatures w14:val="standardContextual"/>
               </w:rPr>
               <w:tab/>
+            </w:r>
+            <w:r>
+              <w:rPr>
+                <w:webHidden/>
+              </w:rPr>
+              <w:fldChar w:fldCharType="end"/>
+            </w:r>
+          </w:hyperlink>
+          <w:hyperlink w:anchor="_Toc178368290">
+            <w:r>
+              <w:rPr>
+                <w:webHidden/>
+              </w:rPr>
+              <w:fldChar w:fldCharType="begin"/>
+            </w:r>
+            <w:r>
+              <w:rPr>
+                <w:webHidden/>
+              </w:rPr>
+              <w:instrText xml:space="preserve">PAGEREF _Toc178368290 \h</w:instrText>
+            </w:r>
+            <w:r>
+              <w:rPr>
+                <w:webHidden/>
+              </w:rPr>
+              <w:fldChar w:fldCharType="separate"/>
             </w:r>
             <w:r>
               <w:rPr>
@@ -1642,6 +1792,14 @@
               </w:rPr>
               <w:t>Календарный график (план) практики</w:t>
             </w:r>
+            <w:r>
+              <w:rPr>
+                <w:webHidden/>
+              </w:rPr>
+              <w:fldChar w:fldCharType="end"/>
+            </w:r>
+          </w:hyperlink>
+          <w:hyperlink w:anchor="_Toc178368290">
             <w:r>
               <w:rPr>
                 <w:webHidden/>
@@ -1679,7 +1837,7 @@
         <w:p>
           <w:pPr>
             <w:pStyle w:val="Normal"/>
-            <w:ind w:hanging="0"/>
+            <w:ind w:left="0" w:right="0" w:hanging="0"/>
             <w:rPr>
               <w:b/>
               <w:b/>
@@ -1732,7 +1890,7 @@
         <w:pStyle w:val="Heading2"/>
         <w:numPr>
           <w:ilvl w:val="0"/>
-          <w:numId w:val="1"/>
+          <w:numId w:val="2"/>
         </w:numPr>
         <w:rPr/>
       </w:pPr>
@@ -1748,7 +1906,7 @@
         <w:pStyle w:val="Heading3"/>
         <w:numPr>
           <w:ilvl w:val="1"/>
-          <w:numId w:val="1"/>
+          <w:numId w:val="2"/>
         </w:numPr>
         <w:rPr/>
       </w:pPr>
@@ -1794,101 +1952,25 @@
         <w:pStyle w:val="Heading3"/>
         <w:numPr>
           <w:ilvl w:val="1"/>
-          <w:numId w:val="1"/>
-        </w:numPr>
-        <w:rPr/>
-      </w:pPr>
-      <w:bookmarkStart w:id="3" w:name="_Toc178368289"/>
-      <w:r>
-        <w:rPr/>
-        <w:t>Разработка приложения в окружении</w:t>
-      </w:r>
-      <w:bookmarkEnd w:id="3"/>
-    </w:p>
-    <w:p>
-      <w:pPr>
-        <w:pStyle w:val="TextBody"/>
-        <w:rPr/>
-      </w:pPr>
-      <w:r>
-        <w:rPr/>
-        <w:t xml:space="preserve">Выполняется на </w:t>
-      </w:r>
-      <w:r>
-        <w:rPr/>
-        <w:t>Python</w:t>
-      </w:r>
-      <w:r>
-        <w:rPr/>
-        <w:t>.</w:t>
-      </w:r>
-    </w:p>
-    <w:p>
-      <w:pPr>
-        <w:pStyle w:val="TextBody"/>
-        <w:rPr/>
-      </w:pPr>
-      <w:r>
-        <w:rPr/>
-        <w:t>Создать открытый удаленный репозиторий и связать его с локальным репозиторием. Ссылку на удаленный репозиторий необходимо указать в отчете.</w:t>
-      </w:r>
-    </w:p>
-    <w:p>
-      <w:pPr>
-        <w:pStyle w:val="TextBody"/>
-        <w:rPr/>
-      </w:pPr>
-      <w:r>
-        <w:rPr/>
-        <w:t>Разработать приложение в окружении, которое было для него создано. При необходимости установить дополнительные библиотеки/зависимости. Файлы приложения необходимо разместить в созданном ранее удаленном репозитории.</w:t>
-      </w:r>
-    </w:p>
-    <w:p>
-      <w:pPr>
-        <w:pStyle w:val="TextBody"/>
-        <w:rPr/>
-      </w:pPr>
-      <w:r>
-        <w:rPr/>
-        <w:t>Создать файл build.gradle в созданном окружении и добавить его на репозиторий. Составить инструкцию для запуска из исходного кода приложения.</w:t>
-      </w:r>
-    </w:p>
-    <w:p>
-      <w:pPr>
-        <w:pStyle w:val="TextBody"/>
-        <w:rPr/>
-      </w:pPr>
-      <w:r>
-        <w:rPr/>
-        <w:t>Для обработки пользователю представляется выбрать изображении. Он может сделать двумя способами:</w:t>
-      </w:r>
-    </w:p>
-    <w:p>
-      <w:pPr>
-        <w:pStyle w:val="TextBody"/>
-        <w:numPr>
-          <w:ilvl w:val="0"/>
           <w:numId w:val="2"/>
         </w:numPr>
         <w:rPr/>
       </w:pPr>
-      <w:r>
-        <w:rPr/>
-        <w:t>Выбрать и загрузить изображение. Изображение может быть формата png и jpg. В случае появления ошибок необходимо сообщить об этом пользователю.</w:t>
-      </w:r>
+      <w:bookmarkStart w:id="3" w:name="_Toc178368289"/>
+      <w:r>
+        <w:rPr/>
+        <w:t>Разработка приложения в окружении</w:t>
+      </w:r>
+      <w:bookmarkEnd w:id="3"/>
     </w:p>
     <w:p>
       <w:pPr>
         <w:pStyle w:val="TextBody"/>
-        <w:numPr>
-          <w:ilvl w:val="0"/>
-          <w:numId w:val="2"/>
-        </w:numPr>
-        <w:rPr/>
-      </w:pPr>
-      <w:r>
-        <w:rPr/>
-        <w:t>Подключиться к веб-камере и сделать с нее фотоснимок. В случае невозможности подключения веб-камеры опишите возможные пути решения проблемной ситуации.</w:t>
+        <w:rPr/>
+      </w:pPr>
+      <w:r>
+        <w:rPr/>
+        <w:t>Выполняется на Python.</w:t>
       </w:r>
     </w:p>
     <w:p>
@@ -1898,7 +1980,37 @@
       </w:pPr>
       <w:r>
         <w:rPr/>
-        <w:t>В приложении должны быть реализованы следующие функции:</w:t>
+        <w:t>Создать открытый удаленный репозиторий и связать его с локальным репозиторием. Ссылку на удаленный репозиторий необходимо указать в отчете.</w:t>
+      </w:r>
+    </w:p>
+    <w:p>
+      <w:pPr>
+        <w:pStyle w:val="TextBody"/>
+        <w:rPr/>
+      </w:pPr>
+      <w:r>
+        <w:rPr/>
+        <w:t>Разработать приложение в окружении, которое было для него создано. При необходимости установить дополнительные библиотеки/зависимости. Файлы приложения необходимо разместить в созданном ранее удаленном репозитории.</w:t>
+      </w:r>
+    </w:p>
+    <w:p>
+      <w:pPr>
+        <w:pStyle w:val="TextBody"/>
+        <w:rPr/>
+      </w:pPr>
+      <w:r>
+        <w:rPr/>
+        <w:t>Составить инструкцию для запуска из исходного кода приложения.</w:t>
+      </w:r>
+    </w:p>
+    <w:p>
+      <w:pPr>
+        <w:pStyle w:val="TextBody"/>
+        <w:rPr/>
+      </w:pPr>
+      <w:r>
+        <w:rPr/>
+        <w:t>Для обработки пользователю представляется выбрать изображении. Он может сделать двумя способами:</w:t>
       </w:r>
     </w:p>
     <w:p>
@@ -1912,7 +2024,7 @@
       </w:pPr>
       <w:r>
         <w:rPr/>
-        <w:t>Выполнить обрезку изображения. Координаты вводит пользователь.</w:t>
+        <w:t>Выбрать и загрузить изображение. Изображение может быть формата png и jpg. В случае появления ошибок необходимо сообщить об этом пользователю.</w:t>
       </w:r>
     </w:p>
     <w:p>
@@ -1926,7 +2038,17 @@
       </w:pPr>
       <w:r>
         <w:rPr/>
-        <w:t>Повысить яркость изображения. Происходит увеличение интенсивности каждого цвета изображения на то значение, которое ввел пользователь.</w:t>
+        <w:t>Подключиться к веб-камере и сделать с нее фотоснимок. В случае невозможности подключения веб-камеры опишите возможные пути решения проблемной ситуации.</w:t>
+      </w:r>
+    </w:p>
+    <w:p>
+      <w:pPr>
+        <w:pStyle w:val="TextBody"/>
+        <w:rPr/>
+      </w:pPr>
+      <w:r>
+        <w:rPr/>
+        <w:t>В приложении должны быть реализованы следующие функции:</w:t>
       </w:r>
     </w:p>
     <w:p>
@@ -1934,13 +2056,13 @@
         <w:pStyle w:val="TextBody"/>
         <w:numPr>
           <w:ilvl w:val="0"/>
-          <w:numId w:val="3"/>
+          <w:numId w:val="4"/>
         </w:numPr>
         <w:rPr/>
       </w:pPr>
       <w:r>
         <w:rPr/>
-        <w:t>Нарисовать линию на изображении зеленым цветом. Координаты и толщина линии вводятся пользователем.</w:t>
+        <w:t>Выполнить обрезку изображения. Координаты вводит пользователь.</w:t>
       </w:r>
     </w:p>
     <w:p>
@@ -1948,13 +2070,13 @@
         <w:pStyle w:val="TextBody"/>
         <w:numPr>
           <w:ilvl w:val="0"/>
-          <w:numId w:val="3"/>
+          <w:numId w:val="4"/>
         </w:numPr>
         <w:rPr/>
       </w:pPr>
       <w:r>
         <w:rPr/>
-        <w:t>Показать выбранное изображение в окне приложения.</w:t>
+        <w:t>Повысить яркость изображения. Происходит увеличение интенсивности каждого цвета изображения на то значение, которое ввел пользователь.</w:t>
       </w:r>
     </w:p>
     <w:p>
@@ -1962,7 +2084,35 @@
         <w:pStyle w:val="TextBody"/>
         <w:numPr>
           <w:ilvl w:val="0"/>
-          <w:numId w:val="3"/>
+          <w:numId w:val="4"/>
+        </w:numPr>
+        <w:rPr/>
+      </w:pPr>
+      <w:r>
+        <w:rPr/>
+        <w:t>Нарисовать линию на изображении зеленым цветом. Координаты и толщина линии вводятся пользователем.</w:t>
+      </w:r>
+    </w:p>
+    <w:p>
+      <w:pPr>
+        <w:pStyle w:val="TextBody"/>
+        <w:numPr>
+          <w:ilvl w:val="0"/>
+          <w:numId w:val="4"/>
+        </w:numPr>
+        <w:rPr/>
+      </w:pPr>
+      <w:r>
+        <w:rPr/>
+        <w:t>Показать выбранное изображение в окне приложения.</w:t>
+      </w:r>
+    </w:p>
+    <w:p>
+      <w:pPr>
+        <w:pStyle w:val="TextBody"/>
+        <w:numPr>
+          <w:ilvl w:val="0"/>
+          <w:numId w:val="4"/>
         </w:numPr>
         <w:rPr/>
       </w:pPr>
@@ -1996,12 +2146,12 @@
         <w:pStyle w:val="Heading2"/>
         <w:numPr>
           <w:ilvl w:val="0"/>
-          <w:numId w:val="1"/>
+          <w:numId w:val="2"/>
         </w:numPr>
         <w:rPr/>
       </w:pPr>
-      <w:bookmarkStart w:id="4" w:name="_Toc178368290"/>
-      <w:bookmarkStart w:id="5" w:name="_Toc6996"/>
+      <w:bookmarkStart w:id="4" w:name="_Toc6996"/>
+      <w:bookmarkStart w:id="5" w:name="_Toc178368290"/>
       <w:r>
         <w:rPr/>
         <w:t>Календарный график (план) практики</w:t>
@@ -2029,7 +2179,7 @@
       <w:pPr>
         <w:pStyle w:val="Normal"/>
         <w:spacing w:lineRule="auto" w:line="259" w:before="0" w:after="160"/>
-        <w:ind w:hanging="0"/>
+        <w:ind w:left="0" w:right="0" w:hanging="0"/>
         <w:jc w:val="left"/>
         <w:rPr/>
       </w:pPr>
@@ -2044,15 +2194,18 @@
       <w:pPr>
         <w:pStyle w:val="Caption1"/>
         <w:keepNext w:val="true"/>
-        <w:rPr>
-          <w:i w:val="false"/>
+        <w:rPr/>
+      </w:pPr>
+      <w:r>
+        <w:rPr>
           <w:i w:val="false"/>
           <w:iCs w:val="false"/>
           <w:color w:val="auto"/>
           <w:sz w:val="28"/>
           <w:szCs w:val="28"/>
         </w:rPr>
-      </w:pPr>
+        <w:t xml:space="preserve">Таблица </w:t>
+      </w:r>
       <w:r>
         <w:rPr>
           <w:i w:val="false"/>
@@ -2061,7 +2214,47 @@
           <w:sz w:val="28"/>
           <w:szCs w:val="28"/>
         </w:rPr>
-        <w:t xml:space="preserve">Таблица </w:t>
+        <w:fldChar w:fldCharType="begin"/>
+      </w:r>
+      <w:r>
+        <w:rPr>
+          <w:sz w:val="28"/>
+          <w:i w:val="false"/>
+          <w:szCs w:val="28"/>
+          <w:iCs w:val="false"/>
+          <w:color w:val="auto"/>
+        </w:rPr>
+        <w:instrText xml:space="preserve"> SEQ Таблица \* ARABIC </w:instrText>
+      </w:r>
+      <w:r>
+        <w:rPr>
+          <w:sz w:val="28"/>
+          <w:i w:val="false"/>
+          <w:szCs w:val="28"/>
+          <w:iCs w:val="false"/>
+          <w:color w:val="auto"/>
+        </w:rPr>
+        <w:fldChar w:fldCharType="separate"/>
+      </w:r>
+      <w:r>
+        <w:rPr>
+          <w:sz w:val="28"/>
+          <w:i w:val="false"/>
+          <w:szCs w:val="28"/>
+          <w:iCs w:val="false"/>
+          <w:color w:val="auto"/>
+        </w:rPr>
+        <w:t>1</w:t>
+      </w:r>
+      <w:r>
+        <w:rPr>
+          <w:sz w:val="28"/>
+          <w:i w:val="false"/>
+          <w:szCs w:val="28"/>
+          <w:iCs w:val="false"/>
+          <w:color w:val="auto"/>
+        </w:rPr>
+        <w:fldChar w:fldCharType="end"/>
       </w:r>
       <w:r>
         <w:rPr>
@@ -2071,62 +2264,11 @@
           <w:sz w:val="28"/>
           <w:szCs w:val="28"/>
         </w:rPr>
-        <w:fldChar w:fldCharType="begin"/>
-      </w:r>
-      <w:r>
-        <w:rPr>
-          <w:sz w:val="28"/>
-          <w:i w:val="false"/>
-          <w:szCs w:val="28"/>
-          <w:iCs w:val="false"/>
-          <w:color w:val="auto"/>
-        </w:rPr>
-        <w:instrText xml:space="preserve"> SEQ Таблица \* ARABIC </w:instrText>
-      </w:r>
-      <w:r>
-        <w:rPr>
-          <w:sz w:val="28"/>
-          <w:i w:val="false"/>
-          <w:szCs w:val="28"/>
-          <w:iCs w:val="false"/>
-          <w:color w:val="auto"/>
-        </w:rPr>
-        <w:fldChar w:fldCharType="separate"/>
-      </w:r>
-      <w:r>
-        <w:rPr>
-          <w:sz w:val="28"/>
-          <w:i w:val="false"/>
-          <w:szCs w:val="28"/>
-          <w:iCs w:val="false"/>
-          <w:color w:val="auto"/>
-        </w:rPr>
-        <w:t>1</w:t>
-      </w:r>
-      <w:r>
-        <w:rPr>
-          <w:sz w:val="28"/>
-          <w:i w:val="false"/>
-          <w:szCs w:val="28"/>
-          <w:iCs w:val="false"/>
-          <w:color w:val="auto"/>
-        </w:rPr>
-        <w:fldChar w:fldCharType="end"/>
-      </w:r>
-      <w:r>
-        <w:rPr>
-          <w:i w:val="false"/>
-          <w:iCs w:val="false"/>
-          <w:color w:val="auto"/>
-          <w:sz w:val="28"/>
-          <w:szCs w:val="28"/>
-        </w:rPr>
         <w:t xml:space="preserve"> - Календарный график практики</w:t>
       </w:r>
     </w:p>
     <w:tbl>
       <w:tblPr>
-        <w:tblStyle w:val="TableGrid"/>
         <w:tblW w:w="10200" w:type="dxa"/>
         <w:jc w:val="center"/>
         <w:tblInd w:w="0" w:type="dxa"/>
@@ -2137,7 +2279,6 @@
           <w:bottom w:w="0" w:type="dxa"/>
           <w:right w:w="5" w:type="dxa"/>
         </w:tblCellMar>
-        <w:tblLook w:val="04a0" w:noHBand="0" w:noVBand="1" w:firstColumn="1" w:lastRow="0" w:lastColumn="0" w:firstRow="1"/>
       </w:tblPr>
       <w:tblGrid>
         <w:gridCol w:w="3288"/>
@@ -2161,11 +2302,16 @@
           <w:p>
             <w:pPr>
               <w:pStyle w:val="Normal"/>
-              <w:widowControl/>
+              <w:widowControl w:val="false"/>
+              <w:suppressAutoHyphens w:val="true"/>
               <w:spacing w:lineRule="auto" w:line="259" w:before="0" w:after="0"/>
-              <w:ind w:right="53" w:hanging="0"/>
+              <w:ind w:left="0" w:right="53" w:hanging="0"/>
               <w:jc w:val="center"/>
               <w:rPr>
+                <w:rFonts w:eastAsia="Times New Roman" w:cs="Times New Roman"/>
+                <w:b/>
+                <w:b/>
+                <w:sz w:val="24"/>
                 <w:szCs w:val="22"/>
                 <w:lang w:val="ru-RU" w:eastAsia="ru-RU" w:bidi="ar-SA"/>
               </w:rPr>
@@ -2195,11 +2341,16 @@
           <w:p>
             <w:pPr>
               <w:pStyle w:val="Normal"/>
-              <w:widowControl/>
+              <w:widowControl w:val="false"/>
+              <w:suppressAutoHyphens w:val="true"/>
               <w:spacing w:lineRule="auto" w:line="259" w:before="0" w:after="0"/>
-              <w:ind w:right="54" w:hanging="0"/>
+              <w:ind w:left="0" w:right="54" w:hanging="0"/>
               <w:jc w:val="center"/>
               <w:rPr>
+                <w:rFonts w:eastAsia="Times New Roman" w:cs="Times New Roman"/>
+                <w:b/>
+                <w:b/>
+                <w:sz w:val="24"/>
                 <w:szCs w:val="22"/>
                 <w:lang w:val="ru-RU" w:eastAsia="ru-RU" w:bidi="ar-SA"/>
               </w:rPr>
@@ -2229,11 +2380,16 @@
           <w:p>
             <w:pPr>
               <w:pStyle w:val="Normal"/>
-              <w:widowControl/>
+              <w:widowControl w:val="false"/>
+              <w:suppressAutoHyphens w:val="true"/>
               <w:spacing w:lineRule="auto" w:line="259" w:before="0" w:after="0"/>
-              <w:ind w:left="105" w:hanging="0"/>
+              <w:ind w:left="105" w:right="0" w:hanging="0"/>
               <w:jc w:val="left"/>
               <w:rPr>
+                <w:rFonts w:eastAsia="Times New Roman" w:cs="Times New Roman"/>
+                <w:b/>
+                <w:b/>
+                <w:sz w:val="24"/>
                 <w:szCs w:val="22"/>
                 <w:lang w:val="ru-RU" w:eastAsia="ru-RU" w:bidi="ar-SA"/>
               </w:rPr>
@@ -2269,19 +2425,19 @@
           <w:p>
             <w:pPr>
               <w:pStyle w:val="Normal"/>
-              <w:widowControl/>
+              <w:widowControl w:val="false"/>
+              <w:suppressAutoHyphens w:val="true"/>
               <w:spacing w:lineRule="auto" w:line="259" w:before="0" w:after="0"/>
-              <w:ind w:left="1" w:hanging="0"/>
+              <w:ind w:left="1" w:right="0" w:hanging="0"/>
               <w:jc w:val="left"/>
               <w:rPr>
-                <w:rFonts w:eastAsia="" w:cs=""/>
+                <w:sz w:val="24"/>
                 <w:szCs w:val="22"/>
                 <w:lang w:val="ru-RU" w:eastAsia="ru-RU" w:bidi="ar-SA"/>
               </w:rPr>
             </w:pPr>
             <w:r>
               <w:rPr>
-                <w:rFonts w:eastAsia="" w:cs=""/>
                 <w:sz w:val="24"/>
                 <w:szCs w:val="22"/>
                 <w:lang w:val="ru-RU" w:eastAsia="ru-RU" w:bidi="ar-SA"/>
@@ -2303,19 +2459,19 @@
           <w:p>
             <w:pPr>
               <w:pStyle w:val="Normal"/>
-              <w:widowControl/>
+              <w:widowControl w:val="false"/>
+              <w:suppressAutoHyphens w:val="true"/>
               <w:spacing w:lineRule="auto" w:line="259" w:before="0" w:after="0"/>
-              <w:ind w:left="1" w:hanging="0"/>
+              <w:ind w:left="1" w:right="0" w:hanging="0"/>
               <w:jc w:val="left"/>
               <w:rPr>
-                <w:rFonts w:eastAsia="" w:cs=""/>
+                <w:sz w:val="24"/>
                 <w:szCs w:val="22"/>
                 <w:lang w:val="ru-RU" w:eastAsia="ru-RU" w:bidi="ar-SA"/>
               </w:rPr>
             </w:pPr>
             <w:r>
               <w:rPr>
-                <w:rFonts w:eastAsia="" w:cs=""/>
                 <w:sz w:val="24"/>
                 <w:szCs w:val="22"/>
                 <w:lang w:val="ru-RU" w:eastAsia="ru-RU" w:bidi="ar-SA"/>
@@ -2338,18 +2494,18 @@
           <w:p>
             <w:pPr>
               <w:pStyle w:val="Normal"/>
-              <w:widowControl/>
+              <w:widowControl w:val="false"/>
+              <w:suppressAutoHyphens w:val="true"/>
               <w:spacing w:lineRule="auto" w:line="259" w:before="0" w:after="0"/>
-              <w:ind w:hanging="0"/>
-              <w:rPr>
-                <w:rFonts w:eastAsia="" w:cs=""/>
+              <w:ind w:left="0" w:right="0" w:hanging="0"/>
+              <w:rPr>
+                <w:sz w:val="24"/>
                 <w:szCs w:val="22"/>
                 <w:lang w:val="ru-RU" w:eastAsia="ru-RU" w:bidi="ar-SA"/>
               </w:rPr>
             </w:pPr>
             <w:r>
               <w:rPr>
-                <w:rFonts w:eastAsia="" w:cs=""/>
                 <w:sz w:val="24"/>
                 <w:szCs w:val="22"/>
                 <w:lang w:val="ru-RU" w:eastAsia="ru-RU" w:bidi="ar-SA"/>
@@ -2376,22 +2532,10 @@
           <w:p>
             <w:pPr>
               <w:pStyle w:val="Normal"/>
-              <w:widowControl/>
-              <w:spacing w:lineRule="auto" w:line="259" w:before="0" w:after="160"/>
-              <w:ind w:hanging="0"/>
-              <w:jc w:val="left"/>
-              <w:rPr>
-                <w:rFonts w:eastAsia="" w:cs=""/>
-                <w:szCs w:val="22"/>
-                <w:lang w:val="ru-RU" w:eastAsia="ru-RU" w:bidi="ar-SA"/>
-              </w:rPr>
+              <w:rPr/>
             </w:pPr>
             <w:r>
-              <w:rPr>
-                <w:rFonts w:eastAsia="" w:cs=""/>
-                <w:szCs w:val="22"/>
-                <w:lang w:val="ru-RU" w:eastAsia="ru-RU" w:bidi="ar-SA"/>
-              </w:rPr>
+              <w:rPr/>
             </w:r>
           </w:p>
         </w:tc>
@@ -2408,18 +2552,18 @@
           <w:p>
             <w:pPr>
               <w:pStyle w:val="Normal"/>
-              <w:widowControl/>
+              <w:widowControl w:val="false"/>
+              <w:suppressAutoHyphens w:val="true"/>
               <w:spacing w:lineRule="auto" w:line="259" w:before="0" w:after="0"/>
-              <w:ind w:left="1" w:hanging="0"/>
-              <w:rPr>
-                <w:rFonts w:eastAsia="" w:cs=""/>
+              <w:ind w:left="1" w:right="0" w:hanging="0"/>
+              <w:rPr>
+                <w:sz w:val="24"/>
                 <w:szCs w:val="22"/>
                 <w:lang w:val="ru-RU" w:eastAsia="ru-RU" w:bidi="ar-SA"/>
               </w:rPr>
             </w:pPr>
             <w:r>
               <w:rPr>
-                <w:rFonts w:eastAsia="" w:cs=""/>
                 <w:sz w:val="24"/>
                 <w:szCs w:val="22"/>
                 <w:lang w:val="ru-RU" w:eastAsia="ru-RU" w:bidi="ar-SA"/>
@@ -2441,22 +2585,10 @@
           <w:p>
             <w:pPr>
               <w:pStyle w:val="Normal"/>
-              <w:widowControl/>
-              <w:spacing w:lineRule="auto" w:line="259" w:before="0" w:after="160"/>
-              <w:ind w:hanging="0"/>
-              <w:jc w:val="left"/>
-              <w:rPr>
-                <w:rFonts w:eastAsia="" w:cs=""/>
-                <w:szCs w:val="22"/>
-                <w:lang w:val="ru-RU" w:eastAsia="ru-RU" w:bidi="ar-SA"/>
-              </w:rPr>
+              <w:rPr/>
             </w:pPr>
             <w:r>
-              <w:rPr>
-                <w:rFonts w:eastAsia="" w:cs=""/>
-                <w:szCs w:val="22"/>
-                <w:lang w:val="ru-RU" w:eastAsia="ru-RU" w:bidi="ar-SA"/>
-              </w:rPr>
+              <w:rPr/>
             </w:r>
           </w:p>
         </w:tc>
@@ -2479,19 +2611,19 @@
           <w:p>
             <w:pPr>
               <w:pStyle w:val="Normal"/>
-              <w:widowControl/>
+              <w:widowControl w:val="false"/>
+              <w:suppressAutoHyphens w:val="true"/>
               <w:spacing w:lineRule="auto" w:line="259" w:before="0" w:after="0"/>
-              <w:ind w:left="1" w:hanging="0"/>
+              <w:ind w:left="1" w:right="0" w:hanging="0"/>
               <w:jc w:val="left"/>
               <w:rPr>
-                <w:rFonts w:eastAsia="" w:cs=""/>
+                <w:sz w:val="24"/>
                 <w:szCs w:val="22"/>
                 <w:lang w:val="ru-RU" w:eastAsia="ru-RU" w:bidi="ar-SA"/>
               </w:rPr>
             </w:pPr>
             <w:r>
               <w:rPr>
-                <w:rFonts w:eastAsia="" w:cs=""/>
                 <w:sz w:val="24"/>
                 <w:szCs w:val="22"/>
                 <w:lang w:val="ru-RU" w:eastAsia="ru-RU" w:bidi="ar-SA"/>
@@ -2513,18 +2645,18 @@
           <w:p>
             <w:pPr>
               <w:pStyle w:val="Normal"/>
-              <w:widowControl/>
+              <w:widowControl w:val="false"/>
+              <w:suppressAutoHyphens w:val="true"/>
               <w:spacing w:lineRule="auto" w:line="259" w:before="0" w:after="0"/>
               <w:ind w:left="1" w:right="53" w:hanging="0"/>
               <w:rPr>
-                <w:rFonts w:eastAsia="" w:cs=""/>
+                <w:sz w:val="24"/>
                 <w:szCs w:val="22"/>
                 <w:lang w:val="ru-RU" w:eastAsia="ru-RU" w:bidi="ar-SA"/>
               </w:rPr>
             </w:pPr>
             <w:r>
               <w:rPr>
-                <w:rFonts w:eastAsia="" w:cs=""/>
                 <w:sz w:val="24"/>
                 <w:szCs w:val="22"/>
                 <w:lang w:val="ru-RU" w:eastAsia="ru-RU" w:bidi="ar-SA"/>
@@ -2547,18 +2679,18 @@
           <w:p>
             <w:pPr>
               <w:pStyle w:val="Normal"/>
-              <w:widowControl/>
+              <w:widowControl w:val="false"/>
+              <w:suppressAutoHyphens w:val="true"/>
               <w:spacing w:lineRule="auto" w:line="259" w:before="0" w:after="0"/>
-              <w:ind w:hanging="0"/>
-              <w:rPr>
-                <w:rFonts w:eastAsia="" w:cs=""/>
+              <w:ind w:left="0" w:right="0" w:hanging="0"/>
+              <w:rPr>
+                <w:sz w:val="24"/>
                 <w:szCs w:val="22"/>
                 <w:lang w:val="ru-RU" w:eastAsia="ru-RU" w:bidi="ar-SA"/>
               </w:rPr>
             </w:pPr>
             <w:r>
               <w:rPr>
-                <w:rFonts w:eastAsia="" w:cs=""/>
                 <w:sz w:val="24"/>
                 <w:szCs w:val="22"/>
                 <w:lang w:val="ru-RU" w:eastAsia="ru-RU" w:bidi="ar-SA"/>
@@ -2584,22 +2716,10 @@
           <w:p>
             <w:pPr>
               <w:pStyle w:val="Normal"/>
-              <w:widowControl/>
-              <w:spacing w:lineRule="auto" w:line="259" w:before="0" w:after="160"/>
-              <w:ind w:hanging="0"/>
-              <w:jc w:val="left"/>
-              <w:rPr>
-                <w:rFonts w:eastAsia="" w:cs=""/>
-                <w:szCs w:val="22"/>
-                <w:lang w:val="ru-RU" w:eastAsia="ru-RU" w:bidi="ar-SA"/>
-              </w:rPr>
+              <w:rPr/>
             </w:pPr>
             <w:r>
-              <w:rPr>
-                <w:rFonts w:eastAsia="" w:cs=""/>
-                <w:szCs w:val="22"/>
-                <w:lang w:val="ru-RU" w:eastAsia="ru-RU" w:bidi="ar-SA"/>
-              </w:rPr>
+              <w:rPr/>
             </w:r>
           </w:p>
         </w:tc>
@@ -2616,18 +2736,18 @@
           <w:p>
             <w:pPr>
               <w:pStyle w:val="Normal"/>
-              <w:widowControl/>
+              <w:widowControl w:val="false"/>
+              <w:suppressAutoHyphens w:val="true"/>
               <w:spacing w:lineRule="auto" w:line="259" w:before="0" w:after="0"/>
-              <w:ind w:left="1" w:hanging="0"/>
-              <w:rPr>
-                <w:rFonts w:eastAsia="" w:cs=""/>
+              <w:ind w:left="1" w:right="0" w:hanging="0"/>
+              <w:rPr>
+                <w:sz w:val="24"/>
                 <w:szCs w:val="22"/>
                 <w:lang w:val="ru-RU" w:eastAsia="ru-RU" w:bidi="ar-SA"/>
               </w:rPr>
             </w:pPr>
             <w:r>
               <w:rPr>
-                <w:rFonts w:eastAsia="" w:cs=""/>
                 <w:sz w:val="24"/>
                 <w:szCs w:val="22"/>
                 <w:lang w:val="ru-RU" w:eastAsia="ru-RU" w:bidi="ar-SA"/>
@@ -2638,19 +2758,19 @@
           <w:p>
             <w:pPr>
               <w:pStyle w:val="Normal"/>
-              <w:widowControl/>
+              <w:widowControl w:val="false"/>
+              <w:suppressAutoHyphens w:val="true"/>
               <w:spacing w:lineRule="auto" w:line="259" w:before="0" w:after="0"/>
-              <w:ind w:left="1" w:hanging="0"/>
+              <w:ind w:left="1" w:right="0" w:hanging="0"/>
               <w:jc w:val="left"/>
               <w:rPr>
-                <w:rFonts w:eastAsia="" w:cs=""/>
+                <w:sz w:val="24"/>
                 <w:szCs w:val="22"/>
                 <w:lang w:val="ru-RU" w:eastAsia="ru-RU" w:bidi="ar-SA"/>
               </w:rPr>
             </w:pPr>
             <w:r>
               <w:rPr>
-                <w:rFonts w:eastAsia="" w:cs=""/>
                 <w:sz w:val="24"/>
                 <w:szCs w:val="22"/>
                 <w:lang w:val="ru-RU" w:eastAsia="ru-RU" w:bidi="ar-SA"/>
@@ -2671,22 +2791,10 @@
           <w:p>
             <w:pPr>
               <w:pStyle w:val="Normal"/>
-              <w:widowControl/>
-              <w:spacing w:lineRule="auto" w:line="259" w:before="0" w:after="160"/>
-              <w:ind w:hanging="0"/>
-              <w:jc w:val="left"/>
-              <w:rPr>
-                <w:rFonts w:eastAsia="" w:cs=""/>
-                <w:szCs w:val="22"/>
-                <w:lang w:val="ru-RU" w:eastAsia="ru-RU" w:bidi="ar-SA"/>
-              </w:rPr>
+              <w:rPr/>
             </w:pPr>
             <w:r>
-              <w:rPr>
-                <w:rFonts w:eastAsia="" w:cs=""/>
-                <w:szCs w:val="22"/>
-                <w:lang w:val="ru-RU" w:eastAsia="ru-RU" w:bidi="ar-SA"/>
-              </w:rPr>
+              <w:rPr/>
             </w:r>
           </w:p>
         </w:tc>
@@ -2708,22 +2816,10 @@
           <w:p>
             <w:pPr>
               <w:pStyle w:val="Normal"/>
-              <w:widowControl/>
-              <w:spacing w:lineRule="auto" w:line="259" w:before="0" w:after="160"/>
-              <w:ind w:hanging="0"/>
-              <w:jc w:val="left"/>
-              <w:rPr>
-                <w:rFonts w:eastAsia="" w:cs=""/>
-                <w:szCs w:val="22"/>
-                <w:lang w:val="ru-RU" w:eastAsia="ru-RU" w:bidi="ar-SA"/>
-              </w:rPr>
+              <w:rPr/>
             </w:pPr>
             <w:r>
-              <w:rPr>
-                <w:rFonts w:eastAsia="" w:cs=""/>
-                <w:szCs w:val="22"/>
-                <w:lang w:val="ru-RU" w:eastAsia="ru-RU" w:bidi="ar-SA"/>
-              </w:rPr>
+              <w:rPr/>
             </w:r>
           </w:p>
         </w:tc>
@@ -2740,18 +2836,18 @@
           <w:p>
             <w:pPr>
               <w:pStyle w:val="Normal"/>
-              <w:widowControl/>
-              <w:spacing w:lineRule="auto" w:line="237" w:before="0" w:after="0"/>
-              <w:ind w:left="1" w:hanging="0"/>
-              <w:rPr>
-                <w:rFonts w:eastAsia="" w:cs=""/>
+              <w:widowControl w:val="false"/>
+              <w:suppressAutoHyphens w:val="true"/>
+              <w:spacing w:lineRule="auto" w:line="235" w:before="0" w:after="0"/>
+              <w:ind w:left="1" w:right="0" w:hanging="0"/>
+              <w:rPr>
+                <w:sz w:val="24"/>
                 <w:szCs w:val="22"/>
                 <w:lang w:val="ru-RU" w:eastAsia="ru-RU" w:bidi="ar-SA"/>
               </w:rPr>
             </w:pPr>
             <w:r>
               <w:rPr>
-                <w:rFonts w:eastAsia="" w:cs=""/>
                 <w:sz w:val="24"/>
                 <w:szCs w:val="22"/>
                 <w:lang w:val="ru-RU" w:eastAsia="ru-RU" w:bidi="ar-SA"/>
@@ -2762,19 +2858,19 @@
           <w:p>
             <w:pPr>
               <w:pStyle w:val="Normal"/>
-              <w:widowControl/>
+              <w:widowControl w:val="false"/>
+              <w:suppressAutoHyphens w:val="true"/>
               <w:spacing w:lineRule="auto" w:line="259" w:before="0" w:after="0"/>
-              <w:ind w:left="1" w:hanging="0"/>
+              <w:ind w:left="1" w:right="0" w:hanging="0"/>
               <w:jc w:val="left"/>
               <w:rPr>
-                <w:rFonts w:eastAsia="" w:cs=""/>
+                <w:sz w:val="24"/>
                 <w:szCs w:val="22"/>
                 <w:lang w:val="ru-RU" w:eastAsia="ru-RU" w:bidi="ar-SA"/>
               </w:rPr>
             </w:pPr>
             <w:r>
               <w:rPr>
-                <w:rFonts w:eastAsia="" w:cs=""/>
                 <w:sz w:val="24"/>
                 <w:szCs w:val="22"/>
                 <w:lang w:val="ru-RU" w:eastAsia="ru-RU" w:bidi="ar-SA"/>
@@ -2796,22 +2892,10 @@
           <w:p>
             <w:pPr>
               <w:pStyle w:val="Normal"/>
-              <w:widowControl/>
-              <w:spacing w:lineRule="auto" w:line="259" w:before="0" w:after="160"/>
-              <w:ind w:hanging="0"/>
-              <w:jc w:val="left"/>
-              <w:rPr>
-                <w:rFonts w:eastAsia="" w:cs=""/>
-                <w:szCs w:val="22"/>
-                <w:lang w:val="ru-RU" w:eastAsia="ru-RU" w:bidi="ar-SA"/>
-              </w:rPr>
+              <w:rPr/>
             </w:pPr>
             <w:r>
-              <w:rPr>
-                <w:rFonts w:eastAsia="" w:cs=""/>
-                <w:szCs w:val="22"/>
-                <w:lang w:val="ru-RU" w:eastAsia="ru-RU" w:bidi="ar-SA"/>
-              </w:rPr>
+              <w:rPr/>
             </w:r>
           </w:p>
         </w:tc>
@@ -2833,19 +2917,19 @@
           <w:p>
             <w:pPr>
               <w:pStyle w:val="Normal"/>
-              <w:widowControl/>
+              <w:widowControl w:val="false"/>
+              <w:suppressAutoHyphens w:val="true"/>
               <w:spacing w:lineRule="auto" w:line="259" w:before="0" w:after="0"/>
-              <w:ind w:left="1" w:hanging="0"/>
+              <w:ind w:left="1" w:right="0" w:hanging="0"/>
               <w:jc w:val="left"/>
               <w:rPr>
-                <w:rFonts w:eastAsia="" w:cs=""/>
+                <w:sz w:val="24"/>
                 <w:szCs w:val="22"/>
                 <w:lang w:val="ru-RU" w:eastAsia="ru-RU" w:bidi="ar-SA"/>
               </w:rPr>
             </w:pPr>
             <w:r>
               <w:rPr>
-                <w:rFonts w:eastAsia="" w:cs=""/>
                 <w:sz w:val="24"/>
                 <w:szCs w:val="22"/>
                 <w:lang w:val="ru-RU" w:eastAsia="ru-RU" w:bidi="ar-SA"/>
@@ -2867,19 +2951,19 @@
           <w:p>
             <w:pPr>
               <w:pStyle w:val="Normal"/>
-              <w:widowControl/>
+              <w:widowControl w:val="false"/>
+              <w:suppressAutoHyphens w:val="true"/>
               <w:spacing w:lineRule="auto" w:line="259" w:before="0" w:after="0"/>
-              <w:ind w:left="1" w:hanging="0"/>
+              <w:ind w:left="1" w:right="0" w:hanging="0"/>
               <w:jc w:val="left"/>
               <w:rPr>
-                <w:rFonts w:eastAsia="" w:cs=""/>
+                <w:sz w:val="24"/>
                 <w:szCs w:val="22"/>
                 <w:lang w:val="ru-RU" w:eastAsia="ru-RU" w:bidi="ar-SA"/>
               </w:rPr>
             </w:pPr>
             <w:r>
               <w:rPr>
-                <w:rFonts w:eastAsia="" w:cs=""/>
                 <w:sz w:val="24"/>
                 <w:szCs w:val="22"/>
                 <w:lang w:val="ru-RU" w:eastAsia="ru-RU" w:bidi="ar-SA"/>
@@ -2901,18 +2985,18 @@
           <w:p>
             <w:pPr>
               <w:pStyle w:val="Normal"/>
-              <w:widowControl/>
+              <w:widowControl w:val="false"/>
+              <w:suppressAutoHyphens w:val="true"/>
               <w:spacing w:lineRule="auto" w:line="259" w:before="0" w:after="0"/>
-              <w:ind w:hanging="0"/>
-              <w:rPr>
-                <w:rFonts w:eastAsia="" w:cs=""/>
+              <w:ind w:left="0" w:right="0" w:hanging="0"/>
+              <w:rPr>
+                <w:sz w:val="24"/>
                 <w:szCs w:val="22"/>
                 <w:lang w:val="ru-RU" w:eastAsia="ru-RU" w:bidi="ar-SA"/>
               </w:rPr>
             </w:pPr>
             <w:r>
               <w:rPr>
-                <w:rFonts w:eastAsia="" w:cs=""/>
                 <w:sz w:val="24"/>
                 <w:szCs w:val="22"/>
                 <w:lang w:val="ru-RU" w:eastAsia="ru-RU" w:bidi="ar-SA"/>
@@ -2926,17 +3010,17 @@
     <w:p>
       <w:pPr>
         <w:pStyle w:val="Normal"/>
-        <w:ind w:hanging="0"/>
-        <w:rPr/>
-      </w:pPr>
-      <w:r>
-        <w:rPr/>
-      </w:r>
-    </w:p>
-    <w:p>
-      <w:pPr>
-        <w:pStyle w:val="Normal"/>
-        <w:ind w:hanging="0"/>
+        <w:ind w:left="0" w:right="0" w:hanging="0"/>
+        <w:rPr/>
+      </w:pPr>
+      <w:r>
+        <w:rPr/>
+      </w:r>
+    </w:p>
+    <w:p>
+      <w:pPr>
+        <w:pStyle w:val="Normal"/>
+        <w:ind w:left="0" w:right="0" w:hanging="0"/>
         <w:rPr/>
       </w:pPr>
       <w:r>
@@ -2947,92 +3031,123 @@
     <w:p>
       <w:pPr>
         <w:pStyle w:val="Normal"/>
-        <w:ind w:hanging="0"/>
-        <w:rPr/>
-      </w:pPr>
-      <w:r>
-        <w:rPr/>
-        <w:t>Часть</w:t>
-      </w:r>
-      <w:r>
-        <w:rPr/>
-        <w:t xml:space="preserve"> 1. Работа с окружениями</w:t>
-      </w:r>
-    </w:p>
-    <w:p>
-      <w:pPr>
-        <w:pStyle w:val="Normal"/>
-        <w:ind w:hanging="0"/>
-        <w:rPr/>
-      </w:pPr>
-      <w:r>
-        <w:rPr/>
-        <w:t>1)</w:t>
-      </w:r>
-      <w:r>
-        <w:rPr/>
-        <w:t xml:space="preserve">Для разработки приложения с определенными зависимостями необходимо использовать окружения. Для этого был </w:t>
-      </w:r>
-      <w:r>
-        <w:rPr/>
-        <w:t xml:space="preserve">установлен менеджер пакетов Anaconda. </w:t>
-      </w:r>
-    </w:p>
-    <w:p>
-      <w:pPr>
-        <w:pStyle w:val="Normal"/>
-        <w:ind w:hanging="0"/>
-        <w:rPr/>
-      </w:pPr>
-      <w:r>
-        <w:rPr/>
-        <w:t>2)</w:t>
-      </w:r>
-      <w:r>
-        <w:rPr/>
-        <w:t xml:space="preserve">С помощью Anaconda было создано окружение env_practice вместе с python версии 3.6. При попытке установить pytorch версии 1.11 возникает ошибка несовместимости версий. На сайте pytorch указаны инструкции по установке для разных конфигураций систем. После использования инструкций была установлена версия </w:t>
-      </w:r>
-      <w:r>
-        <w:rPr/>
-        <w:t>1.10.2</w:t>
-      </w:r>
-    </w:p>
-    <w:p>
-      <w:pPr>
-        <w:pStyle w:val="Normal"/>
-        <w:ind w:hanging="0"/>
-        <w:rPr/>
-      </w:pPr>
-      <w:r>
-        <w:rPr/>
-        <w:t>В результате внутри окружения находились следующие зависимости.</w:t>
-      </w:r>
-    </w:p>
-    <w:p>
-      <w:pPr>
-        <w:pStyle w:val="Normal"/>
-        <w:ind w:hanging="0"/>
-        <w:rPr/>
-      </w:pPr>
-      <w:r>
-        <w:rPr/>
-      </w:r>
-    </w:p>
-    <w:p>
-      <w:pPr>
-        <w:pStyle w:val="Normal"/>
-        <w:ind w:hanging="0"/>
-        <w:rPr/>
-      </w:pPr>
-      <w:r>
-        <w:rPr/>
-        <w:t>Часть 2. Разработка приложения в окружении</w:t>
-      </w:r>
-    </w:p>
-    <w:p>
-      <w:pPr>
-        <w:pStyle w:val="Normal"/>
-        <w:ind w:hanging="0"/>
+        <w:ind w:left="0" w:right="0" w:hanging="0"/>
+        <w:rPr/>
+      </w:pPr>
+      <w:r>
+        <w:rPr/>
+        <w:t>3.</w:t>
+      </w:r>
+      <w:r>
+        <w:rPr/>
+        <w:t>1. Работа с окружениями</w:t>
+      </w:r>
+    </w:p>
+    <w:p>
+      <w:pPr>
+        <w:pStyle w:val="Normal"/>
+        <w:ind w:left="0" w:right="0" w:hanging="0"/>
+        <w:rPr/>
+      </w:pPr>
+      <w:r>
+        <w:rPr/>
+        <w:t xml:space="preserve">1)Для разработки приложения с определенными зависимостями необходимо использовать окружения. Для этого был установлен менеджер пакетов Anaconda. </w:t>
+      </w:r>
+    </w:p>
+    <w:p>
+      <w:pPr>
+        <w:pStyle w:val="Normal"/>
+        <w:ind w:left="0" w:right="0" w:hanging="0"/>
+        <w:rPr/>
+      </w:pPr>
+      <w:r>
+        <w:rPr/>
+        <w:t>!1-1.png</w:t>
+      </w:r>
+    </w:p>
+    <w:p>
+      <w:pPr>
+        <w:pStyle w:val="Normal"/>
+        <w:ind w:left="0" w:right="0" w:hanging="0"/>
+        <w:rPr/>
+      </w:pPr>
+      <w:r>
+        <w:rPr/>
+        <w:t xml:space="preserve">2)С помощью Anaconda было создано окружение env_practice вместе с python версии 3.6. При попытке установить pytorch версии 1.11 возникает ошибка несовместимости версий. </w:t>
+      </w:r>
+    </w:p>
+    <w:p>
+      <w:pPr>
+        <w:pStyle w:val="Normal"/>
+        <w:ind w:left="0" w:right="0" w:hanging="0"/>
+        <w:rPr/>
+      </w:pPr>
+      <w:r>
+        <w:rPr/>
+        <w:t>!1-</w:t>
+      </w:r>
+      <w:r>
+        <w:rPr/>
+        <w:t>2</w:t>
+      </w:r>
+      <w:r>
+        <w:rPr/>
+        <w:t>.png</w:t>
+      </w:r>
+    </w:p>
+    <w:p>
+      <w:pPr>
+        <w:pStyle w:val="Normal"/>
+        <w:ind w:left="0" w:right="0" w:hanging="0"/>
+        <w:rPr/>
+      </w:pPr>
+      <w:r>
+        <w:rPr/>
+        <w:t>На сайте pytorch указаны инструкции по установке для разных конфигураций систем. После использования инструкций была установлена версия 1.10.2 В результате внутри окружения находились следующие зависимости.</w:t>
+      </w:r>
+    </w:p>
+    <w:p>
+      <w:pPr>
+        <w:pStyle w:val="Normal"/>
+        <w:ind w:left="0" w:right="0" w:hanging="0"/>
+        <w:rPr/>
+      </w:pPr>
+      <w:r>
+        <w:rPr/>
+        <w:t>!</w:t>
+      </w:r>
+      <w:r>
+        <w:rPr/>
+        <w:t>1-</w:t>
+      </w:r>
+      <w:r>
+        <w:rPr/>
+        <w:t>3</w:t>
+      </w:r>
+      <w:r>
+        <w:rPr/>
+        <w:t>.png</w:t>
+      </w:r>
+    </w:p>
+    <w:p>
+      <w:pPr>
+        <w:pStyle w:val="Normal"/>
+        <w:ind w:left="0" w:right="0" w:hanging="0"/>
+        <w:rPr/>
+      </w:pPr>
+      <w:r>
+        <w:rPr/>
+        <w:t>3.</w:t>
+      </w:r>
+      <w:r>
+        <w:rPr/>
+        <w:t>2. Разработка приложения в окружении</w:t>
+      </w:r>
+    </w:p>
+    <w:p>
+      <w:pPr>
+        <w:pStyle w:val="Normal"/>
+        <w:ind w:left="0" w:right="0" w:hanging="0"/>
         <w:rPr/>
       </w:pPr>
       <w:r>
@@ -3043,22 +3158,37 @@
     <w:p>
       <w:pPr>
         <w:pStyle w:val="Normal"/>
-        <w:ind w:hanging="0"/>
-        <w:rPr/>
-      </w:pPr>
-      <w:r>
-        <w:rPr/>
-        <w:t xml:space="preserve">2) Для разработки внутри окружения нужно перейти внутрь него с помощью команды conda activate env_practice. </w:t>
-      </w:r>
-      <w:r>
-        <w:rPr/>
-        <w:t>Файлы расположены в каталоге src.</w:t>
-      </w:r>
-    </w:p>
-    <w:p>
-      <w:pPr>
-        <w:pStyle w:val="Normal"/>
-        <w:ind w:hanging="0"/>
+        <w:ind w:left="0" w:right="0" w:hanging="0"/>
+        <w:rPr/>
+      </w:pPr>
+      <w:r>
+        <w:rPr/>
+        <w:t xml:space="preserve">2) Для разработки внутри окружения нужно перейти внутрь него с помощью команды conda activate </w:t>
+      </w:r>
+      <w:r>
+        <w:rPr/>
+        <w:t>env_practice</w:t>
+      </w:r>
+      <w:r>
+        <w:rPr/>
+        <w:t>. Файлы расположены в каталоге src.</w:t>
+      </w:r>
+    </w:p>
+    <w:p>
+      <w:pPr>
+        <w:pStyle w:val="Normal"/>
+        <w:ind w:left="0" w:right="0" w:hanging="0"/>
+        <w:rPr/>
+      </w:pPr>
+      <w:r>
+        <w:rPr/>
+        <w:t>3) Для создания виртуального окружения и запуска приложения можно использовать команду «source run.sh». По умолчанию название окружения «env_practice». При добавлении одного аргумента к вышеуказанному скрипту  виртуальному окружению будет присвоено это название.</w:t>
+      </w:r>
+    </w:p>
+    <w:p>
+      <w:pPr>
+        <w:pStyle w:val="Normal"/>
+        <w:ind w:left="0" w:right="0" w:hanging="0"/>
         <w:rPr>
           <w:sz w:val="40"/>
           <w:szCs w:val="40"/>
@@ -3069,333 +3199,632 @@
           <w:sz w:val="40"/>
           <w:szCs w:val="40"/>
         </w:rPr>
+        <w:t>3.3.</w:t>
+      </w:r>
+      <w:r>
+        <w:rPr>
+          <w:sz w:val="40"/>
+          <w:szCs w:val="40"/>
+        </w:rPr>
         <w:t>Базовый функционал приложения</w:t>
       </w:r>
     </w:p>
     <w:p>
       <w:pPr>
         <w:pStyle w:val="Normal"/>
-        <w:ind w:hanging="0"/>
-        <w:rPr/>
-      </w:pPr>
-      <w:r>
-        <w:rPr/>
-      </w:r>
-    </w:p>
-    <w:p>
-      <w:pPr>
-        <w:pStyle w:val="Normal"/>
-        <w:ind w:hanging="0"/>
-        <w:rPr/>
-      </w:pPr>
-      <w:r>
-        <w:rPr/>
-      </w:r>
-    </w:p>
-    <w:p>
-      <w:pPr>
-        <w:pStyle w:val="Normal"/>
-        <w:ind w:hanging="0"/>
-        <w:rPr/>
-      </w:pPr>
-      <w:r>
-        <w:rPr/>
-      </w:r>
-    </w:p>
-    <w:p>
-      <w:pPr>
-        <w:pStyle w:val="Normal"/>
-        <w:ind w:hanging="0"/>
-        <w:rPr/>
-      </w:pPr>
-      <w:r>
-        <w:rPr/>
-      </w:r>
-    </w:p>
-    <w:p>
-      <w:pPr>
-        <w:pStyle w:val="Normal"/>
-        <w:ind w:hanging="0"/>
-        <w:rPr/>
-      </w:pPr>
-      <w:r>
-        <w:rPr/>
-      </w:r>
-    </w:p>
-    <w:p>
-      <w:pPr>
-        <w:pStyle w:val="Normal"/>
-        <w:ind w:hanging="0"/>
-        <w:rPr/>
-      </w:pPr>
-      <w:r>
-        <w:rPr/>
-      </w:r>
-    </w:p>
-    <w:p>
-      <w:pPr>
-        <w:pStyle w:val="Normal"/>
-        <w:ind w:hanging="0"/>
-        <w:rPr/>
-      </w:pPr>
-      <w:r>
-        <w:rPr/>
-      </w:r>
-    </w:p>
-    <w:p>
-      <w:pPr>
-        <w:pStyle w:val="Normal"/>
-        <w:ind w:hanging="0"/>
-        <w:rPr/>
-      </w:pPr>
-      <w:r>
-        <w:rPr/>
-      </w:r>
-    </w:p>
-    <w:p>
-      <w:pPr>
-        <w:pStyle w:val="Normal"/>
-        <w:ind w:hanging="0"/>
-        <w:rPr/>
-      </w:pPr>
-      <w:r>
-        <w:rPr/>
-      </w:r>
-    </w:p>
-    <w:p>
-      <w:pPr>
-        <w:pStyle w:val="Normal"/>
-        <w:ind w:hanging="0"/>
-        <w:rPr/>
-      </w:pPr>
-      <w:r>
-        <w:rPr/>
-      </w:r>
-    </w:p>
-    <w:p>
-      <w:pPr>
-        <w:pStyle w:val="Normal"/>
-        <w:ind w:hanging="0"/>
-        <w:rPr/>
-      </w:pPr>
-      <w:r>
-        <w:rPr/>
-      </w:r>
-    </w:p>
-    <w:p>
-      <w:pPr>
-        <w:pStyle w:val="Normal"/>
-        <w:ind w:hanging="0"/>
-        <w:rPr/>
-      </w:pPr>
-      <w:r>
-        <w:rPr/>
-      </w:r>
-    </w:p>
-    <w:p>
-      <w:pPr>
-        <w:pStyle w:val="Normal"/>
-        <w:ind w:hanging="0"/>
-        <w:rPr/>
-      </w:pPr>
-      <w:r>
-        <w:rPr/>
-      </w:r>
-    </w:p>
-    <w:p>
-      <w:pPr>
-        <w:pStyle w:val="Normal"/>
-        <w:ind w:hanging="0"/>
-        <w:rPr/>
-      </w:pPr>
-      <w:r>
-        <w:rPr/>
-      </w:r>
-    </w:p>
-    <w:p>
-      <w:pPr>
-        <w:pStyle w:val="Normal"/>
-        <w:ind w:hanging="0"/>
-        <w:rPr/>
-      </w:pPr>
-      <w:r>
-        <w:rPr/>
-      </w:r>
-    </w:p>
-    <w:p>
-      <w:pPr>
-        <w:pStyle w:val="Normal"/>
-        <w:ind w:hanging="0"/>
-        <w:rPr/>
-      </w:pPr>
-      <w:r>
-        <w:rPr/>
-      </w:r>
-    </w:p>
-    <w:p>
-      <w:pPr>
-        <w:pStyle w:val="Normal"/>
-        <w:ind w:hanging="0"/>
-        <w:rPr/>
-      </w:pPr>
-      <w:r>
-        <w:rPr/>
-      </w:r>
-    </w:p>
-    <w:p>
-      <w:pPr>
-        <w:pStyle w:val="Normal"/>
-        <w:ind w:hanging="0"/>
-        <w:rPr/>
-      </w:pPr>
-      <w:r>
-        <w:rPr/>
-      </w:r>
-    </w:p>
-    <w:p>
-      <w:pPr>
-        <w:pStyle w:val="Normal"/>
-        <w:ind w:hanging="0"/>
-        <w:rPr/>
-      </w:pPr>
-      <w:r>
-        <w:rPr/>
-      </w:r>
-    </w:p>
-    <w:p>
-      <w:pPr>
-        <w:pStyle w:val="Normal"/>
-        <w:ind w:hanging="0"/>
-        <w:rPr/>
-      </w:pPr>
-      <w:r>
-        <w:rPr/>
-      </w:r>
-    </w:p>
-    <w:p>
-      <w:pPr>
-        <w:pStyle w:val="Normal"/>
-        <w:ind w:hanging="0"/>
-        <w:rPr/>
-      </w:pPr>
-      <w:r>
-        <w:rPr/>
-      </w:r>
-    </w:p>
-    <w:p>
-      <w:pPr>
-        <w:pStyle w:val="Normal"/>
-        <w:ind w:hanging="0"/>
-        <w:rPr/>
-      </w:pPr>
-      <w:r>
-        <w:rPr/>
-      </w:r>
-    </w:p>
-    <w:p>
-      <w:pPr>
-        <w:pStyle w:val="Normal"/>
-        <w:ind w:hanging="0"/>
-        <w:rPr/>
-      </w:pPr>
-      <w:r>
-        <w:rPr/>
-      </w:r>
-    </w:p>
-    <w:p>
-      <w:pPr>
-        <w:pStyle w:val="Normal"/>
-        <w:ind w:hanging="0"/>
-        <w:rPr/>
-      </w:pPr>
-      <w:r>
-        <w:rPr/>
-      </w:r>
-    </w:p>
-    <w:p>
-      <w:pPr>
-        <w:pStyle w:val="Normal"/>
-        <w:ind w:hanging="0"/>
-        <w:rPr/>
-      </w:pPr>
-      <w:r>
-        <w:rPr/>
-      </w:r>
-    </w:p>
-    <w:p>
-      <w:pPr>
-        <w:pStyle w:val="Normal"/>
-        <w:ind w:hanging="0"/>
-        <w:rPr/>
-      </w:pPr>
-      <w:r>
-        <w:rPr/>
-      </w:r>
-    </w:p>
-    <w:p>
-      <w:pPr>
-        <w:pStyle w:val="Normal"/>
-        <w:ind w:hanging="0"/>
-        <w:rPr/>
-      </w:pPr>
-      <w:r>
-        <w:rPr/>
-      </w:r>
-    </w:p>
-    <w:p>
-      <w:pPr>
-        <w:pStyle w:val="Normal"/>
-        <w:ind w:hanging="0"/>
-        <w:rPr/>
-      </w:pPr>
-      <w:r>
-        <w:rPr/>
-      </w:r>
-    </w:p>
-    <w:p>
-      <w:pPr>
-        <w:pStyle w:val="Normal"/>
-        <w:ind w:hanging="0"/>
-        <w:rPr/>
-      </w:pPr>
-      <w:r>
-        <w:rPr/>
-      </w:r>
-    </w:p>
-    <w:p>
-      <w:pPr>
-        <w:pStyle w:val="Normal"/>
-        <w:ind w:hanging="0"/>
-        <w:rPr/>
-      </w:pPr>
-      <w:r>
-        <w:rPr/>
-      </w:r>
-    </w:p>
-    <w:p>
-      <w:pPr>
-        <w:pStyle w:val="Normal"/>
-        <w:ind w:hanging="0"/>
-        <w:rPr/>
-      </w:pPr>
-      <w:r>
-        <w:rPr/>
-      </w:r>
-    </w:p>
-    <w:p>
-      <w:pPr>
-        <w:pStyle w:val="Normal"/>
-        <w:ind w:hanging="0"/>
-        <w:rPr/>
-      </w:pPr>
-      <w:r>
-        <w:rPr/>
-      </w:r>
-    </w:p>
-    <w:p>
-      <w:pPr>
-        <w:pStyle w:val="Normal"/>
-        <w:ind w:hanging="0"/>
+        <w:ind w:left="0" w:right="0" w:hanging="0"/>
+        <w:rPr/>
+      </w:pPr>
+      <w:r>
+        <w:rPr/>
+        <w:t>Приложение открывается в отдельном окне с предложением о выборе существующего изображения или фотографировании с веб-камеры.</w:t>
+      </w:r>
+    </w:p>
+    <w:p>
+      <w:pPr>
+        <w:pStyle w:val="Normal"/>
+        <w:ind w:left="0" w:right="0" w:hanging="0"/>
+        <w:rPr/>
+      </w:pPr>
+      <w:r>
+        <w:rPr/>
+        <w:t>!</w:t>
+      </w:r>
+      <w:r>
+        <w:rPr/>
+        <w:t>2-1</w:t>
+      </w:r>
+      <w:r>
+        <w:rPr/>
+        <w:t>.png</w:t>
+      </w:r>
+    </w:p>
+    <w:p>
+      <w:pPr>
+        <w:pStyle w:val="Normal"/>
+        <w:ind w:left="0" w:right="0" w:hanging="0"/>
+        <w:rPr/>
+      </w:pPr>
+      <w:r>
+        <w:rPr/>
+        <w:t>Функция «Выйти» полностью закрывает приложение.</w:t>
+      </w:r>
+    </w:p>
+    <w:p>
+      <w:pPr>
+        <w:pStyle w:val="Normal"/>
+        <w:ind w:left="0" w:right="0" w:hanging="0"/>
+        <w:rPr/>
+      </w:pPr>
+      <w:r>
+        <w:rPr/>
+        <w:t>После выбора одного из вариантов открывается новое окно, в котором можно манипулировать изображением.</w:t>
+      </w:r>
+    </w:p>
+    <w:p>
+      <w:pPr>
+        <w:pStyle w:val="Normal"/>
+        <w:ind w:left="0" w:right="0" w:hanging="0"/>
+        <w:rPr/>
+      </w:pPr>
+      <w:r>
+        <w:rPr/>
+        <w:t>!2-2.png</w:t>
+      </w:r>
+    </w:p>
+    <w:p>
+      <w:pPr>
+        <w:pStyle w:val="Normal"/>
+        <w:ind w:left="0" w:right="0" w:hanging="0"/>
+        <w:rPr/>
+      </w:pPr>
+      <w:r>
+        <w:rPr/>
+        <w:t>Функция «Обрезать изображение» принимает на вход 4 целых числа, что соответствует 2 точкам на изображении. При нажатии на кнопку «Обрезать» изображение обрезается по указанным точкам.</w:t>
+      </w:r>
+    </w:p>
+    <w:p>
+      <w:pPr>
+        <w:pStyle w:val="Normal"/>
+        <w:ind w:left="0" w:right="0" w:hanging="0"/>
+        <w:rPr/>
+      </w:pPr>
+      <w:r>
+        <w:rPr/>
+        <w:t>!2-</w:t>
+      </w:r>
+      <w:r>
+        <w:rPr/>
+        <w:t>3</w:t>
+      </w:r>
+      <w:r>
+        <w:rPr/>
+        <w:t>.png</w:t>
+      </w:r>
+    </w:p>
+    <w:p>
+      <w:pPr>
+        <w:pStyle w:val="Normal"/>
+        <w:ind w:left="0" w:right="0" w:hanging="0"/>
+        <w:rPr/>
+      </w:pPr>
+      <w:r>
+        <w:rPr/>
+        <w:t>Функция «Повысить яркость изображения» принимает на вход 1 множитель яркости(обязательно выше 1, т.к яркость должна повышаться). При нажатии на кнопку «Повысить яркость» изображение увеличивает яркость на указанный множитель.</w:t>
+      </w:r>
+    </w:p>
+    <w:p>
+      <w:pPr>
+        <w:pStyle w:val="Normal"/>
+        <w:ind w:left="0" w:right="0" w:hanging="0"/>
+        <w:rPr/>
+      </w:pPr>
+      <w:r>
+        <w:rPr/>
+        <w:t>!2-4.png</w:t>
+      </w:r>
+    </w:p>
+    <w:p>
+      <w:pPr>
+        <w:pStyle w:val="Normal"/>
+        <w:ind w:left="0" w:right="0" w:hanging="0"/>
+        <w:rPr/>
+      </w:pPr>
+      <w:r>
+        <w:rPr/>
+        <w:t>Функция «Нарисовать линию» принимает на вход 5 целых чисел, что соответствует 2 точкам на изображении, а также толщине линии. При нажатии на кнопку «Нарисовать» на изображении рисуется линия от первой точки ко второй.</w:t>
+      </w:r>
+    </w:p>
+    <w:p>
+      <w:pPr>
+        <w:pStyle w:val="Normal"/>
+        <w:ind w:left="0" w:right="0" w:hanging="0"/>
+        <w:rPr/>
+      </w:pPr>
+      <w:r>
+        <w:rPr/>
+        <w:t>!</w:t>
+      </w:r>
+      <w:r>
+        <w:rPr/>
+        <w:t>2-5.png</w:t>
+      </w:r>
+    </w:p>
+    <w:p>
+      <w:pPr>
+        <w:pStyle w:val="Normal"/>
+        <w:ind w:left="0" w:right="0" w:hanging="0"/>
+        <w:rPr/>
+      </w:pPr>
+      <w:r>
+        <w:rPr/>
+        <w:t>Функции «Красный канал»,  «Зеленый канал»,  «Синий канал» изменяют цвет изображения на соответственный канал.</w:t>
+      </w:r>
+    </w:p>
+    <w:p>
+      <w:pPr>
+        <w:pStyle w:val="Normal"/>
+        <w:ind w:left="0" w:right="0" w:hanging="0"/>
+        <w:rPr/>
+      </w:pPr>
+      <w:r>
+        <w:rPr/>
+        <w:t>!</w:t>
+      </w:r>
+      <w:r>
+        <w:rPr/>
+        <w:t>2-6.png</w:t>
+      </w:r>
+    </w:p>
+    <w:p>
+      <w:pPr>
+        <w:pStyle w:val="Normal"/>
+        <w:ind w:left="0" w:right="0" w:hanging="0"/>
+        <w:rPr/>
+      </w:pPr>
+      <w:r>
+        <w:rPr/>
+        <w:t>!</w:t>
+      </w:r>
+      <w:r>
+        <w:rPr/>
+        <w:t>2-7.png</w:t>
+      </w:r>
+    </w:p>
+    <w:p>
+      <w:pPr>
+        <w:pStyle w:val="Normal"/>
+        <w:ind w:left="0" w:right="0" w:hanging="0"/>
+        <w:rPr/>
+      </w:pPr>
+      <w:r>
+        <w:rPr/>
+        <w:t>!</w:t>
+      </w:r>
+      <w:r>
+        <w:rPr/>
+        <w:t>2-8.png</w:t>
+      </w:r>
+    </w:p>
+    <w:p>
+      <w:pPr>
+        <w:pStyle w:val="Normal"/>
+        <w:ind w:left="0" w:right="0" w:hanging="0"/>
+        <w:rPr/>
+      </w:pPr>
+      <w:r>
+        <w:rPr/>
+        <w:t>Функция «Новое изображение» возвращает пользователя на стартовый экран с возможностью выбора нового изображения</w:t>
+      </w:r>
+    </w:p>
+    <w:p>
+      <w:pPr>
+        <w:pStyle w:val="Normal"/>
+        <w:ind w:left="0" w:right="0" w:hanging="0"/>
+        <w:rPr/>
+      </w:pPr>
+      <w:r>
+        <w:rPr/>
+        <w:t>!2-1.png</w:t>
+      </w:r>
+    </w:p>
+    <w:p>
+      <w:pPr>
+        <w:pStyle w:val="Normal"/>
+        <w:ind w:left="0" w:right="0" w:hanging="0"/>
+        <w:rPr/>
+      </w:pPr>
+      <w:r>
+        <w:rPr/>
+        <w:t>Функция «Выйти» полностью закрывает приложение.</w:t>
+      </w:r>
+    </w:p>
+    <w:p>
+      <w:pPr>
+        <w:pStyle w:val="Normal"/>
+        <w:ind w:left="0" w:right="0" w:hanging="0"/>
+        <w:rPr/>
+      </w:pPr>
+      <w:r>
+        <w:rPr/>
+      </w:r>
+    </w:p>
+    <w:p>
+      <w:pPr>
+        <w:pStyle w:val="Normal"/>
+        <w:ind w:left="0" w:right="0" w:hanging="0"/>
+        <w:rPr/>
+      </w:pPr>
+      <w:r>
+        <w:rPr/>
+      </w:r>
+    </w:p>
+    <w:p>
+      <w:pPr>
+        <w:pStyle w:val="Normal"/>
+        <w:ind w:left="0" w:right="0" w:hanging="0"/>
+        <w:rPr/>
+      </w:pPr>
+      <w:r>
+        <w:rPr/>
+        <w:t>СПИСОК ИСПОЛЬЗОВАННЫХ ИСТОЧНИКОВ</w:t>
+      </w:r>
+    </w:p>
+    <w:p>
+      <w:pPr>
+        <w:pStyle w:val="Normal"/>
+        <w:ind w:left="0" w:right="0" w:hanging="0"/>
+        <w:rPr/>
+      </w:pPr>
+      <w:r>
+        <w:rPr/>
+        <w:t>1. Официальный портал документации менеджера пакетов conda // Anaconda :</w:t>
+      </w:r>
+    </w:p>
+    <w:p>
+      <w:pPr>
+        <w:pStyle w:val="Normal"/>
+        <w:ind w:left="0" w:right="0" w:hanging="0"/>
+        <w:rPr/>
+      </w:pPr>
+      <w:r>
+        <w:rPr/>
+        <w:t>[сайт] – URL: https://docs.anaconda.com/ (дата обращения: 17.06.2024).</w:t>
+      </w:r>
+    </w:p>
+    <w:p>
+      <w:pPr>
+        <w:pStyle w:val="Normal"/>
+        <w:ind w:left="0" w:right="0" w:hanging="0"/>
+        <w:rPr/>
+      </w:pPr>
+      <w:r>
+        <w:rPr/>
+        <w:t>2. Инструкция по установке прошлых версий PyTorch // PyTorch : [сайт] – URL:</w:t>
+      </w:r>
+    </w:p>
+    <w:p>
+      <w:pPr>
+        <w:pStyle w:val="Normal"/>
+        <w:ind w:left="0" w:right="0" w:hanging="0"/>
+        <w:rPr/>
+      </w:pPr>
+      <w:r>
+        <w:rPr/>
+        <w:t>https://pytorch.org/get-started/previous-versions/ (дата обращения: 17.06.2024).</w:t>
+      </w:r>
+    </w:p>
+    <w:p>
+      <w:pPr>
+        <w:pStyle w:val="Normal"/>
+        <w:ind w:left="0" w:right="0" w:hanging="0"/>
+        <w:rPr/>
+      </w:pPr>
+      <w:r>
+        <w:rPr/>
+        <w:t>3. Исходный код библиотеки PyTorch версии 1.11.0, строка с минимальной</w:t>
+      </w:r>
+    </w:p>
+    <w:p>
+      <w:pPr>
+        <w:pStyle w:val="Normal"/>
+        <w:ind w:left="0" w:right="0" w:hanging="0"/>
+        <w:rPr/>
+      </w:pPr>
+      <w:r>
+        <w:rPr/>
+        <w:t>версией требуемого окружения // GitHub : [сайт] – URL:</w:t>
+      </w:r>
+    </w:p>
+    <w:p>
+      <w:pPr>
+        <w:pStyle w:val="Normal"/>
+        <w:ind w:left="0" w:right="0" w:hanging="0"/>
+        <w:rPr/>
+      </w:pPr>
+      <w:r>
+        <w:rPr/>
+        <w:t>https://github.com/pytorch/pytorch/blob/v1.11.0/setup.py#L209 (дата обращения:</w:t>
+      </w:r>
+    </w:p>
+    <w:p>
+      <w:pPr>
+        <w:pStyle w:val="Normal"/>
+        <w:ind w:left="0" w:right="0" w:hanging="0"/>
+        <w:rPr/>
+      </w:pPr>
+      <w:r>
+        <w:rPr/>
+        <w:t>17.06.2024).</w:t>
+      </w:r>
+    </w:p>
+    <w:p>
+      <w:pPr>
+        <w:pStyle w:val="Normal"/>
+        <w:ind w:left="0" w:right="0" w:hanging="0"/>
+        <w:rPr/>
+      </w:pPr>
+      <w:r>
+        <w:rPr/>
+        <w:t>4. Исходный код библиотеки PyTorch версии 1.10.2, строка с минимальной</w:t>
+      </w:r>
+    </w:p>
+    <w:p>
+      <w:pPr>
+        <w:pStyle w:val="Normal"/>
+        <w:ind w:left="0" w:right="0" w:hanging="0"/>
+        <w:rPr/>
+      </w:pPr>
+      <w:r>
+        <w:rPr/>
+        <w:t>версией требуемого окружения // GitHub : [сайт] – URL:</w:t>
+      </w:r>
+    </w:p>
+    <w:p>
+      <w:pPr>
+        <w:pStyle w:val="Normal"/>
+        <w:ind w:left="0" w:right="0" w:hanging="0"/>
+        <w:rPr/>
+      </w:pPr>
+      <w:r>
+        <w:rPr/>
+        <w:t>https://github.com/pytorch/pytorch/blob/v1.10.2/setup.py#L205 (дата обращения:</w:t>
+      </w:r>
+    </w:p>
+    <w:p>
+      <w:pPr>
+        <w:pStyle w:val="Normal"/>
+        <w:ind w:left="0" w:right="0" w:hanging="0"/>
+        <w:rPr/>
+      </w:pPr>
+      <w:r>
+        <w:rPr/>
+        <w:t>17.06.2024).</w:t>
+      </w:r>
+    </w:p>
+    <w:p>
+      <w:pPr>
+        <w:pStyle w:val="Normal"/>
+        <w:ind w:left="0" w:right="0" w:hanging="0"/>
+        <w:rPr/>
+      </w:pPr>
+      <w:r>
+        <w:rPr/>
+        <w:t>5. Документация</w:t>
+      </w:r>
+    </w:p>
+    <w:p>
+      <w:pPr>
+        <w:pStyle w:val="Normal"/>
+        <w:ind w:left="0" w:right="0" w:hanging="0"/>
+        <w:rPr/>
+      </w:pPr>
+      <w:r>
+        <w:rPr/>
+        <w:t>библиотеки OpenCV // OpenCV: [сайт] – URL:</w:t>
+      </w:r>
+    </w:p>
+    <w:p>
+      <w:pPr>
+        <w:pStyle w:val="Normal"/>
+        <w:ind w:left="0" w:right="0" w:hanging="0"/>
+        <w:rPr/>
+      </w:pPr>
+      <w:r>
+        <w:rPr/>
+        <w:t>https://docs.opencv.org/java/3.0.0/ (дата обращения: 20.06.2024).</w:t>
+      </w:r>
+    </w:p>
+    <w:p>
+      <w:pPr>
+        <w:pStyle w:val="Normal"/>
+        <w:ind w:left="0" w:right="0" w:hanging="0"/>
+        <w:rPr/>
+      </w:pPr>
+      <w:r>
+        <w:rPr/>
+        <w:t>6. Обучающий портал по работе с OpenCV на Java // OpenCV: [сайт] – URL:</w:t>
+      </w:r>
+    </w:p>
+    <w:p>
+      <w:pPr>
+        <w:pStyle w:val="Normal"/>
+        <w:ind w:left="0" w:right="0" w:hanging="0"/>
+        <w:rPr/>
+      </w:pPr>
+      <w:r>
+        <w:rPr/>
+        <w:t>https://opencv-java-tutorials.readthedocs.io/en/latest/</w:t>
+      </w:r>
+    </w:p>
+    <w:p>
+      <w:pPr>
+        <w:pStyle w:val="Normal"/>
+        <w:ind w:left="0" w:right="0" w:hanging="0"/>
+        <w:rPr/>
+      </w:pPr>
+      <w:r>
+        <w:rPr/>
+        <w:t>(дата</w:t>
+      </w:r>
+    </w:p>
+    <w:p>
+      <w:pPr>
+        <w:pStyle w:val="Normal"/>
+        <w:ind w:left="0" w:right="0" w:hanging="0"/>
+        <w:rPr/>
+      </w:pPr>
+      <w:r>
+        <w:rPr/>
+        <w:t>обращения:</w:t>
+      </w:r>
+    </w:p>
+    <w:p>
+      <w:pPr>
+        <w:pStyle w:val="Normal"/>
+        <w:ind w:left="0" w:right="0" w:hanging="0"/>
+        <w:rPr/>
+      </w:pPr>
+      <w:r>
+        <w:rPr/>
+        <w:t>20.06.2024).</w:t>
+      </w:r>
+    </w:p>
+    <w:p>
+      <w:pPr>
+        <w:pStyle w:val="Normal"/>
+        <w:ind w:left="0" w:right="0" w:hanging="0"/>
+        <w:rPr/>
+      </w:pPr>
+      <w:r>
+        <w:rPr/>
+        <w:t>7. Исходный код библиотеки, включающей в себя OpenCV // OpenPNP: [сайт] –</w:t>
+      </w:r>
+    </w:p>
+    <w:p>
+      <w:pPr>
+        <w:pStyle w:val="Normal"/>
+        <w:ind w:left="0" w:right="0" w:hanging="0"/>
+        <w:rPr/>
+      </w:pPr>
+      <w:r>
+        <w:rPr/>
+        <w:t>URL: https://github.com/openpnp/opencv (дата обращения: 20.06.2024).</w:t>
+      </w:r>
+    </w:p>
+    <w:p>
+      <w:pPr>
+        <w:pStyle w:val="Normal"/>
+        <w:ind w:left="0" w:right="0" w:hanging="0"/>
+        <w:rPr/>
+      </w:pPr>
+      <w:r>
+        <w:rPr/>
+        <w:t>8. Руководство</w:t>
+      </w:r>
+    </w:p>
+    <w:p>
+      <w:pPr>
+        <w:pStyle w:val="Normal"/>
+        <w:ind w:left="0" w:right="0" w:hanging="0"/>
+        <w:rPr/>
+      </w:pPr>
+      <w:r>
+        <w:rPr/>
+        <w:t>пользователя Gradle // Gradle : [сайт] – URL:</w:t>
+      </w:r>
+    </w:p>
+    <w:p>
+      <w:pPr>
+        <w:pStyle w:val="Normal"/>
+        <w:ind w:left="0" w:right="0" w:hanging="0"/>
+        <w:rPr/>
+      </w:pPr>
+      <w:r>
+        <w:rPr/>
+        <w:t>https://docs.gradle.org/current/userguide/userguide.html</w:t>
+      </w:r>
+    </w:p>
+    <w:p>
+      <w:pPr>
+        <w:pStyle w:val="Normal"/>
+        <w:ind w:left="0" w:right="0" w:hanging="0"/>
+        <w:rPr/>
+      </w:pPr>
+      <w:r>
+        <w:rPr/>
+        <w:t>(дата</w:t>
+      </w:r>
+    </w:p>
+    <w:p>
+      <w:pPr>
+        <w:pStyle w:val="Normal"/>
+        <w:ind w:left="0" w:right="0" w:hanging="0"/>
+        <w:rPr/>
+      </w:pPr>
+      <w:r>
+        <w:rPr/>
+        <w:t>обращения:</w:t>
+      </w:r>
+    </w:p>
+    <w:p>
+      <w:pPr>
+        <w:pStyle w:val="Normal"/>
+        <w:ind w:left="0" w:right="0" w:hanging="0"/>
+        <w:rPr/>
+      </w:pPr>
+      <w:r>
+        <w:rPr/>
+        <w:t>21.06.2024).</w:t>
+      </w:r>
+    </w:p>
+    <w:p>
+      <w:pPr>
+        <w:pStyle w:val="Normal"/>
+        <w:ind w:left="0" w:right="0" w:hanging="0"/>
+        <w:rPr/>
+      </w:pPr>
+      <w:r>
+        <w:rPr/>
+        <w:t>9. Обучающий портал по работе с компонентами Swing пакета javax // OpenCV:</w:t>
+      </w:r>
+    </w:p>
+    <w:p>
+      <w:pPr>
+        <w:pStyle w:val="Normal"/>
+        <w:ind w:left="0" w:right="0" w:hanging="0"/>
+        <w:rPr/>
+      </w:pPr>
+      <w:r>
+        <w:rPr/>
+        <w:t>[сайт] – URL: https://docs.oracle.com/javase/tutorial/uiswing/ (дата обращения:</w:t>
+      </w:r>
+    </w:p>
+    <w:p>
+      <w:pPr>
+        <w:pStyle w:val="Normal"/>
+        <w:ind w:left="0" w:right="0" w:hanging="0"/>
+        <w:rPr/>
+      </w:pPr>
+      <w:r>
+        <w:rPr/>
+        <w:t>21.06.2024).</w:t>
+      </w:r>
+    </w:p>
+    <w:p>
+      <w:pPr>
+        <w:pStyle w:val="Normal"/>
+        <w:ind w:left="0" w:right="0" w:hanging="0"/>
+        <w:rPr/>
+      </w:pPr>
+      <w:r>
+        <w:rPr/>
+      </w:r>
+    </w:p>
+    <w:p>
+      <w:pPr>
+        <w:pStyle w:val="Normal"/>
+        <w:ind w:left="0" w:right="0" w:hanging="0"/>
         <w:rPr/>
       </w:pPr>
       <w:r>
@@ -3418,44 +3847,33 @@
 
 <file path=word/footer1.xml><?xml version="1.0" encoding="utf-8"?>
 <w:ftr xmlns:o="urn:schemas-microsoft-com:office:office" xmlns:r="http://schemas.openxmlformats.org/officeDocument/2006/relationships" xmlns:v="urn:schemas-microsoft-com:vml" xmlns:w="http://schemas.openxmlformats.org/wordprocessingml/2006/main" xmlns:w10="urn:schemas-microsoft-com:office:word" xmlns:wp="http://schemas.openxmlformats.org/drawingml/2006/wordprocessingDrawing" xmlns:wps="http://schemas.microsoft.com/office/word/2010/wordprocessingShape" xmlns:wpg="http://schemas.microsoft.com/office/word/2010/wordprocessingGroup" xmlns:mc="http://schemas.openxmlformats.org/markup-compatibility/2006" xmlns:wp14="http://schemas.microsoft.com/office/word/2010/wordprocessingDrawing" xmlns:w14="http://schemas.microsoft.com/office/word/2010/wordml" xmlns:w15="http://schemas.microsoft.com/office/word/2012/wordml" mc:Ignorable="w14 wp14 w15">
-  <w:sdt>
-    <w:sdtPr>
-      <w:docPartObj>
-        <w:docPartGallery w:val="Page Numbers (Bottom of Page)"/>
-        <w:docPartUnique w:val="true"/>
-      </w:docPartObj>
-      <w:id w:val="80467005"/>
-    </w:sdtPr>
-    <w:sdtContent>
-      <w:p>
-        <w:pPr>
-          <w:pStyle w:val="Footer"/>
-          <w:jc w:val="center"/>
-          <w:rPr/>
-        </w:pPr>
-        <w:r>
-          <w:rPr/>
-          <w:fldChar w:fldCharType="begin"/>
-        </w:r>
-        <w:r>
-          <w:rPr/>
-          <w:instrText xml:space="preserve"> PAGE </w:instrText>
-        </w:r>
-        <w:r>
-          <w:rPr/>
-          <w:fldChar w:fldCharType="separate"/>
-        </w:r>
-        <w:r>
-          <w:rPr/>
-          <w:t>8</w:t>
-        </w:r>
-        <w:r>
-          <w:rPr/>
-          <w:fldChar w:fldCharType="end"/>
-        </w:r>
-      </w:p>
-    </w:sdtContent>
-  </w:sdt>
+  <w:p>
+    <w:pPr>
+      <w:pStyle w:val="Footer"/>
+      <w:jc w:val="center"/>
+      <w:rPr/>
+    </w:pPr>
+    <w:r>
+      <w:rPr/>
+      <w:fldChar w:fldCharType="begin"/>
+    </w:r>
+    <w:r>
+      <w:rPr/>
+      <w:instrText xml:space="preserve"> PAGE </w:instrText>
+    </w:r>
+    <w:r>
+      <w:rPr/>
+      <w:fldChar w:fldCharType="separate"/>
+    </w:r>
+    <w:r>
+      <w:rPr/>
+      <w:t>8</w:t>
+    </w:r>
+    <w:r>
+      <w:rPr/>
+      <w:fldChar w:fldCharType="end"/>
+    </w:r>
+  </w:p>
   <w:p>
     <w:pPr>
       <w:pStyle w:val="Footer"/>
@@ -3491,120 +3909,120 @@
   <w:abstractNum w:abstractNumId="1">
     <w:lvl w:ilvl="0">
       <w:start w:val="1"/>
-      <w:numFmt w:val="decimal"/>
-      <w:lvlText w:val="%1."/>
+      <w:numFmt w:val="none"/>
+      <w:suff w:val="nothing"/>
+      <w:lvlText w:val="%1"/>
       <w:lvlJc w:val="left"/>
       <w:pPr>
         <w:tabs>
           <w:tab w:val="num" w:pos="0"/>
         </w:tabs>
-        <w:ind w:left="360" w:hanging="360"/>
-      </w:pPr>
-      <w:rPr/>
+        <w:ind w:left="0" w:hanging="0"/>
+      </w:pPr>
     </w:lvl>
     <w:lvl w:ilvl="1">
       <w:start w:val="1"/>
-      <w:numFmt w:val="decimal"/>
-      <w:lvlText w:val="%1.%2."/>
+      <w:numFmt w:val="none"/>
+      <w:suff w:val="nothing"/>
+      <w:lvlText w:val="%2"/>
       <w:lvlJc w:val="left"/>
       <w:pPr>
         <w:tabs>
           <w:tab w:val="num" w:pos="0"/>
         </w:tabs>
-        <w:ind w:left="792" w:hanging="432"/>
-      </w:pPr>
-      <w:rPr/>
+        <w:ind w:left="0" w:hanging="0"/>
+      </w:pPr>
     </w:lvl>
     <w:lvl w:ilvl="2">
       <w:start w:val="1"/>
-      <w:numFmt w:val="decimal"/>
-      <w:lvlText w:val="%1.%2.%3."/>
+      <w:numFmt w:val="none"/>
+      <w:suff w:val="nothing"/>
+      <w:lvlText w:val="%3"/>
       <w:lvlJc w:val="left"/>
       <w:pPr>
         <w:tabs>
           <w:tab w:val="num" w:pos="0"/>
         </w:tabs>
-        <w:ind w:left="1224" w:hanging="504"/>
-      </w:pPr>
-      <w:rPr/>
+        <w:ind w:left="0" w:hanging="0"/>
+      </w:pPr>
     </w:lvl>
     <w:lvl w:ilvl="3">
       <w:start w:val="1"/>
-      <w:numFmt w:val="decimal"/>
-      <w:lvlText w:val="%1.%2.%3.%4."/>
+      <w:numFmt w:val="none"/>
+      <w:suff w:val="nothing"/>
+      <w:lvlText w:val="%4"/>
       <w:lvlJc w:val="left"/>
       <w:pPr>
         <w:tabs>
           <w:tab w:val="num" w:pos="0"/>
         </w:tabs>
-        <w:ind w:left="1728" w:hanging="648"/>
-      </w:pPr>
-      <w:rPr/>
+        <w:ind w:left="0" w:hanging="0"/>
+      </w:pPr>
     </w:lvl>
     <w:lvl w:ilvl="4">
       <w:start w:val="1"/>
-      <w:numFmt w:val="decimal"/>
-      <w:lvlText w:val="%1.%2.%3.%4.%5."/>
+      <w:numFmt w:val="none"/>
+      <w:suff w:val="nothing"/>
+      <w:lvlText w:val="%5"/>
       <w:lvlJc w:val="left"/>
       <w:pPr>
         <w:tabs>
           <w:tab w:val="num" w:pos="0"/>
         </w:tabs>
-        <w:ind w:left="2232" w:hanging="792"/>
-      </w:pPr>
-      <w:rPr/>
+        <w:ind w:left="0" w:hanging="0"/>
+      </w:pPr>
     </w:lvl>
     <w:lvl w:ilvl="5">
       <w:start w:val="1"/>
-      <w:numFmt w:val="decimal"/>
-      <w:lvlText w:val="%1.%2.%3.%4.%5.%6."/>
+      <w:numFmt w:val="none"/>
+      <w:suff w:val="nothing"/>
+      <w:lvlText w:val="%6"/>
       <w:lvlJc w:val="left"/>
       <w:pPr>
         <w:tabs>
           <w:tab w:val="num" w:pos="0"/>
         </w:tabs>
-        <w:ind w:left="2736" w:hanging="936"/>
-      </w:pPr>
-      <w:rPr/>
+        <w:ind w:left="0" w:hanging="0"/>
+      </w:pPr>
     </w:lvl>
     <w:lvl w:ilvl="6">
       <w:start w:val="1"/>
-      <w:numFmt w:val="decimal"/>
-      <w:lvlText w:val="%1.%2.%3.%4.%5.%6.%7."/>
+      <w:numFmt w:val="none"/>
+      <w:suff w:val="nothing"/>
+      <w:lvlText w:val="%7"/>
       <w:lvlJc w:val="left"/>
       <w:pPr>
         <w:tabs>
           <w:tab w:val="num" w:pos="0"/>
         </w:tabs>
-        <w:ind w:left="3240" w:hanging="1080"/>
-      </w:pPr>
-      <w:rPr/>
+        <w:ind w:left="0" w:hanging="0"/>
+      </w:pPr>
     </w:lvl>
     <w:lvl w:ilvl="7">
       <w:start w:val="1"/>
-      <w:numFmt w:val="decimal"/>
-      <w:lvlText w:val="%1.%2.%3.%4.%5.%6.%7.%8."/>
+      <w:numFmt w:val="none"/>
+      <w:suff w:val="nothing"/>
+      <w:lvlText w:val="%8"/>
       <w:lvlJc w:val="left"/>
       <w:pPr>
         <w:tabs>
           <w:tab w:val="num" w:pos="0"/>
         </w:tabs>
-        <w:ind w:left="3744" w:hanging="1224"/>
-      </w:pPr>
-      <w:rPr/>
+        <w:ind w:left="0" w:hanging="0"/>
+      </w:pPr>
     </w:lvl>
     <w:lvl w:ilvl="8">
       <w:start w:val="1"/>
-      <w:numFmt w:val="decimal"/>
-      <w:lvlText w:val="%1.%2.%3.%4.%5.%6.%7.%8.%9."/>
+      <w:numFmt w:val="none"/>
+      <w:suff w:val="nothing"/>
+      <w:lvlText w:val="%9"/>
       <w:lvlJc w:val="left"/>
       <w:pPr>
         <w:tabs>
           <w:tab w:val="num" w:pos="0"/>
         </w:tabs>
-        <w:ind w:left="4320" w:hanging="1440"/>
-      </w:pPr>
-      <w:rPr/>
+        <w:ind w:left="0" w:hanging="0"/>
+      </w:pPr>
     </w:lvl>
   </w:abstractNum>
   <w:abstractNum w:abstractNumId="2">
@@ -3617,111 +4035,111 @@
         <w:tabs>
           <w:tab w:val="num" w:pos="0"/>
         </w:tabs>
-        <w:ind w:left="1429" w:hanging="360"/>
+        <w:ind w:left="360" w:hanging="360"/>
       </w:pPr>
       <w:rPr/>
     </w:lvl>
     <w:lvl w:ilvl="1">
       <w:start w:val="1"/>
-      <w:numFmt w:val="lowerLetter"/>
-      <w:lvlText w:val="%2."/>
+      <w:numFmt w:val="decimal"/>
+      <w:lvlText w:val="%1.%2."/>
       <w:lvlJc w:val="left"/>
       <w:pPr>
         <w:tabs>
           <w:tab w:val="num" w:pos="0"/>
         </w:tabs>
-        <w:ind w:left="2149" w:hanging="360"/>
+        <w:ind w:left="792" w:hanging="432"/>
       </w:pPr>
       <w:rPr/>
     </w:lvl>
     <w:lvl w:ilvl="2">
       <w:start w:val="1"/>
-      <w:numFmt w:val="lowerRoman"/>
-      <w:lvlText w:val="%3."/>
-      <w:lvlJc w:val="right"/>
+      <w:numFmt w:val="decimal"/>
+      <w:lvlText w:val="%1.%2.%3."/>
+      <w:lvlJc w:val="left"/>
       <w:pPr>
         <w:tabs>
           <w:tab w:val="num" w:pos="0"/>
         </w:tabs>
-        <w:ind w:left="2869" w:hanging="180"/>
+        <w:ind w:left="1224" w:hanging="504"/>
       </w:pPr>
       <w:rPr/>
     </w:lvl>
     <w:lvl w:ilvl="3">
       <w:start w:val="1"/>
       <w:numFmt w:val="decimal"/>
-      <w:lvlText w:val="%4."/>
+      <w:lvlText w:val="%1.%2.%3.%4."/>
       <w:lvlJc w:val="left"/>
       <w:pPr>
         <w:tabs>
           <w:tab w:val="num" w:pos="0"/>
         </w:tabs>
-        <w:ind w:left="3589" w:hanging="360"/>
+        <w:ind w:left="1728" w:hanging="648"/>
       </w:pPr>
       <w:rPr/>
     </w:lvl>
     <w:lvl w:ilvl="4">
       <w:start w:val="1"/>
-      <w:numFmt w:val="lowerLetter"/>
-      <w:lvlText w:val="%5."/>
+      <w:numFmt w:val="decimal"/>
+      <w:lvlText w:val="%1.%2.%3.%4.%5."/>
       <w:lvlJc w:val="left"/>
       <w:pPr>
         <w:tabs>
           <w:tab w:val="num" w:pos="0"/>
         </w:tabs>
-        <w:ind w:left="4309" w:hanging="360"/>
+        <w:ind w:left="2232" w:hanging="792"/>
       </w:pPr>
       <w:rPr/>
     </w:lvl>
     <w:lvl w:ilvl="5">
       <w:start w:val="1"/>
-      <w:numFmt w:val="lowerRoman"/>
-      <w:lvlText w:val="%6."/>
-      <w:lvlJc w:val="right"/>
+      <w:numFmt w:val="decimal"/>
+      <w:lvlText w:val="%1.%2.%3.%4.%5.%6."/>
+      <w:lvlJc w:val="left"/>
       <w:pPr>
         <w:tabs>
           <w:tab w:val="num" w:pos="0"/>
         </w:tabs>
-        <w:ind w:left="5029" w:hanging="180"/>
+        <w:ind w:left="2736" w:hanging="936"/>
       </w:pPr>
       <w:rPr/>
     </w:lvl>
     <w:lvl w:ilvl="6">
       <w:start w:val="1"/>
       <w:numFmt w:val="decimal"/>
-      <w:lvlText w:val="%7."/>
+      <w:lvlText w:val="%1.%2.%3.%4.%5.%6.%7."/>
       <w:lvlJc w:val="left"/>
       <w:pPr>
         <w:tabs>
           <w:tab w:val="num" w:pos="0"/>
         </w:tabs>
-        <w:ind w:left="5749" w:hanging="360"/>
+        <w:ind w:left="3240" w:hanging="1080"/>
       </w:pPr>
       <w:rPr/>
     </w:lvl>
     <w:lvl w:ilvl="7">
       <w:start w:val="1"/>
-      <w:numFmt w:val="lowerLetter"/>
-      <w:lvlText w:val="%8."/>
+      <w:numFmt w:val="decimal"/>
+      <w:lvlText w:val="%1.%2.%3.%4.%5.%6.%7.%8."/>
       <w:lvlJc w:val="left"/>
       <w:pPr>
         <w:tabs>
           <w:tab w:val="num" w:pos="0"/>
         </w:tabs>
-        <w:ind w:left="6469" w:hanging="360"/>
+        <w:ind w:left="3744" w:hanging="1224"/>
       </w:pPr>
       <w:rPr/>
     </w:lvl>
     <w:lvl w:ilvl="8">
       <w:start w:val="1"/>
-      <w:numFmt w:val="lowerRoman"/>
-      <w:lvlText w:val="%9."/>
-      <w:lvlJc w:val="right"/>
+      <w:numFmt w:val="decimal"/>
+      <w:lvlText w:val="%1.%2.%3.%4.%5.%6.%7.%8.%9."/>
+      <w:lvlJc w:val="left"/>
       <w:pPr>
         <w:tabs>
           <w:tab w:val="num" w:pos="0"/>
         </w:tabs>
-        <w:ind w:left="7189" w:hanging="180"/>
+        <w:ind w:left="4320" w:hanging="1440"/>
       </w:pPr>
       <w:rPr/>
     </w:lvl>
@@ -3848,120 +4266,120 @@
   <w:abstractNum w:abstractNumId="4">
     <w:lvl w:ilvl="0">
       <w:start w:val="1"/>
-      <w:numFmt w:val="none"/>
-      <w:suff w:val="nothing"/>
-      <w:lvlText w:val=""/>
+      <w:numFmt w:val="decimal"/>
+      <w:lvlText w:val="%1."/>
       <w:lvlJc w:val="left"/>
       <w:pPr>
         <w:tabs>
           <w:tab w:val="num" w:pos="0"/>
         </w:tabs>
-        <w:ind w:left="0" w:hanging="0"/>
-      </w:pPr>
+        <w:ind w:left="1429" w:hanging="360"/>
+      </w:pPr>
+      <w:rPr/>
     </w:lvl>
     <w:lvl w:ilvl="1">
       <w:start w:val="1"/>
-      <w:numFmt w:val="none"/>
-      <w:suff w:val="nothing"/>
-      <w:lvlText w:val=""/>
+      <w:numFmt w:val="lowerLetter"/>
+      <w:lvlText w:val="%2."/>
       <w:lvlJc w:val="left"/>
       <w:pPr>
         <w:tabs>
           <w:tab w:val="num" w:pos="0"/>
         </w:tabs>
-        <w:ind w:left="0" w:hanging="0"/>
-      </w:pPr>
+        <w:ind w:left="2149" w:hanging="360"/>
+      </w:pPr>
+      <w:rPr/>
     </w:lvl>
     <w:lvl w:ilvl="2">
       <w:start w:val="1"/>
-      <w:numFmt w:val="none"/>
-      <w:suff w:val="nothing"/>
-      <w:lvlText w:val=""/>
-      <w:lvlJc w:val="left"/>
+      <w:numFmt w:val="lowerRoman"/>
+      <w:lvlText w:val="%3."/>
+      <w:lvlJc w:val="right"/>
       <w:pPr>
         <w:tabs>
           <w:tab w:val="num" w:pos="0"/>
         </w:tabs>
-        <w:ind w:left="0" w:hanging="0"/>
-      </w:pPr>
+        <w:ind w:left="2869" w:hanging="180"/>
+      </w:pPr>
+      <w:rPr/>
     </w:lvl>
     <w:lvl w:ilvl="3">
       <w:start w:val="1"/>
-      <w:numFmt w:val="none"/>
-      <w:suff w:val="nothing"/>
-      <w:lvlText w:val=""/>
+      <w:numFmt w:val="decimal"/>
+      <w:lvlText w:val="%4."/>
       <w:lvlJc w:val="left"/>
       <w:pPr>
         <w:tabs>
           <w:tab w:val="num" w:pos="0"/>
         </w:tabs>
-        <w:ind w:left="0" w:hanging="0"/>
-      </w:pPr>
+        <w:ind w:left="3589" w:hanging="360"/>
+      </w:pPr>
+      <w:rPr/>
     </w:lvl>
     <w:lvl w:ilvl="4">
       <w:start w:val="1"/>
-      <w:numFmt w:val="none"/>
-      <w:suff w:val="nothing"/>
-      <w:lvlText w:val=""/>
+      <w:numFmt w:val="lowerLetter"/>
+      <w:lvlText w:val="%5."/>
       <w:lvlJc w:val="left"/>
       <w:pPr>
         <w:tabs>
           <w:tab w:val="num" w:pos="0"/>
         </w:tabs>
-        <w:ind w:left="0" w:hanging="0"/>
-      </w:pPr>
+        <w:ind w:left="4309" w:hanging="360"/>
+      </w:pPr>
+      <w:rPr/>
     </w:lvl>
     <w:lvl w:ilvl="5">
       <w:start w:val="1"/>
-      <w:numFmt w:val="none"/>
-      <w:suff w:val="nothing"/>
-      <w:lvlText w:val=""/>
-      <w:lvlJc w:val="left"/>
+      <w:numFmt w:val="lowerRoman"/>
+      <w:lvlText w:val="%6."/>
+      <w:lvlJc w:val="right"/>
       <w:pPr>
         <w:tabs>
           <w:tab w:val="num" w:pos="0"/>
         </w:tabs>
-        <w:ind w:left="0" w:hanging="0"/>
-      </w:pPr>
+        <w:ind w:left="5029" w:hanging="180"/>
+      </w:pPr>
+      <w:rPr/>
     </w:lvl>
     <w:lvl w:ilvl="6">
       <w:start w:val="1"/>
-      <w:numFmt w:val="none"/>
-      <w:suff w:val="nothing"/>
-      <w:lvlText w:val=""/>
+      <w:numFmt w:val="decimal"/>
+      <w:lvlText w:val="%7."/>
       <w:lvlJc w:val="left"/>
       <w:pPr>
         <w:tabs>
           <w:tab w:val="num" w:pos="0"/>
         </w:tabs>
-        <w:ind w:left="0" w:hanging="0"/>
-      </w:pPr>
+        <w:ind w:left="5749" w:hanging="360"/>
+      </w:pPr>
+      <w:rPr/>
     </w:lvl>
     <w:lvl w:ilvl="7">
       <w:start w:val="1"/>
-      <w:numFmt w:val="none"/>
-      <w:suff w:val="nothing"/>
-      <w:lvlText w:val=""/>
+      <w:numFmt w:val="lowerLetter"/>
+      <w:lvlText w:val="%8."/>
       <w:lvlJc w:val="left"/>
       <w:pPr>
         <w:tabs>
           <w:tab w:val="num" w:pos="0"/>
         </w:tabs>
-        <w:ind w:left="0" w:hanging="0"/>
-      </w:pPr>
+        <w:ind w:left="6469" w:hanging="360"/>
+      </w:pPr>
+      <w:rPr/>
     </w:lvl>
     <w:lvl w:ilvl="8">
       <w:start w:val="1"/>
-      <w:numFmt w:val="none"/>
-      <w:suff w:val="nothing"/>
-      <w:lvlText w:val=""/>
-      <w:lvlJc w:val="left"/>
+      <w:numFmt w:val="lowerRoman"/>
+      <w:lvlText w:val="%9."/>
+      <w:lvlJc w:val="right"/>
       <w:pPr>
         <w:tabs>
           <w:tab w:val="num" w:pos="0"/>
         </w:tabs>
-        <w:ind w:left="0" w:hanging="0"/>
-      </w:pPr>
+        <w:ind w:left="7189" w:hanging="180"/>
+      </w:pPr>
+      <w:rPr/>
     </w:lvl>
   </w:abstractNum>
   <w:num w:numId="1">
@@ -3984,12 +4402,11 @@
   <w:docDefaults>
     <w:rPrDefault>
       <w:rPr>
-        <w:rFonts w:ascii="Calibri" w:hAnsi="Calibri" w:eastAsia="Calibri" w:cs="" w:asciiTheme="minorHAnsi" w:cstheme="minorBidi" w:eastAsiaTheme="minorHAnsi" w:hAnsiTheme="minorHAnsi"/>
+        <w:rFonts w:ascii="Calibri" w:hAnsi="Calibri" w:eastAsia="Calibri" w:cs="DejaVu Sans"/>
         <w:kern w:val="2"/>
         <w:sz w:val="22"/>
         <w:szCs w:val="22"/>
         <w:lang w:val="ru-RU" w:eastAsia="en-US" w:bidi="ar-SA"/>
-        <w14:ligatures w14:val="standardContextual"/>
       </w:rPr>
     </w:rPrDefault>
     <w:pPrDefault>
@@ -3998,403 +4415,27 @@
       </w:pPr>
     </w:pPrDefault>
   </w:docDefaults>
-  <w:latentStyles w:defLockedState="0" w:defUIPriority="99" w:defSemiHidden="0" w:defUnhideWhenUsed="0" w:defQFormat="0" w:count="376">
-    <w:lsdException w:name="Normal" w:uiPriority="0"/>
-    <w:lsdException w:name="heading 1" w:uiPriority="9" w:qFormat="1"/>
-    <w:lsdException w:name="heading 2" w:uiPriority="9" w:semiHidden="1" w:unhideWhenUsed="1" w:qFormat="1"/>
-    <w:lsdException w:name="heading 3" w:uiPriority="9" w:semiHidden="1" w:unhideWhenUsed="1" w:qFormat="1"/>
-    <w:lsdException w:name="heading 4" w:uiPriority="9" w:semiHidden="1" w:unhideWhenUsed="1" w:qFormat="1"/>
-    <w:lsdException w:name="heading 5" w:uiPriority="9" w:semiHidden="1" w:unhideWhenUsed="1" w:qFormat="1"/>
-    <w:lsdException w:name="heading 6" w:uiPriority="9" w:semiHidden="1" w:unhideWhenUsed="1" w:qFormat="1"/>
-    <w:lsdException w:name="heading 7" w:uiPriority="9" w:semiHidden="1" w:unhideWhenUsed="1" w:qFormat="1"/>
-    <w:lsdException w:name="heading 8" w:uiPriority="9" w:semiHidden="1" w:unhideWhenUsed="1" w:qFormat="1"/>
-    <w:lsdException w:name="heading 9" w:uiPriority="9" w:semiHidden="1" w:unhideWhenUsed="1" w:qFormat="1"/>
-    <w:lsdException w:name="index 1" w:semiHidden="1" w:unhideWhenUsed="1"/>
-    <w:lsdException w:name="index 2" w:semiHidden="1" w:unhideWhenUsed="1"/>
-    <w:lsdException w:name="index 3" w:semiHidden="1" w:unhideWhenUsed="1"/>
-    <w:lsdException w:name="index 4" w:semiHidden="1" w:unhideWhenUsed="1"/>
-    <w:lsdException w:name="index 5" w:semiHidden="1" w:unhideWhenUsed="1"/>
-    <w:lsdException w:name="index 6" w:semiHidden="1" w:unhideWhenUsed="1"/>
-    <w:lsdException w:name="index 7" w:semiHidden="1" w:unhideWhenUsed="1"/>
-    <w:lsdException w:name="index 8" w:semiHidden="1" w:unhideWhenUsed="1"/>
-    <w:lsdException w:name="index 9" w:semiHidden="1" w:unhideWhenUsed="1"/>
-    <w:lsdException w:name="toc 1" w:uiPriority="39" w:semiHidden="1" w:unhideWhenUsed="1"/>
-    <w:lsdException w:name="toc 2" w:uiPriority="39" w:semiHidden="1" w:unhideWhenUsed="1"/>
-    <w:lsdException w:name="toc 3" w:uiPriority="39" w:semiHidden="1" w:unhideWhenUsed="1"/>
-    <w:lsdException w:name="toc 4" w:uiPriority="39" w:semiHidden="1" w:unhideWhenUsed="1"/>
-    <w:lsdException w:name="toc 5" w:uiPriority="39" w:semiHidden="1" w:unhideWhenUsed="1"/>
-    <w:lsdException w:name="toc 6" w:uiPriority="39" w:semiHidden="1" w:unhideWhenUsed="1"/>
-    <w:lsdException w:name="toc 7" w:uiPriority="39" w:semiHidden="1" w:unhideWhenUsed="1"/>
-    <w:lsdException w:name="toc 8" w:uiPriority="39" w:semiHidden="1" w:unhideWhenUsed="1"/>
-    <w:lsdException w:name="toc 9" w:uiPriority="39" w:semiHidden="1" w:unhideWhenUsed="1"/>
-    <w:lsdException w:name="Normal Indent" w:semiHidden="1" w:unhideWhenUsed="1"/>
-    <w:lsdException w:name="footnote text" w:semiHidden="1" w:unhideWhenUsed="1"/>
-    <w:lsdException w:name="annotation text" w:semiHidden="1" w:unhideWhenUsed="1"/>
-    <w:lsdException w:name="header" w:semiHidden="1" w:unhideWhenUsed="1"/>
-    <w:lsdException w:name="footer" w:semiHidden="1" w:unhideWhenUsed="1"/>
-    <w:lsdException w:name="index heading" w:semiHidden="1" w:unhideWhenUsed="1"/>
-    <w:lsdException w:name="caption" w:uiPriority="35" w:semiHidden="1" w:unhideWhenUsed="1" w:qFormat="1"/>
-    <w:lsdException w:name="table of figures" w:semiHidden="1" w:unhideWhenUsed="1"/>
-    <w:lsdException w:name="envelope address" w:semiHidden="1" w:unhideWhenUsed="1"/>
-    <w:lsdException w:name="envelope return" w:semiHidden="1" w:unhideWhenUsed="1"/>
-    <w:lsdException w:name="footnote reference" w:semiHidden="1" w:unhideWhenUsed="1"/>
-    <w:lsdException w:name="annotation reference" w:semiHidden="1" w:unhideWhenUsed="1"/>
-    <w:lsdException w:name="line number" w:semiHidden="1" w:unhideWhenUsed="1"/>
-    <w:lsdException w:name="page number" w:semiHidden="1" w:unhideWhenUsed="1"/>
-    <w:lsdException w:name="endnote reference" w:semiHidden="1" w:unhideWhenUsed="1"/>
-    <w:lsdException w:name="endnote text" w:semiHidden="1" w:unhideWhenUsed="1"/>
-    <w:lsdException w:name="table of authorities" w:semiHidden="1" w:unhideWhenUsed="1"/>
-    <w:lsdException w:name="macro" w:semiHidden="1" w:unhideWhenUsed="1"/>
-    <w:lsdException w:name="toa heading" w:semiHidden="1" w:unhideWhenUsed="1"/>
-    <w:lsdException w:name="List" w:semiHidden="1" w:unhideWhenUsed="1"/>
-    <w:lsdException w:name="List Bullet" w:semiHidden="1" w:unhideWhenUsed="1"/>
-    <w:lsdException w:name="List Number" w:semiHidden="1" w:unhideWhenUsed="1"/>
-    <w:lsdException w:name="List 2" w:semiHidden="1" w:unhideWhenUsed="1"/>
-    <w:lsdException w:name="List 3" w:semiHidden="1" w:unhideWhenUsed="1"/>
-    <w:lsdException w:name="List 4" w:semiHidden="1" w:unhideWhenUsed="1"/>
-    <w:lsdException w:name="List 5" w:semiHidden="1" w:unhideWhenUsed="1"/>
-    <w:lsdException w:name="List Bullet 2" w:semiHidden="1" w:unhideWhenUsed="1"/>
-    <w:lsdException w:name="List Bullet 3" w:semiHidden="1" w:unhideWhenUsed="1"/>
-    <w:lsdException w:name="List Bullet 4" w:semiHidden="1" w:unhideWhenUsed="1"/>
-    <w:lsdException w:name="List Bullet 5" w:semiHidden="1" w:unhideWhenUsed="1"/>
-    <w:lsdException w:name="List Number 2" w:semiHidden="1" w:unhideWhenUsed="1"/>
-    <w:lsdException w:name="List Number 3" w:semiHidden="1" w:unhideWhenUsed="1"/>
-    <w:lsdException w:name="List Number 4" w:semiHidden="1" w:unhideWhenUsed="1"/>
-    <w:lsdException w:name="List Number 5" w:semiHidden="1" w:unhideWhenUsed="1"/>
-    <w:lsdException w:name="Title" w:uiPriority="10" w:qFormat="1"/>
-    <w:lsdException w:name="Closing" w:semiHidden="1" w:unhideWhenUsed="1"/>
-    <w:lsdException w:name="Signature" w:semiHidden="1" w:unhideWhenUsed="1"/>
-    <w:lsdException w:name="Default Paragraph Font" w:uiPriority="1" w:semiHidden="1" w:unhideWhenUsed="1"/>
-    <w:lsdException w:name="Body Text" w:uiPriority="0" w:semiHidden="1" w:unhideWhenUsed="1" w:qFormat="1"/>
-    <w:lsdException w:name="Body Text Indent" w:semiHidden="1" w:unhideWhenUsed="1"/>
-    <w:lsdException w:name="List Continue" w:semiHidden="1" w:unhideWhenUsed="1"/>
-    <w:lsdException w:name="List Continue 2" w:semiHidden="1" w:unhideWhenUsed="1"/>
-    <w:lsdException w:name="List Continue 3" w:semiHidden="1" w:unhideWhenUsed="1"/>
-    <w:lsdException w:name="List Continue 4" w:semiHidden="1" w:unhideWhenUsed="1"/>
-    <w:lsdException w:name="List Continue 5" w:semiHidden="1" w:unhideWhenUsed="1"/>
-    <w:lsdException w:name="Message Header" w:semiHidden="1" w:unhideWhenUsed="1"/>
-    <w:lsdException w:name="Subtitle" w:uiPriority="11" w:qFormat="1"/>
-    <w:lsdException w:name="Salutation" w:semiHidden="1" w:unhideWhenUsed="1"/>
-    <w:lsdException w:name="Date" w:semiHidden="1" w:unhideWhenUsed="1"/>
-    <w:lsdException w:name="Body Text First Indent" w:semiHidden="1" w:unhideWhenUsed="1"/>
-    <w:lsdException w:name="Body Text First Indent 2" w:semiHidden="1" w:unhideWhenUsed="1"/>
-    <w:lsdException w:name="Note Heading" w:semiHidden="1" w:unhideWhenUsed="1"/>
-    <w:lsdException w:name="Body Text 2" w:semiHidden="1" w:unhideWhenUsed="1"/>
-    <w:lsdException w:name="Body Text 3" w:semiHidden="1" w:unhideWhenUsed="1"/>
-    <w:lsdException w:name="Body Text Indent 2" w:semiHidden="1" w:unhideWhenUsed="1"/>
-    <w:lsdException w:name="Body Text Indent 3" w:semiHidden="1" w:unhideWhenUsed="1"/>
-    <w:lsdException w:name="Block Text" w:semiHidden="1" w:unhideWhenUsed="1"/>
-    <w:lsdException w:name="Hyperlink" w:semiHidden="1" w:unhideWhenUsed="1"/>
-    <w:lsdException w:name="FollowedHyperlink" w:semiHidden="1" w:unhideWhenUsed="1"/>
-    <w:lsdException w:name="Strong" w:uiPriority="22" w:qFormat="1"/>
-    <w:lsdException w:name="Emphasis" w:uiPriority="20" w:qFormat="1"/>
-    <w:lsdException w:name="Document Map" w:semiHidden="1" w:unhideWhenUsed="1"/>
-    <w:lsdException w:name="Plain Text" w:semiHidden="1" w:unhideWhenUsed="1"/>
-    <w:lsdException w:name="E-mail Signature" w:semiHidden="1" w:unhideWhenUsed="1"/>
-    <w:lsdException w:name="HTML Top of Form" w:semiHidden="1" w:unhideWhenUsed="1"/>
-    <w:lsdException w:name="HTML Bottom of Form" w:semiHidden="1" w:unhideWhenUsed="1"/>
-    <w:lsdException w:name="Normal (Web)" w:semiHidden="1" w:unhideWhenUsed="1"/>
-    <w:lsdException w:name="HTML Acronym" w:semiHidden="1" w:unhideWhenUsed="1"/>
-    <w:lsdException w:name="HTML Address" w:semiHidden="1" w:unhideWhenUsed="1"/>
-    <w:lsdException w:name="HTML Cite" w:semiHidden="1" w:unhideWhenUsed="1"/>
-    <w:lsdException w:name="HTML Code" w:semiHidden="1" w:unhideWhenUsed="1"/>
-    <w:lsdException w:name="HTML Definition" w:semiHidden="1" w:unhideWhenUsed="1"/>
-    <w:lsdException w:name="HTML Keyboard" w:semiHidden="1" w:unhideWhenUsed="1"/>
-    <w:lsdException w:name="HTML Preformatted" w:semiHidden="1" w:unhideWhenUsed="1"/>
-    <w:lsdException w:name="HTML Sample" w:semiHidden="1" w:unhideWhenUsed="1"/>
-    <w:lsdException w:name="HTML Typewriter" w:semiHidden="1" w:unhideWhenUsed="1"/>
-    <w:lsdException w:name="HTML Variable" w:semiHidden="1" w:unhideWhenUsed="1"/>
-    <w:lsdException w:name="Normal Table" w:semiHidden="1" w:unhideWhenUsed="1"/>
-    <w:lsdException w:name="annotation subject" w:semiHidden="1" w:unhideWhenUsed="1"/>
-    <w:lsdException w:name="No List" w:semiHidden="1" w:unhideWhenUsed="1"/>
-    <w:lsdException w:name="Outline List 1" w:semiHidden="1" w:unhideWhenUsed="1"/>
-    <w:lsdException w:name="Outline List 2" w:semiHidden="1" w:unhideWhenUsed="1"/>
-    <w:lsdException w:name="Outline List 3" w:semiHidden="1" w:unhideWhenUsed="1"/>
-    <w:lsdException w:name="Table Simple 1" w:semiHidden="1" w:unhideWhenUsed="1"/>
-    <w:lsdException w:name="Table Simple 2" w:semiHidden="1" w:unhideWhenUsed="1"/>
-    <w:lsdException w:name="Table Simple 3" w:semiHidden="1" w:unhideWhenUsed="1"/>
-    <w:lsdException w:name="Table Classic 1" w:semiHidden="1" w:unhideWhenUsed="1"/>
-    <w:lsdException w:name="Table Classic 2" w:semiHidden="1" w:unhideWhenUsed="1"/>
-    <w:lsdException w:name="Table Classic 3" w:semiHidden="1" w:unhideWhenUsed="1"/>
-    <w:lsdException w:name="Table Classic 4" w:semiHidden="1" w:unhideWhenUsed="1"/>
-    <w:lsdException w:name="Table Colorful 1" w:semiHidden="1" w:unhideWhenUsed="1"/>
-    <w:lsdException w:name="Table Colorful 2" w:semiHidden="1" w:unhideWhenUsed="1"/>
-    <w:lsdException w:name="Table Colorful 3" w:semiHidden="1" w:unhideWhenUsed="1"/>
-    <w:lsdException w:name="Table Columns 1" w:semiHidden="1" w:unhideWhenUsed="1"/>
-    <w:lsdException w:name="Table Columns 2" w:semiHidden="1" w:unhideWhenUsed="1"/>
-    <w:lsdException w:name="Table Columns 3" w:semiHidden="1" w:unhideWhenUsed="1"/>
-    <w:lsdException w:name="Table Columns 4" w:semiHidden="1" w:unhideWhenUsed="1"/>
-    <w:lsdException w:name="Table Columns 5" w:semiHidden="1" w:unhideWhenUsed="1"/>
-    <w:lsdException w:name="Table Grid 1" w:semiHidden="1" w:unhideWhenUsed="1"/>
-    <w:lsdException w:name="Table Grid 2" w:semiHidden="1" w:unhideWhenUsed="1"/>
-    <w:lsdException w:name="Table Grid 3" w:semiHidden="1" w:unhideWhenUsed="1"/>
-    <w:lsdException w:name="Table Grid 4" w:semiHidden="1" w:unhideWhenUsed="1"/>
-    <w:lsdException w:name="Table Grid 5" w:semiHidden="1" w:unhideWhenUsed="1"/>
-    <w:lsdException w:name="Table Grid 6" w:semiHidden="1" w:unhideWhenUsed="1"/>
-    <w:lsdException w:name="Table Grid 7" w:semiHidden="1" w:unhideWhenUsed="1"/>
-    <w:lsdException w:name="Table Grid 8" w:semiHidden="1" w:unhideWhenUsed="1"/>
-    <w:lsdException w:name="Table List 1" w:semiHidden="1" w:unhideWhenUsed="1"/>
-    <w:lsdException w:name="Table List 2" w:semiHidden="1" w:unhideWhenUsed="1"/>
-    <w:lsdException w:name="Table List 3" w:semiHidden="1" w:unhideWhenUsed="1"/>
-    <w:lsdException w:name="Table List 4" w:semiHidden="1" w:unhideWhenUsed="1"/>
-    <w:lsdException w:name="Table List 5" w:semiHidden="1" w:unhideWhenUsed="1"/>
-    <w:lsdException w:name="Table List 6" w:semiHidden="1" w:unhideWhenUsed="1"/>
-    <w:lsdException w:name="Table List 7" w:semiHidden="1" w:unhideWhenUsed="1"/>
-    <w:lsdException w:name="Table List 8" w:semiHidden="1" w:unhideWhenUsed="1"/>
-    <w:lsdException w:name="Table 3D effects 1" w:semiHidden="1" w:unhideWhenUsed="1"/>
-    <w:lsdException w:name="Table 3D effects 2" w:semiHidden="1" w:unhideWhenUsed="1"/>
-    <w:lsdException w:name="Table 3D effects 3" w:semiHidden="1" w:unhideWhenUsed="1"/>
-    <w:lsdException w:name="Table Contemporary" w:semiHidden="1" w:unhideWhenUsed="1"/>
-    <w:lsdException w:name="Table Elegant" w:semiHidden="1" w:unhideWhenUsed="1"/>
-    <w:lsdException w:name="Table Professional" w:semiHidden="1" w:unhideWhenUsed="1"/>
-    <w:lsdException w:name="Table Subtle 1" w:semiHidden="1" w:unhideWhenUsed="1"/>
-    <w:lsdException w:name="Table Subtle 2" w:semiHidden="1" w:unhideWhenUsed="1"/>
-    <w:lsdException w:name="Table Web 1" w:semiHidden="1" w:unhideWhenUsed="1"/>
-    <w:lsdException w:name="Table Web 2" w:semiHidden="1" w:unhideWhenUsed="1"/>
-    <w:lsdException w:name="Table Web 3" w:semiHidden="1" w:unhideWhenUsed="1"/>
-    <w:lsdException w:name="Balloon Text" w:semiHidden="1" w:unhideWhenUsed="1"/>
-    <w:lsdException w:name="Table Grid" w:uiPriority="39"/>
-    <w:lsdException w:name="Table Theme" w:semiHidden="1" w:unhideWhenUsed="1"/>
-    <w:lsdException w:name="Placeholder Text" w:semiHidden="1"/>
-    <w:lsdException w:name="No Spacing" w:uiPriority="1"/>
-    <w:lsdException w:name="Light Shading" w:uiPriority="60"/>
-    <w:lsdException w:name="Light List" w:uiPriority="61"/>
-    <w:lsdException w:name="Light Grid" w:uiPriority="62"/>
-    <w:lsdException w:name="Medium Shading 1" w:uiPriority="63"/>
-    <w:lsdException w:name="Medium Shading 2" w:uiPriority="64"/>
-    <w:lsdException w:name="Medium List 1" w:uiPriority="65"/>
-    <w:lsdException w:name="Medium List 2" w:uiPriority="66"/>
-    <w:lsdException w:name="Medium Grid 1" w:uiPriority="67"/>
-    <w:lsdException w:name="Medium Grid 2" w:uiPriority="68"/>
-    <w:lsdException w:name="Medium Grid 3" w:uiPriority="69"/>
-    <w:lsdException w:name="Dark List" w:uiPriority="70"/>
-    <w:lsdException w:name="Colorful Shading" w:uiPriority="71"/>
-    <w:lsdException w:name="Colorful List" w:uiPriority="72"/>
-    <w:lsdException w:name="Colorful Grid" w:uiPriority="73"/>
-    <w:lsdException w:name="Light Shading Accent 1" w:uiPriority="60"/>
-    <w:lsdException w:name="Light List Accent 1" w:uiPriority="61"/>
-    <w:lsdException w:name="Light Grid Accent 1" w:uiPriority="62"/>
-    <w:lsdException w:name="Medium Shading 1 Accent 1" w:uiPriority="63"/>
-    <w:lsdException w:name="Medium Shading 2 Accent 1" w:uiPriority="64"/>
-    <w:lsdException w:name="Medium List 1 Accent 1" w:uiPriority="65"/>
-    <w:lsdException w:name="Revision" w:semiHidden="1"/>
-    <w:lsdException w:name="List Paragraph" w:uiPriority="34" w:qFormat="1"/>
-    <w:lsdException w:name="Quote" w:uiPriority="29" w:qFormat="1"/>
-    <w:lsdException w:name="Intense Quote" w:uiPriority="30" w:qFormat="1"/>
-    <w:lsdException w:name="Medium List 2 Accent 1" w:uiPriority="66"/>
-    <w:lsdException w:name="Medium Grid 1 Accent 1" w:uiPriority="67"/>
-    <w:lsdException w:name="Medium Grid 2 Accent 1" w:uiPriority="68"/>
-    <w:lsdException w:name="Medium Grid 3 Accent 1" w:uiPriority="69"/>
-    <w:lsdException w:name="Dark List Accent 1" w:uiPriority="70"/>
-    <w:lsdException w:name="Colorful Shading Accent 1" w:uiPriority="71"/>
-    <w:lsdException w:name="Colorful List Accent 1" w:uiPriority="72"/>
-    <w:lsdException w:name="Colorful Grid Accent 1" w:uiPriority="73"/>
-    <w:lsdException w:name="Light Shading Accent 2" w:uiPriority="60"/>
-    <w:lsdException w:name="Light List Accent 2" w:uiPriority="61"/>
-    <w:lsdException w:name="Light Grid Accent 2" w:uiPriority="62"/>
-    <w:lsdException w:name="Medium Shading 1 Accent 2" w:uiPriority="63"/>
-    <w:lsdException w:name="Medium Shading 2 Accent 2" w:uiPriority="64"/>
-    <w:lsdException w:name="Medium List 1 Accent 2" w:uiPriority="65"/>
-    <w:lsdException w:name="Medium List 2 Accent 2" w:uiPriority="66"/>
-    <w:lsdException w:name="Medium Grid 1 Accent 2" w:uiPriority="67"/>
-    <w:lsdException w:name="Medium Grid 2 Accent 2" w:uiPriority="68"/>
-    <w:lsdException w:name="Medium Grid 3 Accent 2" w:uiPriority="69"/>
-    <w:lsdException w:name="Dark List Accent 2" w:uiPriority="70"/>
-    <w:lsdException w:name="Colorful Shading Accent 2" w:uiPriority="71"/>
-    <w:lsdException w:name="Colorful List Accent 2" w:uiPriority="72"/>
-    <w:lsdException w:name="Colorful Grid Accent 2" w:uiPriority="73"/>
-    <w:lsdException w:name="Light Shading Accent 3" w:uiPriority="60"/>
-    <w:lsdException w:name="Light List Accent 3" w:uiPriority="61"/>
-    <w:lsdException w:name="Light Grid Accent 3" w:uiPriority="62"/>
-    <w:lsdException w:name="Medium Shading 1 Accent 3" w:uiPriority="63"/>
-    <w:lsdException w:name="Medium Shading 2 Accent 3" w:uiPriority="64"/>
-    <w:lsdException w:name="Medium List 1 Accent 3" w:uiPriority="65"/>
-    <w:lsdException w:name="Medium List 2 Accent 3" w:uiPriority="66"/>
-    <w:lsdException w:name="Medium Grid 1 Accent 3" w:uiPriority="67"/>
-    <w:lsdException w:name="Medium Grid 2 Accent 3" w:uiPriority="68"/>
-    <w:lsdException w:name="Medium Grid 3 Accent 3" w:uiPriority="69"/>
-    <w:lsdException w:name="Dark List Accent 3" w:uiPriority="70"/>
-    <w:lsdException w:name="Colorful Shading Accent 3" w:uiPriority="71"/>
-    <w:lsdException w:name="Colorful List Accent 3" w:uiPriority="72"/>
-    <w:lsdException w:name="Colorful Grid Accent 3" w:uiPriority="73"/>
-    <w:lsdException w:name="Light Shading Accent 4" w:uiPriority="60"/>
-    <w:lsdException w:name="Light List Accent 4" w:uiPriority="61"/>
-    <w:lsdException w:name="Light Grid Accent 4" w:uiPriority="62"/>
-    <w:lsdException w:name="Medium Shading 1 Accent 4" w:uiPriority="63"/>
-    <w:lsdException w:name="Medium Shading 2 Accent 4" w:uiPriority="64"/>
-    <w:lsdException w:name="Medium List 1 Accent 4" w:uiPriority="65"/>
-    <w:lsdException w:name="Medium List 2 Accent 4" w:uiPriority="66"/>
-    <w:lsdException w:name="Medium Grid 1 Accent 4" w:uiPriority="67"/>
-    <w:lsdException w:name="Medium Grid 2 Accent 4" w:uiPriority="68"/>
-    <w:lsdException w:name="Medium Grid 3 Accent 4" w:uiPriority="69"/>
-    <w:lsdException w:name="Dark List Accent 4" w:uiPriority="70"/>
-    <w:lsdException w:name="Colorful Shading Accent 4" w:uiPriority="71"/>
-    <w:lsdException w:name="Colorful List Accent 4" w:uiPriority="72"/>
-    <w:lsdException w:name="Colorful Grid Accent 4" w:uiPriority="73"/>
-    <w:lsdException w:name="Light Shading Accent 5" w:uiPriority="60"/>
-    <w:lsdException w:name="Light List Accent 5" w:uiPriority="61"/>
-    <w:lsdException w:name="Light Grid Accent 5" w:uiPriority="62"/>
-    <w:lsdException w:name="Medium Shading 1 Accent 5" w:uiPriority="63"/>
-    <w:lsdException w:name="Medium Shading 2 Accent 5" w:uiPriority="64"/>
-    <w:lsdException w:name="Medium List 1 Accent 5" w:uiPriority="65"/>
-    <w:lsdException w:name="Medium List 2 Accent 5" w:uiPriority="66"/>
-    <w:lsdException w:name="Medium Grid 1 Accent 5" w:uiPriority="67"/>
-    <w:lsdException w:name="Medium Grid 2 Accent 5" w:uiPriority="68"/>
-    <w:lsdException w:name="Medium Grid 3 Accent 5" w:uiPriority="69"/>
-    <w:lsdException w:name="Dark List Accent 5" w:uiPriority="70"/>
-    <w:lsdException w:name="Colorful Shading Accent 5" w:uiPriority="71"/>
-    <w:lsdException w:name="Colorful List Accent 5" w:uiPriority="72"/>
-    <w:lsdException w:name="Colorful Grid Accent 5" w:uiPriority="73"/>
-    <w:lsdException w:name="Light Shading Accent 6" w:uiPriority="60"/>
-    <w:lsdException w:name="Light List Accent 6" w:uiPriority="61"/>
-    <w:lsdException w:name="Light Grid Accent 6" w:uiPriority="62"/>
-    <w:lsdException w:name="Medium Shading 1 Accent 6" w:uiPriority="63"/>
-    <w:lsdException w:name="Medium Shading 2 Accent 6" w:uiPriority="64"/>
-    <w:lsdException w:name="Medium List 1 Accent 6" w:uiPriority="65"/>
-    <w:lsdException w:name="Medium List 2 Accent 6" w:uiPriority="66"/>
-    <w:lsdException w:name="Medium Grid 1 Accent 6" w:uiPriority="67"/>
-    <w:lsdException w:name="Medium Grid 2 Accent 6" w:uiPriority="68"/>
-    <w:lsdException w:name="Medium Grid 3 Accent 6" w:uiPriority="69"/>
-    <w:lsdException w:name="Dark List Accent 6" w:uiPriority="70"/>
-    <w:lsdException w:name="Colorful Shading Accent 6" w:uiPriority="71"/>
-    <w:lsdException w:name="Colorful List Accent 6" w:uiPriority="72"/>
-    <w:lsdException w:name="Colorful Grid Accent 6" w:uiPriority="73"/>
-    <w:lsdException w:name="Subtle Emphasis" w:uiPriority="19" w:qFormat="1"/>
-    <w:lsdException w:name="Intense Emphasis" w:uiPriority="21" w:qFormat="1"/>
-    <w:lsdException w:name="Subtle Reference" w:uiPriority="31" w:qFormat="1"/>
-    <w:lsdException w:name="Intense Reference" w:uiPriority="32" w:qFormat="1"/>
-    <w:lsdException w:name="Book Title" w:uiPriority="33" w:qFormat="1"/>
-    <w:lsdException w:name="Bibliography" w:uiPriority="37" w:semiHidden="1" w:unhideWhenUsed="1"/>
-    <w:lsdException w:name="TOC Heading" w:uiPriority="39" w:semiHidden="1" w:unhideWhenUsed="1" w:qFormat="1"/>
-    <w:lsdException w:name="Plain Table 1" w:uiPriority="41"/>
-    <w:lsdException w:name="Plain Table 2" w:uiPriority="42"/>
-    <w:lsdException w:name="Plain Table 3" w:uiPriority="43"/>
-    <w:lsdException w:name="Plain Table 4" w:uiPriority="44"/>
-    <w:lsdException w:name="Plain Table 5" w:uiPriority="45"/>
-    <w:lsdException w:name="Grid Table Light" w:uiPriority="40"/>
-    <w:lsdException w:name="Grid Table 1 Light" w:uiPriority="46"/>
-    <w:lsdException w:name="Grid Table 2" w:uiPriority="47"/>
-    <w:lsdException w:name="Grid Table 3" w:uiPriority="48"/>
-    <w:lsdException w:name="Grid Table 4" w:uiPriority="49"/>
-    <w:lsdException w:name="Grid Table 5 Dark" w:uiPriority="50"/>
-    <w:lsdException w:name="Grid Table 6 Colorful" w:uiPriority="51"/>
-    <w:lsdException w:name="Grid Table 7 Colorful" w:uiPriority="52"/>
-    <w:lsdException w:name="Grid Table 1 Light Accent 1" w:uiPriority="46"/>
-    <w:lsdException w:name="Grid Table 2 Accent 1" w:uiPriority="47"/>
-    <w:lsdException w:name="Grid Table 3 Accent 1" w:uiPriority="48"/>
-    <w:lsdException w:name="Grid Table 4 Accent 1" w:uiPriority="49"/>
-    <w:lsdException w:name="Grid Table 5 Dark Accent 1" w:uiPriority="50"/>
-    <w:lsdException w:name="Grid Table 6 Colorful Accent 1" w:uiPriority="51"/>
-    <w:lsdException w:name="Grid Table 7 Colorful Accent 1" w:uiPriority="52"/>
-    <w:lsdException w:name="Grid Table 1 Light Accent 2" w:uiPriority="46"/>
-    <w:lsdException w:name="Grid Table 2 Accent 2" w:uiPriority="47"/>
-    <w:lsdException w:name="Grid Table 3 Accent 2" w:uiPriority="48"/>
-    <w:lsdException w:name="Grid Table 4 Accent 2" w:uiPriority="49"/>
-    <w:lsdException w:name="Grid Table 5 Dark Accent 2" w:uiPriority="50"/>
-    <w:lsdException w:name="Grid Table 6 Colorful Accent 2" w:uiPriority="51"/>
-    <w:lsdException w:name="Grid Table 7 Colorful Accent 2" w:uiPriority="52"/>
-    <w:lsdException w:name="Grid Table 1 Light Accent 3" w:uiPriority="46"/>
-    <w:lsdException w:name="Grid Table 2 Accent 3" w:uiPriority="47"/>
-    <w:lsdException w:name="Grid Table 3 Accent 3" w:uiPriority="48"/>
-    <w:lsdException w:name="Grid Table 4 Accent 3" w:uiPriority="49"/>
-    <w:lsdException w:name="Grid Table 5 Dark Accent 3" w:uiPriority="50"/>
-    <w:lsdException w:name="Grid Table 6 Colorful Accent 3" w:uiPriority="51"/>
-    <w:lsdException w:name="Grid Table 7 Colorful Accent 3" w:uiPriority="52"/>
-    <w:lsdException w:name="Grid Table 1 Light Accent 4" w:uiPriority="46"/>
-    <w:lsdException w:name="Grid Table 2 Accent 4" w:uiPriority="47"/>
-    <w:lsdException w:name="Grid Table 3 Accent 4" w:uiPriority="48"/>
-    <w:lsdException w:name="Grid Table 4 Accent 4" w:uiPriority="49"/>
-    <w:lsdException w:name="Grid Table 5 Dark Accent 4" w:uiPriority="50"/>
-    <w:lsdException w:name="Grid Table 6 Colorful Accent 4" w:uiPriority="51"/>
-    <w:lsdException w:name="Grid Table 7 Colorful Accent 4" w:uiPriority="52"/>
-    <w:lsdException w:name="Grid Table 1 Light Accent 5" w:uiPriority="46"/>
-    <w:lsdException w:name="Grid Table 2 Accent 5" w:uiPriority="47"/>
-    <w:lsdException w:name="Grid Table 3 Accent 5" w:uiPriority="48"/>
-    <w:lsdException w:name="Grid Table 4 Accent 5" w:uiPriority="49"/>
-    <w:lsdException w:name="Grid Table 5 Dark Accent 5" w:uiPriority="50"/>
-    <w:lsdException w:name="Grid Table 6 Colorful Accent 5" w:uiPriority="51"/>
-    <w:lsdException w:name="Grid Table 7 Colorful Accent 5" w:uiPriority="52"/>
-    <w:lsdException w:name="Grid Table 1 Light Accent 6" w:uiPriority="46"/>
-    <w:lsdException w:name="Grid Table 2 Accent 6" w:uiPriority="47"/>
-    <w:lsdException w:name="Grid Table 3 Accent 6" w:uiPriority="48"/>
-    <w:lsdException w:name="Grid Table 4 Accent 6" w:uiPriority="49"/>
-    <w:lsdException w:name="Grid Table 5 Dark Accent 6" w:uiPriority="50"/>
-    <w:lsdException w:name="Grid Table 6 Colorful Accent 6" w:uiPriority="51"/>
-    <w:lsdException w:name="Grid Table 7 Colorful Accent 6" w:uiPriority="52"/>
-    <w:lsdException w:name="List Table 1 Light" w:uiPriority="46"/>
-    <w:lsdException w:name="List Table 2" w:uiPriority="47"/>
-    <w:lsdException w:name="List Table 3" w:uiPriority="48"/>
-    <w:lsdException w:name="List Table 4" w:uiPriority="49"/>
-    <w:lsdException w:name="List Table 5 Dark" w:uiPriority="50"/>
-    <w:lsdException w:name="List Table 6 Colorful" w:uiPriority="51"/>
-    <w:lsdException w:name="List Table 7 Colorful" w:uiPriority="52"/>
-    <w:lsdException w:name="List Table 1 Light Accent 1" w:uiPriority="46"/>
-    <w:lsdException w:name="List Table 2 Accent 1" w:uiPriority="47"/>
-    <w:lsdException w:name="List Table 3 Accent 1" w:uiPriority="48"/>
-    <w:lsdException w:name="List Table 4 Accent 1" w:uiPriority="49"/>
-    <w:lsdException w:name="List Table 5 Dark Accent 1" w:uiPriority="50"/>
-    <w:lsdException w:name="List Table 6 Colorful Accent 1" w:uiPriority="51"/>
-    <w:lsdException w:name="List Table 7 Colorful Accent 1" w:uiPriority="52"/>
-    <w:lsdException w:name="List Table 1 Light Accent 2" w:uiPriority="46"/>
-    <w:lsdException w:name="List Table 2 Accent 2" w:uiPriority="47"/>
-    <w:lsdException w:name="List Table 3 Accent 2" w:uiPriority="48"/>
-    <w:lsdException w:name="List Table 4 Accent 2" w:uiPriority="49"/>
-    <w:lsdException w:name="List Table 5 Dark Accent 2" w:uiPriority="50"/>
-    <w:lsdException w:name="List Table 6 Colorful Accent 2" w:uiPriority="51"/>
-    <w:lsdException w:name="List Table 7 Colorful Accent 2" w:uiPriority="52"/>
-    <w:lsdException w:name="List Table 1 Light Accent 3" w:uiPriority="46"/>
-    <w:lsdException w:name="List Table 2 Accent 3" w:uiPriority="47"/>
-    <w:lsdException w:name="List Table 3 Accent 3" w:uiPriority="48"/>
-    <w:lsdException w:name="List Table 4 Accent 3" w:uiPriority="49"/>
-    <w:lsdException w:name="List Table 5 Dark Accent 3" w:uiPriority="50"/>
-    <w:lsdException w:name="List Table 6 Colorful Accent 3" w:uiPriority="51"/>
-    <w:lsdException w:name="List Table 7 Colorful Accent 3" w:uiPriority="52"/>
-    <w:lsdException w:name="List Table 1 Light Accent 4" w:uiPriority="46"/>
-    <w:lsdException w:name="List Table 2 Accent 4" w:uiPriority="47"/>
-    <w:lsdException w:name="List Table 3 Accent 4" w:uiPriority="48"/>
-    <w:lsdException w:name="List Table 4 Accent 4" w:uiPriority="49"/>
-    <w:lsdException w:name="List Table 5 Dark Accent 4" w:uiPriority="50"/>
-    <w:lsdException w:name="List Table 6 Colorful Accent 4" w:uiPriority="51"/>
-    <w:lsdException w:name="List Table 7 Colorful Accent 4" w:uiPriority="52"/>
-    <w:lsdException w:name="List Table 1 Light Accent 5" w:uiPriority="46"/>
-    <w:lsdException w:name="List Table 2 Accent 5" w:uiPriority="47"/>
-    <w:lsdException w:name="List Table 3 Accent 5" w:uiPriority="48"/>
-    <w:lsdException w:name="List Table 4 Accent 5" w:uiPriority="49"/>
-    <w:lsdException w:name="List Table 5 Dark Accent 5" w:uiPriority="50"/>
-    <w:lsdException w:name="List Table 6 Colorful Accent 5" w:uiPriority="51"/>
-    <w:lsdException w:name="List Table 7 Colorful Accent 5" w:uiPriority="52"/>
-    <w:lsdException w:name="List Table 1 Light Accent 6" w:uiPriority="46"/>
-    <w:lsdException w:name="List Table 2 Accent 6" w:uiPriority="47"/>
-    <w:lsdException w:name="List Table 3 Accent 6" w:uiPriority="48"/>
-    <w:lsdException w:name="List Table 4 Accent 6" w:uiPriority="49"/>
-    <w:lsdException w:name="List Table 5 Dark Accent 6" w:uiPriority="50"/>
-    <w:lsdException w:name="List Table 6 Colorful Accent 6" w:uiPriority="51"/>
-    <w:lsdException w:name="List Table 7 Colorful Accent 6" w:uiPriority="52"/>
-    <w:lsdException w:name="Mention" w:semiHidden="1" w:unhideWhenUsed="1"/>
-    <w:lsdException w:name="Smart Hyperlink" w:semiHidden="1" w:unhideWhenUsed="1"/>
-    <w:lsdException w:name="Hashtag" w:semiHidden="1" w:unhideWhenUsed="1"/>
-    <w:lsdException w:name="Unresolved Mention" w:semiHidden="1" w:unhideWhenUsed="1"/>
-    <w:lsdException w:name="Smart Link" w:semiHidden="1" w:unhideWhenUsed="1"/>
-  </w:latentStyles>
-  <w:style w:type="paragraph" w:styleId="Normal" w:default="1">
+  <w:style w:type="paragraph" w:styleId="Normal">
     <w:name w:val="Normal"/>
     <w:qFormat/>
-    <w:rsid w:val="00bc0082"/>
     <w:pPr>
       <w:widowControl/>
+      <w:suppressAutoHyphens w:val="true"/>
+      <w:kinsoku w:val="true"/>
+      <w:overflowPunct w:val="true"/>
+      <w:autoSpaceDE w:val="true"/>
       <w:bidi w:val="0"/>
       <w:spacing w:lineRule="auto" w:line="360" w:before="0" w:after="0"/>
-      <w:ind w:firstLine="709"/>
+      <w:ind w:left="0" w:right="0" w:firstLine="709"/>
       <w:jc w:val="both"/>
     </w:pPr>
     <w:rPr>
-      <w:rFonts w:ascii="Times New Roman" w:hAnsi="Times New Roman" w:eastAsia="Calibri" w:cs=""/>
+      <w:rFonts w:ascii="Times New Roman" w:hAnsi="Times New Roman" w:eastAsia="Calibri" w:cs="DejaVu Sans"/>
       <w:color w:val="auto"/>
       <w:kern w:val="0"/>
       <w:sz w:val="28"/>
       <w:szCs w:val="22"/>
       <w:lang w:val="ru-RU" w:eastAsia="en-US" w:bidi="ar-SA"/>
-      <w14:ligatures w14:val="none"/>
     </w:rPr>
   </w:style>
   <w:style w:type="paragraph" w:styleId="Heading1">
@@ -4403,19 +4444,21 @@
     <w:next w:val="Normal"/>
     <w:link w:val="1"/>
     <w:autoRedefine/>
-    <w:uiPriority w:val="9"/>
     <w:qFormat/>
-    <w:rsid w:val="00985833"/>
     <w:pPr>
       <w:keepNext w:val="true"/>
       <w:keepLines/>
       <w:widowControl w:val="false"/>
-      <w:ind w:hanging="0"/>
+      <w:numPr>
+        <w:ilvl w:val="0"/>
+        <w:numId w:val="0"/>
+      </w:numPr>
+      <w:ind w:left="0" w:right="0" w:hanging="0"/>
       <w:jc w:val="center"/>
       <w:outlineLvl w:val="0"/>
     </w:pPr>
     <w:rPr>
-      <w:rFonts w:eastAsia="" w:cs="" w:cstheme="majorBidi" w:eastAsiaTheme="majorEastAsia"/>
+      <w:rFonts w:eastAsia="Calibri" w:cs="DejaVu Sans"/>
       <w:b/>
       <w:szCs w:val="32"/>
       <w:lang w:eastAsia="ru-RU" w:bidi="ru-RU"/>
@@ -4427,23 +4470,20 @@
     <w:next w:val="Normal"/>
     <w:link w:val="2"/>
     <w:autoRedefine/>
-    <w:uiPriority w:val="9"/>
-    <w:unhideWhenUsed/>
     <w:qFormat/>
-    <w:rsid w:val="004253e8"/>
     <w:pPr>
       <w:keepNext w:val="true"/>
       <w:keepLines/>
       <w:widowControl w:val="false"/>
       <w:numPr>
         <w:ilvl w:val="0"/>
-        <w:numId w:val="1"/>
+        <w:numId w:val="2"/>
       </w:numPr>
       <w:jc w:val="left"/>
       <w:outlineLvl w:val="1"/>
     </w:pPr>
     <w:rPr>
-      <w:rFonts w:eastAsia="" w:cs="" w:cstheme="majorBidi" w:eastAsiaTheme="majorEastAsia"/>
+      <w:rFonts w:eastAsia="Calibri" w:cs="DejaVu Sans"/>
       <w:b/>
       <w:bCs/>
       <w:szCs w:val="26"/>
@@ -4456,106 +4496,88 @@
     <w:next w:val="Normal"/>
     <w:link w:val="3"/>
     <w:autoRedefine/>
-    <w:uiPriority w:val="9"/>
-    <w:unhideWhenUsed/>
     <w:qFormat/>
-    <w:rsid w:val="004253e8"/>
     <w:pPr>
       <w:keepNext w:val="true"/>
       <w:keepLines/>
       <w:widowControl w:val="false"/>
       <w:numPr>
         <w:ilvl w:val="1"/>
-        <w:numId w:val="1"/>
+        <w:numId w:val="2"/>
       </w:numPr>
       <w:jc w:val="left"/>
       <w:outlineLvl w:val="2"/>
     </w:pPr>
     <w:rPr>
-      <w:rFonts w:eastAsia="" w:cs="" w:cstheme="majorBidi" w:eastAsiaTheme="majorEastAsia"/>
+      <w:rFonts w:eastAsia="Calibri" w:cs="DejaVu Sans"/>
       <w:b/>
       <w:szCs w:val="24"/>
       <w:lang w:eastAsia="ru-RU" w:bidi="ru-RU"/>
     </w:rPr>
   </w:style>
-  <w:style w:type="character" w:styleId="DefaultParagraphFont" w:default="1">
+  <w:style w:type="character" w:styleId="DefaultParagraphFont">
     <w:name w:val="Default Paragraph Font"/>
-    <w:uiPriority w:val="1"/>
-    <w:semiHidden/>
-    <w:unhideWhenUsed/>
     <w:qFormat/>
     <w:rPr/>
   </w:style>
-  <w:style w:type="character" w:styleId="Style11" w:customStyle="1">
+  <w:style w:type="character" w:styleId="Style11">
     <w:name w:val="Основной текст Знак"/>
     <w:basedOn w:val="DefaultParagraphFont"/>
     <w:qFormat/>
-    <w:rsid w:val="00a70d06"/>
     <w:rPr>
       <w:rFonts w:ascii="Times New Roman" w:hAnsi="Times New Roman" w:eastAsia="Times New Roman" w:cs="Times New Roman"/>
       <w:kern w:val="0"/>
       <w:sz w:val="28"/>
       <w:szCs w:val="28"/>
-      <w14:ligatures w14:val="none"/>
     </w:rPr>
   </w:style>
-  <w:style w:type="character" w:styleId="1" w:customStyle="1">
+  <w:style w:type="character" w:styleId="1">
     <w:name w:val="Заголовок 1 Знак"/>
     <w:basedOn w:val="DefaultParagraphFont"/>
     <w:link w:val="Heading1"/>
-    <w:uiPriority w:val="9"/>
     <w:qFormat/>
-    <w:rsid w:val="00985833"/>
     <w:rPr>
-      <w:rFonts w:ascii="Times New Roman" w:hAnsi="Times New Roman" w:eastAsia="" w:cs="" w:cstheme="majorBidi" w:eastAsiaTheme="majorEastAsia"/>
+      <w:rFonts w:ascii="Times New Roman" w:hAnsi="Times New Roman" w:eastAsia="Calibri" w:cs="DejaVu Sans"/>
       <w:b/>
       <w:kern w:val="0"/>
       <w:sz w:val="28"/>
       <w:szCs w:val="32"/>
       <w:lang w:eastAsia="ru-RU" w:bidi="ru-RU"/>
-      <w14:ligatures w14:val="none"/>
     </w:rPr>
   </w:style>
-  <w:style w:type="character" w:styleId="2" w:customStyle="1">
+  <w:style w:type="character" w:styleId="2">
     <w:name w:val="Заголовок 2 Знак"/>
     <w:basedOn w:val="DefaultParagraphFont"/>
     <w:link w:val="Heading2"/>
-    <w:uiPriority w:val="9"/>
     <w:qFormat/>
-    <w:rsid w:val="004253e8"/>
     <w:rPr>
-      <w:rFonts w:ascii="Times New Roman" w:hAnsi="Times New Roman" w:eastAsia="" w:cs="" w:cstheme="majorBidi" w:eastAsiaTheme="majorEastAsia"/>
+      <w:rFonts w:ascii="Times New Roman" w:hAnsi="Times New Roman" w:eastAsia="Calibri" w:cs="DejaVu Sans"/>
       <w:b/>
       <w:bCs/>
       <w:kern w:val="0"/>
       <w:sz w:val="28"/>
       <w:szCs w:val="26"/>
       <w:lang w:eastAsia="ru-RU" w:bidi="ru-RU"/>
-      <w14:ligatures w14:val="none"/>
     </w:rPr>
   </w:style>
-  <w:style w:type="character" w:styleId="3" w:customStyle="1">
+  <w:style w:type="character" w:styleId="3">
     <w:name w:val="Заголовок 3 Знак"/>
     <w:basedOn w:val="DefaultParagraphFont"/>
     <w:link w:val="Heading3"/>
-    <w:uiPriority w:val="9"/>
     <w:qFormat/>
-    <w:rsid w:val="004253e8"/>
     <w:rPr>
-      <w:rFonts w:ascii="Times New Roman" w:hAnsi="Times New Roman" w:eastAsia="" w:cs="" w:cstheme="majorBidi" w:eastAsiaTheme="majorEastAsia"/>
+      <w:rFonts w:ascii="Times New Roman" w:hAnsi="Times New Roman" w:eastAsia="Calibri" w:cs="DejaVu Sans"/>
       <w:b/>
       <w:kern w:val="0"/>
       <w:sz w:val="28"/>
       <w:szCs w:val="24"/>
       <w:lang w:eastAsia="ru-RU" w:bidi="ru-RU"/>
-      <w14:ligatures w14:val="none"/>
     </w:rPr>
   </w:style>
-  <w:style w:type="character" w:styleId="FootnotedescriptionChar" w:customStyle="1">
+  <w:style w:type="character" w:styleId="FootnotedescriptionChar">
     <w:name w:val="footnote description Char"/>
     <w:link w:val="Footnotedescription"/>
     <w:qFormat/>
-    <w:rsid w:val="004253e8"/>
     <w:rPr>
       <w:rFonts w:ascii="Times New Roman" w:hAnsi="Times New Roman" w:eastAsia="Times New Roman" w:cs="Times New Roman"/>
       <w:color w:val="000000"/>
@@ -4563,10 +4585,9 @@
       <w:lang w:eastAsia="ru-RU"/>
     </w:rPr>
   </w:style>
-  <w:style w:type="character" w:styleId="Footnotemark" w:customStyle="1">
+  <w:style w:type="character" w:styleId="Footnotemark">
     <w:name w:val="footnote mark"/>
     <w:qFormat/>
-    <w:rsid w:val="004253e8"/>
     <w:rPr>
       <w:rFonts w:ascii="Times New Roman" w:hAnsi="Times New Roman" w:eastAsia="Times New Roman" w:cs="Times New Roman"/>
       <w:color w:val="000000"/>
@@ -4577,40 +4598,31 @@
   <w:style w:type="character" w:styleId="InternetLink">
     <w:name w:val="Hyperlink"/>
     <w:basedOn w:val="DefaultParagraphFont"/>
-    <w:uiPriority w:val="99"/>
-    <w:unhideWhenUsed/>
-    <w:rsid w:val="00a70d06"/>
     <w:rPr>
-      <w:color w:val="0563C1" w:themeColor="hyperlink"/>
+      <w:color w:val="0563C1"/>
       <w:u w:val="single"/>
     </w:rPr>
   </w:style>
-  <w:style w:type="character" w:styleId="Style12" w:customStyle="1">
+  <w:style w:type="character" w:styleId="Style12">
     <w:name w:val="Верхний колонтитул Знак"/>
     <w:basedOn w:val="DefaultParagraphFont"/>
     <w:link w:val="Header"/>
-    <w:uiPriority w:val="99"/>
     <w:qFormat/>
-    <w:rsid w:val="001104c8"/>
     <w:rPr>
       <w:rFonts w:ascii="Times New Roman" w:hAnsi="Times New Roman"/>
       <w:kern w:val="0"/>
       <w:sz w:val="28"/>
-      <w14:ligatures w14:val="none"/>
     </w:rPr>
   </w:style>
-  <w:style w:type="character" w:styleId="Style13" w:customStyle="1">
+  <w:style w:type="character" w:styleId="Style13">
     <w:name w:val="Нижний колонтитул Знак"/>
     <w:basedOn w:val="DefaultParagraphFont"/>
     <w:link w:val="Footer"/>
-    <w:uiPriority w:val="99"/>
     <w:qFormat/>
-    <w:rsid w:val="001104c8"/>
     <w:rPr>
       <w:rFonts w:ascii="Times New Roman" w:hAnsi="Times New Roman"/>
       <w:kern w:val="0"/>
       <w:sz w:val="28"/>
-      <w14:ligatures w14:val="none"/>
     </w:rPr>
   </w:style>
   <w:style w:type="character" w:styleId="IndexLink">
@@ -4637,8 +4649,6 @@
     <w:name w:val="Body Text"/>
     <w:basedOn w:val="Normal"/>
     <w:link w:val="Style11"/>
-    <w:qFormat/>
-    <w:rsid w:val="00a70d06"/>
     <w:pPr>
       <w:widowControl w:val="false"/>
     </w:pPr>
@@ -4684,53 +4694,54 @@
   </w:style>
   <w:style w:type="paragraph" w:styleId="NoSpacing">
     <w:name w:val="No Spacing"/>
-    <w:uiPriority w:val="1"/>
     <w:qFormat/>
-    <w:rsid w:val="00985833"/>
     <w:pPr>
       <w:widowControl/>
+      <w:suppressAutoHyphens w:val="true"/>
+      <w:kinsoku w:val="true"/>
+      <w:overflowPunct w:val="true"/>
+      <w:autoSpaceDE w:val="true"/>
       <w:bidi w:val="0"/>
       <w:spacing w:lineRule="auto" w:line="240" w:before="0" w:after="0"/>
-      <w:ind w:firstLine="709"/>
+      <w:ind w:left="0" w:right="0" w:firstLine="709"/>
       <w:jc w:val="both"/>
     </w:pPr>
     <w:rPr>
-      <w:rFonts w:ascii="Times New Roman" w:hAnsi="Times New Roman" w:eastAsia="Calibri" w:cs=""/>
+      <w:rFonts w:ascii="Times New Roman" w:hAnsi="Times New Roman" w:eastAsia="Calibri" w:cs="DejaVu Sans"/>
       <w:color w:val="auto"/>
       <w:kern w:val="0"/>
       <w:sz w:val="28"/>
       <w:szCs w:val="22"/>
       <w:lang w:val="ru-RU" w:eastAsia="en-US" w:bidi="ar-SA"/>
-      <w14:ligatures w14:val="none"/>
     </w:rPr>
   </w:style>
   <w:style w:type="paragraph" w:styleId="Caption1">
     <w:name w:val="caption"/>
     <w:basedOn w:val="Normal"/>
     <w:next w:val="Normal"/>
-    <w:uiPriority w:val="35"/>
-    <w:unhideWhenUsed/>
     <w:qFormat/>
-    <w:rsid w:val="004253e8"/>
     <w:pPr>
       <w:spacing w:lineRule="auto" w:line="240" w:before="0" w:after="200"/>
     </w:pPr>
     <w:rPr>
       <w:i/>
       <w:iCs/>
-      <w:color w:val="44546A" w:themeColor="text2"/>
+      <w:color w:val="44546A"/>
       <w:sz w:val="18"/>
       <w:szCs w:val="18"/>
     </w:rPr>
   </w:style>
-  <w:style w:type="paragraph" w:styleId="Footnotedescription" w:customStyle="1">
+  <w:style w:type="paragraph" w:styleId="Footnotedescription">
     <w:name w:val="footnote description"/>
     <w:next w:val="Normal"/>
     <w:link w:val="FootnotedescriptionChar"/>
     <w:qFormat/>
-    <w:rsid w:val="004253e8"/>
     <w:pPr>
       <w:widowControl/>
+      <w:suppressAutoHyphens w:val="true"/>
+      <w:kinsoku w:val="true"/>
+      <w:overflowPunct w:val="true"/>
+      <w:autoSpaceDE w:val="true"/>
       <w:bidi w:val="0"/>
       <w:spacing w:lineRule="auto" w:line="259" w:before="0" w:after="0"/>
       <w:jc w:val="left"/>
@@ -4741,18 +4752,16 @@
       <w:kern w:val="2"/>
       <w:sz w:val="20"/>
       <w:szCs w:val="22"/>
-      <w:lang w:eastAsia="ru-RU" w:val="ru-RU" w:bidi="ar-SA"/>
+      <w:lang w:val="ru-RU" w:eastAsia="ru-RU" w:bidi="ar-SA"/>
     </w:rPr>
   </w:style>
   <w:style w:type="paragraph" w:styleId="ListParagraph">
     <w:name w:val="List Paragraph"/>
     <w:basedOn w:val="Normal"/>
-    <w:uiPriority w:val="34"/>
     <w:qFormat/>
-    <w:rsid w:val="004253e8"/>
     <w:pPr>
       <w:spacing w:before="0" w:after="0"/>
-      <w:ind w:left="720" w:firstLine="709"/>
+      <w:ind w:left="720" w:right="0" w:firstLine="709"/>
       <w:contextualSpacing/>
     </w:pPr>
     <w:rPr/>
@@ -4767,10 +4776,6 @@
     <w:name w:val="TOC Heading"/>
     <w:basedOn w:val="Heading1"/>
     <w:next w:val="Normal"/>
-    <w:uiPriority w:val="39"/>
-    <w:unhideWhenUsed/>
-    <w:qFormat/>
-    <w:rsid w:val="00a70d06"/>
     <w:pPr>
       <w:widowControl/>
       <w:spacing w:lineRule="auto" w:line="259" w:before="240" w:after="0"/>
@@ -4778,9 +4783,9 @@
       <w:outlineLvl w:val="9"/>
     </w:pPr>
     <w:rPr>
-      <w:rFonts w:ascii="Calibri Light" w:hAnsi="Calibri Light" w:asciiTheme="majorHAnsi" w:hAnsiTheme="majorHAnsi"/>
+      <w:rFonts w:ascii="Calibri Light" w:hAnsi="Calibri Light"/>
       <w:b w:val="false"/>
-      <w:color w:val="2F5496" w:themeColor="accent1" w:themeShade="bf"/>
+      <w:color w:val="2F5496"/>
       <w:sz w:val="32"/>
       <w:lang w:bidi="ar-SA"/>
     </w:rPr>
@@ -4790,9 +4795,6 @@
     <w:basedOn w:val="Normal"/>
     <w:next w:val="Normal"/>
     <w:autoRedefine/>
-    <w:uiPriority w:val="39"/>
-    <w:unhideWhenUsed/>
-    <w:rsid w:val="00a70d06"/>
     <w:pPr>
       <w:spacing w:before="0" w:after="100"/>
     </w:pPr>
@@ -4803,12 +4805,9 @@
     <w:basedOn w:val="Normal"/>
     <w:next w:val="Normal"/>
     <w:autoRedefine/>
-    <w:uiPriority w:val="39"/>
-    <w:unhideWhenUsed/>
-    <w:rsid w:val="00a70d06"/>
     <w:pPr>
       <w:spacing w:before="0" w:after="100"/>
-      <w:ind w:left="280" w:firstLine="709"/>
+      <w:ind w:left="280" w:right="0" w:firstLine="709"/>
     </w:pPr>
     <w:rPr/>
   </w:style>
@@ -4817,12 +4816,9 @@
     <w:basedOn w:val="Normal"/>
     <w:next w:val="Normal"/>
     <w:autoRedefine/>
-    <w:uiPriority w:val="39"/>
-    <w:unhideWhenUsed/>
-    <w:rsid w:val="00a70d06"/>
     <w:pPr>
       <w:spacing w:before="0" w:after="100"/>
-      <w:ind w:left="560" w:firstLine="709"/>
+      <w:ind w:left="560" w:right="0" w:firstLine="709"/>
     </w:pPr>
     <w:rPr/>
   </w:style>
@@ -4837,9 +4833,6 @@
     <w:name w:val="Header"/>
     <w:basedOn w:val="Normal"/>
     <w:link w:val="Style12"/>
-    <w:uiPriority w:val="99"/>
-    <w:unhideWhenUsed/>
-    <w:rsid w:val="001104c8"/>
     <w:pPr>
       <w:tabs>
         <w:tab w:val="clear" w:pos="708"/>
@@ -4854,9 +4847,6 @@
     <w:name w:val="Footer"/>
     <w:basedOn w:val="Normal"/>
     <w:link w:val="Style13"/>
-    <w:uiPriority w:val="99"/>
-    <w:unhideWhenUsed/>
-    <w:rsid w:val="001104c8"/>
     <w:pPr>
       <w:tabs>
         <w:tab w:val="clear" w:pos="708"/>
@@ -4867,352 +4857,19 @@
     </w:pPr>
     <w:rPr/>
   </w:style>
-  <w:style w:type="numbering" w:styleId="NoList" w:default="1">
+  <w:style w:type="paragraph" w:styleId="TableContents">
+    <w:name w:val="Table Contents"/>
+    <w:basedOn w:val="Normal"/>
+    <w:qFormat/>
+    <w:pPr>
+      <w:widowControl w:val="false"/>
+      <w:suppressLineNumbers/>
+    </w:pPr>
+    <w:rPr/>
+  </w:style>
+  <w:style w:type="numbering" w:styleId="NoList">
     <w:name w:val="No List"/>
-    <w:uiPriority w:val="99"/>
-    <w:semiHidden/>
-    <w:unhideWhenUsed/>
     <w:qFormat/>
   </w:style>
-  <w:style w:type="table" w:default="1" w:styleId="a1">
-    <w:name w:val="Normal Table"/>
-    <w:uiPriority w:val="99"/>
-    <w:semiHidden/>
-    <w:unhideWhenUsed/>
-    <w:tblPr>
-      <w:tblCellMar>
-        <w:top w:w="0" w:type="dxa"/>
-        <w:left w:w="108" w:type="dxa"/>
-        <w:bottom w:w="0" w:type="dxa"/>
-        <w:right w:w="108" w:type="dxa"/>
-      </w:tblCellMar>
-    </w:tblPr>
-  </w:style>
-  <w:style w:type="table" w:customStyle="1" w:styleId="TableGrid">
-    <w:name w:val="TableGrid"/>
-    <w:rsid w:val="004253e8"/>
-    <w:pPr>
-      <w:spacing w:after="0" w:line="240" w:lineRule="auto"/>
-    </w:pPr>
-    <w:rPr>
-      <w:rFonts w:eastAsiaTheme="minorEastAsia"/>
-      <w:lang w:eastAsia="ru-RU"/>
-    </w:rPr>
-    <w:tblPr>
-      <w:tblCellMar>
-        <w:top w:w="0" w:type="dxa"/>
-        <w:left w:w="0" w:type="dxa"/>
-        <w:bottom w:w="0" w:type="dxa"/>
-        <w:right w:w="0" w:type="dxa"/>
-      </w:tblCellMar>
-    </w:tblPr>
-  </w:style>
 </w:styles>
-</file>
-
-<file path=word/theme/theme1.xml><?xml version="1.0" encoding="utf-8"?>
-<a:theme xmlns:a="http://schemas.openxmlformats.org/drawingml/2006/main" name="Тема Office">
-  <a:themeElements>
-    <a:clrScheme name="Стандартная">
-      <a:dk1>
-        <a:sysClr val="windowText" lastClr="000000"/>
-      </a:dk1>
-      <a:lt1>
-        <a:sysClr val="window" lastClr="FFFFFF"/>
-      </a:lt1>
-      <a:dk2>
-        <a:srgbClr val="44546A"/>
-      </a:dk2>
-      <a:lt2>
-        <a:srgbClr val="E7E6E6"/>
-      </a:lt2>
-      <a:accent1>
-        <a:srgbClr val="4472C4"/>
-      </a:accent1>
-      <a:accent2>
-        <a:srgbClr val="ED7D31"/>
-      </a:accent2>
-      <a:accent3>
-        <a:srgbClr val="A5A5A5"/>
-      </a:accent3>
-      <a:accent4>
-        <a:srgbClr val="FFC000"/>
-      </a:accent4>
-      <a:accent5>
-        <a:srgbClr val="5B9BD5"/>
-      </a:accent5>
-      <a:accent6>
-        <a:srgbClr val="70AD47"/>
-      </a:accent6>
-      <a:hlink>
-        <a:srgbClr val="0563C1"/>
-      </a:hlink>
-      <a:folHlink>
-        <a:srgbClr val="954F72"/>
-      </a:folHlink>
-    </a:clrScheme>
-    <a:fontScheme name="Стандартная">
-      <a:majorFont>
-        <a:latin typeface="Calibri Light" panose="020F0302020204030204"/>
-        <a:ea typeface=""/>
-        <a:cs typeface=""/>
-        <a:font script="Jpan" typeface="游ゴシック Light"/>
-        <a:font script="Hang" typeface="맑은 고딕"/>
-        <a:font script="Hans" typeface="等线 Light"/>
-        <a:font script="Hant" typeface="新細明體"/>
-        <a:font script="Arab" typeface="Times New Roman"/>
-        <a:font script="Hebr" typeface="Times New Roman"/>
-        <a:font script="Thai" typeface="Angsana New"/>
-        <a:font script="Ethi" typeface="Nyala"/>
-        <a:font script="Beng" typeface="Vrinda"/>
-        <a:font script="Gujr" typeface="Shruti"/>
-        <a:font script="Khmr" typeface="MoolBoran"/>
-        <a:font script="Knda" typeface="Tunga"/>
-        <a:font script="Guru" typeface="Raavi"/>
-        <a:font script="Cans" typeface="Euphemia"/>
-        <a:font script="Cher" typeface="Plantagenet Cherokee"/>
-        <a:font script="Yiii" typeface="Microsoft Yi Baiti"/>
-        <a:font script="Tibt" typeface="Microsoft Himalaya"/>
-        <a:font script="Thaa" typeface="MV Boli"/>
-        <a:font script="Deva" typeface="Mangal"/>
-        <a:font script="Telu" typeface="Gautami"/>
-        <a:font script="Taml" typeface="Latha"/>
-        <a:font script="Syrc" typeface="Estrangelo Edessa"/>
-        <a:font script="Orya" typeface="Kalinga"/>
-        <a:font script="Mlym" typeface="Kartika"/>
-        <a:font script="Laoo" typeface="DokChampa"/>
-        <a:font script="Sinh" typeface="Iskoola Pota"/>
-        <a:font script="Mong" typeface="Mongolian Baiti"/>
-        <a:font script="Viet" typeface="Times New Roman"/>
-        <a:font script="Uigh" typeface="Microsoft Uighur"/>
-        <a:font script="Geor" typeface="Sylfaen"/>
-        <a:font script="Armn" typeface="Arial"/>
-        <a:font script="Bugi" typeface="Leelawadee UI"/>
-        <a:font script="Bopo" typeface="Microsoft JhengHei"/>
-        <a:font script="Java" typeface="Javanese Text"/>
-        <a:font script="Lisu" typeface="Segoe UI"/>
-        <a:font script="Mymr" typeface="Myanmar Text"/>
-        <a:font script="Nkoo" typeface="Ebrima"/>
-        <a:font script="Olck" typeface="Nirmala UI"/>
-        <a:font script="Osma" typeface="Ebrima"/>
-        <a:font script="Phag" typeface="Phagspa"/>
-        <a:font script="Syrn" typeface="Estrangelo Edessa"/>
-        <a:font script="Syrj" typeface="Estrangelo Edessa"/>
-        <a:font script="Syre" typeface="Estrangelo Edessa"/>
-        <a:font script="Sora" typeface="Nirmala UI"/>
-        <a:font script="Tale" typeface="Microsoft Tai Le"/>
-        <a:font script="Talu" typeface="Microsoft New Tai Lue"/>
-        <a:font script="Tfng" typeface="Ebrima"/>
-      </a:majorFont>
-      <a:minorFont>
-        <a:latin typeface="Calibri" panose="020F0502020204030204"/>
-        <a:ea typeface=""/>
-        <a:cs typeface=""/>
-        <a:font script="Jpan" typeface="游明朝"/>
-        <a:font script="Hang" typeface="맑은 고딕"/>
-        <a:font script="Hans" typeface="等线"/>
-        <a:font script="Hant" typeface="新細明體"/>
-        <a:font script="Arab" typeface="Arial"/>
-        <a:font script="Hebr" typeface="Arial"/>
-        <a:font script="Thai" typeface="Cordia New"/>
-        <a:font script="Ethi" typeface="Nyala"/>
-        <a:font script="Beng" typeface="Vrinda"/>
-        <a:font script="Gujr" typeface="Shruti"/>
-        <a:font script="Khmr" typeface="DaunPenh"/>
-        <a:font script="Knda" typeface="Tunga"/>
-        <a:font script="Guru" typeface="Raavi"/>
-        <a:font script="Cans" typeface="Euphemia"/>
-        <a:font script="Cher" typeface="Plantagenet Cherokee"/>
-        <a:font script="Yiii" typeface="Microsoft Yi Baiti"/>
-        <a:font script="Tibt" typeface="Microsoft Himalaya"/>
-        <a:font script="Thaa" typeface="MV Boli"/>
-        <a:font script="Deva" typeface="Mangal"/>
-        <a:font script="Telu" typeface="Gautami"/>
-        <a:font script="Taml" typeface="Latha"/>
-        <a:font script="Syrc" typeface="Estrangelo Edessa"/>
-        <a:font script="Orya" typeface="Kalinga"/>
-        <a:font script="Mlym" typeface="Kartika"/>
-        <a:font script="Laoo" typeface="DokChampa"/>
-        <a:font script="Sinh" typeface="Iskoola Pota"/>
-        <a:font script="Mong" typeface="Mongolian Baiti"/>
-        <a:font script="Viet" typeface="Arial"/>
-        <a:font script="Uigh" typeface="Microsoft Uighur"/>
-        <a:font script="Geor" typeface="Sylfaen"/>
-        <a:font script="Armn" typeface="Arial"/>
-        <a:font script="Bugi" typeface="Leelawadee UI"/>
-        <a:font script="Bopo" typeface="Microsoft JhengHei"/>
-        <a:font script="Java" typeface="Javanese Text"/>
-        <a:font script="Lisu" typeface="Segoe UI"/>
-        <a:font script="Mymr" typeface="Myanmar Text"/>
-        <a:font script="Nkoo" typeface="Ebrima"/>
-        <a:font script="Olck" typeface="Nirmala UI"/>
-        <a:font script="Osma" typeface="Ebrima"/>
-        <a:font script="Phag" typeface="Phagspa"/>
-        <a:font script="Syrn" typeface="Estrangelo Edessa"/>
-        <a:font script="Syrj" typeface="Estrangelo Edessa"/>
-        <a:font script="Syre" typeface="Estrangelo Edessa"/>
-        <a:font script="Sora" typeface="Nirmala UI"/>
-        <a:font script="Tale" typeface="Microsoft Tai Le"/>
-        <a:font script="Talu" typeface="Microsoft New Tai Lue"/>
-        <a:font script="Tfng" typeface="Ebrima"/>
-      </a:minorFont>
-    </a:fontScheme>
-    <a:fmtScheme name="Стандартная">
-      <a:fillStyleLst>
-        <a:solidFill>
-          <a:schemeClr val="phClr"/>
-        </a:solidFill>
-        <a:gradFill rotWithShape="1">
-          <a:gsLst>
-            <a:gs pos="0">
-              <a:schemeClr val="phClr">
-                <a:lumMod val="110000"/>
-                <a:satMod val="105000"/>
-                <a:tint val="67000"/>
-              </a:schemeClr>
-            </a:gs>
-            <a:gs pos="50000">
-              <a:schemeClr val="phClr">
-                <a:lumMod val="105000"/>
-                <a:satMod val="103000"/>
-                <a:tint val="73000"/>
-              </a:schemeClr>
-            </a:gs>
-            <a:gs pos="100000">
-              <a:schemeClr val="phClr">
-                <a:lumMod val="105000"/>
-                <a:satMod val="109000"/>
-                <a:tint val="81000"/>
-              </a:schemeClr>
-            </a:gs>
-          </a:gsLst>
-          <a:lin ang="5400000" scaled="0"/>
-        </a:gradFill>
-        <a:gradFill rotWithShape="1">
-          <a:gsLst>
-            <a:gs pos="0">
-              <a:schemeClr val="phClr">
-                <a:satMod val="103000"/>
-                <a:lumMod val="102000"/>
-                <a:tint val="94000"/>
-              </a:schemeClr>
-            </a:gs>
-            <a:gs pos="50000">
-              <a:schemeClr val="phClr">
-                <a:satMod val="110000"/>
-                <a:lumMod val="100000"/>
-                <a:shade val="100000"/>
-              </a:schemeClr>
-            </a:gs>
-            <a:gs pos="100000">
-              <a:schemeClr val="phClr">
-                <a:lumMod val="99000"/>
-                <a:satMod val="120000"/>
-                <a:shade val="78000"/>
-              </a:schemeClr>
-            </a:gs>
-          </a:gsLst>
-          <a:lin ang="5400000" scaled="0"/>
-        </a:gradFill>
-      </a:fillStyleLst>
-      <a:lnStyleLst>
-        <a:ln w="6350" cap="flat" cmpd="sng" algn="ctr">
-          <a:solidFill>
-            <a:schemeClr val="phClr"/>
-          </a:solidFill>
-          <a:prstDash val="solid"/>
-          <a:miter lim="800000"/>
-        </a:ln>
-        <a:ln w="12700" cap="flat" cmpd="sng" algn="ctr">
-          <a:solidFill>
-            <a:schemeClr val="phClr"/>
-          </a:solidFill>
-          <a:prstDash val="solid"/>
-          <a:miter lim="800000"/>
-        </a:ln>
-        <a:ln w="19050" cap="flat" cmpd="sng" algn="ctr">
-          <a:solidFill>
-            <a:schemeClr val="phClr"/>
-          </a:solidFill>
-          <a:prstDash val="solid"/>
-          <a:miter lim="800000"/>
-        </a:ln>
-      </a:lnStyleLst>
-      <a:effectStyleLst>
-        <a:effectStyle>
-          <a:effectLst/>
-        </a:effectStyle>
-        <a:effectStyle>
-          <a:effectLst/>
-        </a:effectStyle>
-        <a:effectStyle>
-          <a:effectLst>
-            <a:outerShdw blurRad="57150" dist="19050" dir="5400000" algn="ctr" rotWithShape="0">
-              <a:srgbClr val="000000">
-                <a:alpha val="63000"/>
-              </a:srgbClr>
-            </a:outerShdw>
-          </a:effectLst>
-        </a:effectStyle>
-      </a:effectStyleLst>
-      <a:bgFillStyleLst>
-        <a:solidFill>
-          <a:schemeClr val="phClr"/>
-        </a:solidFill>
-        <a:solidFill>
-          <a:schemeClr val="phClr">
-            <a:tint val="95000"/>
-            <a:satMod val="170000"/>
-          </a:schemeClr>
-        </a:solidFill>
-        <a:gradFill rotWithShape="1">
-          <a:gsLst>
-            <a:gs pos="0">
-              <a:schemeClr val="phClr">
-                <a:tint val="93000"/>
-                <a:satMod val="150000"/>
-                <a:shade val="98000"/>
-                <a:lumMod val="102000"/>
-              </a:schemeClr>
-            </a:gs>
-            <a:gs pos="50000">
-              <a:schemeClr val="phClr">
-                <a:tint val="98000"/>
-                <a:satMod val="130000"/>
-                <a:shade val="90000"/>
-                <a:lumMod val="103000"/>
-              </a:schemeClr>
-            </a:gs>
-            <a:gs pos="100000">
-              <a:schemeClr val="phClr">
-                <a:shade val="63000"/>
-                <a:satMod val="120000"/>
-              </a:schemeClr>
-            </a:gs>
-          </a:gsLst>
-          <a:lin ang="5400000" scaled="0"/>
-        </a:gradFill>
-      </a:bgFillStyleLst>
-    </a:fmtScheme>
-  </a:themeElements>
-  <a:objectDefaults/>
-  <a:extraClrSchemeLst/>
-  <a:extLst>
-    <a:ext uri="{05A4C25C-085E-4340-85A3-A5531E510DB2}">
-      <thm15:themeFamily xmlns:thm15="http://schemas.microsoft.com/office/thememl/2012/main" name="Office Theme" id="{62F939B6-93AF-4DB8-9C6B-D6C7DFDC589F}" vid="{4A3C46E8-61CC-4603-A589-7422A47A8E4A}"/>
-    </a:ext>
-  </a:extLst>
-</a:theme>
-</file>
-
-<file path=customXml/item1.xml><?xml version="1.0" encoding="utf-8"?>
-<b:Sources xmlns:b="http://schemas.openxmlformats.org/officeDocument/2006/bibliography" xmlns="http://schemas.openxmlformats.org/officeDocument/2006/bibliography" SelectedStyle="\APASixthEditionOfficeOnline.xsl" StyleName="APA" Version="6"/>
-</file>
-
-<file path=customXml/itemProps1.xml><?xml version="1.0" encoding="utf-8"?>
-<ds:datastoreItem xmlns:ds="http://schemas.openxmlformats.org/officeDocument/2006/customXml" ds:itemID="{994231FB-6E23-4220-B9FB-757EFD541962}">
-  <ds:schemaRefs>
-    <ds:schemaRef ds:uri="http://schemas.openxmlformats.org/officeDocument/2006/bibliography"/>
-  </ds:schemaRefs>
-</ds:datastoreItem>
 </file>